--- a/docs/install/项目部署说明-docker-offline.docx
+++ b/docs/install/项目部署说明-docker-offline.docx
@@ -1195,7 +1195,29 @@
         <w:spacing w:after="100" w:before="200"/>
       </w:pPr>
       <w:r>
-        <w:t xml:space="preserve">五、升级说明</w:t>
+        <w:t xml:space="preserve">五、首次安装与升级说明</w:t>
+      </w:r>
+    </w:p>
+    <w:p>
+      <w:pPr>
+        <w:spacing w:after="40" w:before="40"/>
+      </w:pPr>
+      <w:r>
+        <w:rPr>
+          <w:sz w:val="22"/>
+          <w:szCs w:val="22"/>
+        </w:rPr>
+        <w:t xml:space="preserve">&gt; 📦 安装包由 GitHub Actions 构建（推送 v* tag 自动产出 x64 + arm64 全部产物）：从 Actions → Artifacts 下载 meeting-docker-&lt;arch&gt;-&lt;ver&gt;-&lt;rel&gt;，解压后即为本文的 dist/docker/ 目录内容；也可在同架构构建机上执行 npm run pack:docker 自行打包。
+</w:t>
+      </w:r>
+    </w:p>
+    <w:p>
+      <w:pPr>
+        <w:pStyle w:val="Heading3"/>
+        <w:spacing w:after="80" w:before="160"/>
+      </w:pPr>
+      <w:r>
+        <w:t xml:space="preserve">5.1 首次安装（汇总）</w:t>
       </w:r>
     </w:p>
     <w:p>
@@ -1209,14 +1231,51 @@
           <w:sz w:val="19"/>
           <w:szCs w:val="19"/>
         </w:rPr>
-        <w:t xml:space="preserve"># 1. 构建机重新打包
-npm run pack:docker
-# 2. 拷贝到目标机
-scp dist/docker/meeting-app-*.tar dist/docker/meeting-base-*.tar user@target:/tmp/
-# 3. 目标机加载新镜像
+        <w:t xml:space="preserve"># 1) 加载全部镜像
 bash load-images.sh
-# 4. 重启服务（自动迁移）
-docker-compose up -d
+# 2) 配置环境
+cp .env.example .env
+vi .env                      # 必改：MEDIASOUP_ANNOUNCED_IP=服务器IP；数据库密码等
+# 3) 生成证书（可选，信创环境推荐 CA 模式）
+bash deploy/docker/gen-selfsigned.sh --ca &lt;服务器IP&gt;
+# 4) 启动（默认 SQLite + 自动初始化迁移与管理员）
+docker compose up -d
+# 5) 验证
+docker compose ps
+curl -k https://127.0.0.1/api/healthz
+</w:t>
+      </w:r>
+    </w:p>
+    <w:p>
+      <w:pPr>
+        <w:pStyle w:val="Heading3"/>
+        <w:spacing w:after="80" w:before="160"/>
+      </w:pPr>
+      <w:r>
+        <w:t xml:space="preserve">5.2 升级（汇总）</w:t>
+      </w:r>
+    </w:p>
+    <w:p>
+      <w:pPr>
+        <w:shd w:fill="F4F4F4"/>
+        <w:spacing w:after="80" w:before="80"/>
+      </w:pPr>
+      <w:r>
+        <w:rPr>
+          <w:rFonts w:ascii="Consolas" w:cs="Consolas" w:eastAsia="Consolas" w:hAnsi="Consolas"/>
+          <w:sz w:val="19"/>
+          <w:szCs w:val="19"/>
+        </w:rPr>
+        <w:t xml:space="preserve"># 0) 备份（推荐）
+cp .env .env.bak
+docker run --rm -v meeting-data:/data -v $(pwd)/backup:/backup alpine \
+  cp -a /data /backup/meeting-data-$(date +%Y%m%d)
+# 1) 获取新镜像包（构建机重新打包或从 Actions 下载）
+#    scp dist/docker/meeting-app-*.tar dist/docker/meeting-base-*.tar user@target:/tmp/
+# 2) 加载新镜像（自动覆盖同名旧镜像）
+bash load-images.sh
+# 3) 启动（自动迁移）
+docker compose up -d
 </w:t>
       </w:r>
     </w:p>
@@ -1229,7 +1288,94 @@
           <w:sz w:val="22"/>
           <w:szCs w:val="22"/>
         </w:rPr>
-        <w:t xml:space="preserve">&gt; docker-compose up -d 会自动用新镜像重建容器。.env 和数据卷保持不变，api 容器启动时自动执行迁移与 seed。
+        <w:t xml:space="preserve">&gt; docker compose up -d 会自动用新镜像重建容器。.env 和数据卷保持不变，api 容器启动时自动执行迁移与 seed，无需手工操作。
+</w:t>
+      </w:r>
+    </w:p>
+    <w:p>
+      <w:pPr>
+        <w:pStyle w:val="Heading3"/>
+        <w:spacing w:after="80" w:before="160"/>
+      </w:pPr>
+      <w:r>
+        <w:t xml:space="preserve">5.3 升级后验收</w:t>
+      </w:r>
+    </w:p>
+    <w:p>
+      <w:pPr>
+        <w:spacing w:after="40" w:before="40"/>
+      </w:pPr>
+      <w:r>
+        <w:rPr>
+          <w:sz w:val="22"/>
+          <w:szCs w:val="22"/>
+        </w:rPr>
+        <w:t xml:space="preserve">• [ ] `curl -k https://&lt;IP&gt;/api/healthz` 返回 `{"ok":true}`
+</w:t>
+      </w:r>
+    </w:p>
+    <w:p>
+      <w:pPr>
+        <w:spacing w:after="40" w:before="40"/>
+      </w:pPr>
+      <w:r>
+        <w:rPr>
+          <w:sz w:val="22"/>
+          <w:szCs w:val="22"/>
+        </w:rPr>
+        <w:t xml:space="preserve">• [ ] `admin` 可登录；快速会议可入会
+</w:t>
+      </w:r>
+    </w:p>
+    <w:p>
+      <w:pPr>
+        <w:spacing w:after="40" w:before="40"/>
+      </w:pPr>
+      <w:r>
+        <w:rPr>
+          <w:sz w:val="22"/>
+          <w:szCs w:val="22"/>
+        </w:rPr>
+        <w:t xml:space="preserve">• [ ] 预约会议提交后进入待审批，`authadmin` 审批通过可发起
+</w:t>
+      </w:r>
+    </w:p>
+    <w:p>
+      <w:pPr>
+        <w:spacing w:after="40" w:before="40"/>
+      </w:pPr>
+      <w:r>
+        <w:rPr>
+          <w:sz w:val="22"/>
+          <w:szCs w:val="22"/>
+        </w:rPr>
+        <w:t xml:space="preserve">• [ ] 屏幕共享全屏无无限嵌套；「沉浸模式」可用
+</w:t>
+      </w:r>
+    </w:p>
+    <w:p>
+      <w:pPr>
+        <w:spacing w:after="40" w:before="40"/>
+      </w:pPr>
+      <w:r>
+        <w:rPr>
+          <w:sz w:val="22"/>
+          <w:szCs w:val="22"/>
+        </w:rPr>
+        <w:t xml:space="preserve">• [ ] 音视频、聊天、主持人管控正常
+</w:t>
+      </w:r>
+    </w:p>
+    <w:p>
+      <w:pPr>
+        <w:spacing w:after="40" w:before="40"/>
+      </w:pPr>
+      <w:r>
+        <w:rPr>
+          <w:sz w:val="22"/>
+          <w:szCs w:val="22"/>
+        </w:rPr>
+        <w:t xml:space="preserve">• [ ] 浏览器控制台无 502 / ws 错误；PWA 缓存已更新
 </w:t>
       </w:r>
     </w:p>

--- a/docs/install/项目部署说明-docker-offline.docx
+++ b/docs/install/项目部署说明-docker-offline.docx
@@ -568,7 +568,7 @@
 ├── meeting-app-&lt;platform&gt;-latest.tar      # 应用镜像（api/realtime/web）
 ├── meeting-base-&lt;platform&gt;-latest.tar     # 基础镜像（mysql/pg/redis/caddy）
 ├── docker-compose.yml                      # 编排文件
-├── docker-compose.prod.yml
+├── docker-compose.yml
 ├── Caddyfile
 ├── .env.example
 ├── load-images.sh                          # 一键加载镜像
@@ -918,7 +918,7 @@
                 <w:sz w:val="21"/>
                 <w:szCs w:val="21"/>
               </w:rPr>
-              <w:t xml:space="preserve">system123</w:t>
+              <w:t xml:space="preserve">System@123</w:t>
             </w:r>
           </w:p>
         </w:tc>
@@ -1125,52 +1125,6 @@
                 <w:szCs w:val="21"/>
               </w:rPr>
               <w:t xml:space="preserve">首次登录提示修改密码</w:t>
-            </w:r>
-          </w:p>
-        </w:tc>
-      </w:tr>
-      <w:tr>
-        <w:tc>
-          <w:p>
-            <w:r>
-              <w:rPr>
-                <w:sz w:val="21"/>
-                <w:szCs w:val="21"/>
-              </w:rPr>
-              <w:t xml:space="preserve">test1-test5</w:t>
-            </w:r>
-          </w:p>
-        </w:tc>
-        <w:tc>
-          <w:p>
-            <w:r>
-              <w:rPr>
-                <w:sz w:val="21"/>
-                <w:szCs w:val="21"/>
-              </w:rPr>
-              <w:t xml:space="preserve">123456</w:t>
-            </w:r>
-          </w:p>
-        </w:tc>
-        <w:tc>
-          <w:p>
-            <w:r>
-              <w:rPr>
-                <w:sz w:val="21"/>
-                <w:szCs w:val="21"/>
-              </w:rPr>
-              <w:t xml:space="preserve">普通用户</w:t>
-            </w:r>
-          </w:p>
-        </w:tc>
-        <w:tc>
-          <w:p>
-            <w:r>
-              <w:rPr>
-                <w:sz w:val="21"/>
-                <w:szCs w:val="21"/>
-              </w:rPr>
-              <w:t xml:space="preserve">测试用户</w:t>
             </w:r>
           </w:p>
         </w:tc>
@@ -1239,9 +1193,9 @@
 # 3) 生成证书（可选，信创环境推荐 CA 模式）
 bash deploy/docker/gen-selfsigned.sh --ca &lt;服务器IP&gt;
 # 4) 启动（默认 SQLite + 自动初始化迁移与管理员）
-docker compose up -d
+docker-compose up -d
 # 5) 验证
-docker compose ps
+docker-compose ps
 curl -k https://127.0.0.1/api/healthz
 </w:t>
       </w:r>
@@ -1275,7 +1229,7 @@
 # 2) 加载新镜像（自动覆盖同名旧镜像）
 bash load-images.sh
 # 3) 启动（自动迁移）
-docker compose up -d
+docker-compose up -d
 </w:t>
       </w:r>
     </w:p>
@@ -1288,7 +1242,7 @@
           <w:sz w:val="22"/>
           <w:szCs w:val="22"/>
         </w:rPr>
-        <w:t xml:space="preserve">&gt; docker compose up -d 会自动用新镜像重建容器。.env 和数据卷保持不变，api 容器启动时自动执行迁移与 seed，无需手工操作。
+        <w:t xml:space="preserve">&gt; docker-compose up -d 会自动用新镜像重建容器。.env 和数据卷保持不变，api 容器启动时自动执行迁移与 seed，无需手工操作。
 </w:t>
       </w:r>
     </w:p>

--- a/docs/install/项目部署说明-docker-offline.docx
+++ b/docs/install/项目部署说明-docker-offline.docx
@@ -4,28 +4,45 @@
   <w:body>
     <w:p>
       <w:pPr>
+        <w:spacing w:after="80" w:before="200"/>
+        <w:jc w:val="center"/>
+      </w:pPr>
+      <w:r>
+        <w:t xml:space="preserve">项目部署说明文档</w:t>
+      </w:r>
+      <w:r>
+        <w:rPr>
+          <w:b/>
+          <w:bCs/>
+          <w:color w:val="1F4E79"/>
+          <w:sz w:val="40"/>
+          <w:szCs w:val="40"/>
+        </w:rPr>
+        <w:t xml:space="preserve">项目部署说明文档</w:t>
+      </w:r>
+    </w:p>
+    <w:p>
+      <w:pPr>
+        <w:pBdr>
+          <w:bottom w:val="single" w:color="1F4E79" w:sz="6" w:space="4"/>
+        </w:pBdr>
+        <w:spacing w:after="120" w:before="0"/>
+        <w:jc w:val="center"/>
+      </w:pPr>
+      <w:r>
+        <w:rPr>
+          <w:b/>
+          <w:bCs/>
+          <w:color w:val="404040"/>
+          <w:sz w:val="28"/>
+          <w:szCs w:val="28"/>
+        </w:rPr>
+        <w:t xml:space="preserve">离线 Docker 镜像部署</w:t>
+      </w:r>
+    </w:p>
+    <w:p>
+      <w:pPr>
         <w:pStyle w:val="Heading1"/>
-        <w:spacing w:after="120" w:before="240"/>
-        <w:jc w:val="center"/>
-      </w:pPr>
-      <w:r>
-        <w:t xml:space="preserve">项目部署说明文档</w:t>
-      </w:r>
-    </w:p>
-    <w:p>
-      <w:pPr>
-        <w:pStyle w:val="Heading1"/>
-        <w:spacing w:after="120" w:before="240"/>
-        <w:jc w:val="center"/>
-      </w:pPr>
-      <w:r>
-        <w:t xml:space="preserve">离线 Docker 镜像部署</w:t>
-      </w:r>
-    </w:p>
-    <w:p>
-      <w:pPr>
-        <w:pStyle w:val="Heading2"/>
-        <w:spacing w:after="100" w:before="200"/>
       </w:pPr>
       <w:r>
         <w:t xml:space="preserve">一、服务器配置</w:t>
@@ -33,7 +50,7 @@
     </w:p>
     <w:tbl>
       <w:tblPr>
-        <w:tblW w:type="pct" w:w="100%"/>
+        <w:tblW w:type="dxa" w:w="9026"/>
         <w:tblBorders>
           <w:top w:val="single" w:color="auto" w:sz="4"/>
           <w:left w:val="single" w:color="auto" w:sz="4"/>
@@ -44,62 +61,150 @@
         </w:tblBorders>
       </w:tblPr>
       <w:tblGrid>
-        <w:gridCol w:w="100"/>
-        <w:gridCol w:w="100"/>
-        <w:gridCol w:w="100"/>
-        <w:gridCol w:w="100"/>
+        <w:gridCol w:w="2257"/>
+        <w:gridCol w:w="2257"/>
+        <w:gridCol w:w="2257"/>
+        <w:gridCol w:w="2257"/>
       </w:tblGrid>
       <w:tr>
         <w:trPr>
           <w:tblHeader/>
         </w:trPr>
         <w:tc>
-          <w:p>
+          <w:tcPr>
+            <w:tcW w:type="dxa" w:w="2257"/>
+            <w:gridSpan w:val="4"/>
+            <w:tcBorders>
+              <w:top w:val="single" w:color="BFBFBF" w:sz="4"/>
+              <w:left w:val="single" w:color="BFBFBF" w:sz="4"/>
+              <w:bottom w:val="single" w:color="BFBFBF" w:sz="4"/>
+              <w:right w:val="single" w:color="BFBFBF" w:sz="4"/>
+            </w:tcBorders>
+            <w:shd w:fill="DEEAF6" w:val="clear"/>
+            <w:tcMar>
+              <w:top w:type="dxa" w:w="60"/>
+              <w:left w:type="dxa" w:w="120"/>
+              <w:bottom w:type="dxa" w:w="60"/>
+              <w:right w:type="dxa" w:w="120"/>
+            </w:tcMar>
+            <w:vAlign w:val="center"/>
+          </w:tcPr>
+          <w:p>
+            <w:pPr>
+              <w:jc w:val="center"/>
+            </w:pPr>
             <w:r>
               <w:rPr>
                 <w:b/>
                 <w:bCs/>
-                <w:sz w:val="21"/>
-                <w:szCs w:val="21"/>
+                <w:color w:val="1F4E79"/>
+                <w:sz w:val="20"/>
+                <w:szCs w:val="20"/>
               </w:rPr>
               <w:t xml:space="preserve">配置项</w:t>
             </w:r>
           </w:p>
         </w:tc>
         <w:tc>
-          <w:p>
+          <w:tcPr>
+            <w:tcW w:type="dxa" w:w="2257"/>
+            <w:gridSpan w:val="4"/>
+            <w:tcBorders>
+              <w:top w:val="single" w:color="BFBFBF" w:sz="4"/>
+              <w:left w:val="single" w:color="BFBFBF" w:sz="4"/>
+              <w:bottom w:val="single" w:color="BFBFBF" w:sz="4"/>
+              <w:right w:val="single" w:color="BFBFBF" w:sz="4"/>
+            </w:tcBorders>
+            <w:shd w:fill="DEEAF6" w:val="clear"/>
+            <w:tcMar>
+              <w:top w:type="dxa" w:w="60"/>
+              <w:left w:type="dxa" w:w="120"/>
+              <w:bottom w:type="dxa" w:w="60"/>
+              <w:right w:type="dxa" w:w="120"/>
+            </w:tcMar>
+            <w:vAlign w:val="center"/>
+          </w:tcPr>
+          <w:p>
+            <w:pPr>
+              <w:jc w:val="center"/>
+            </w:pPr>
             <w:r>
               <w:rPr>
                 <w:b/>
                 <w:bCs/>
-                <w:sz w:val="21"/>
-                <w:szCs w:val="21"/>
+                <w:color w:val="1F4E79"/>
+                <w:sz w:val="20"/>
+                <w:szCs w:val="20"/>
               </w:rPr>
               <w:t xml:space="preserve">最低配置</w:t>
             </w:r>
           </w:p>
         </w:tc>
         <w:tc>
-          <w:p>
+          <w:tcPr>
+            <w:tcW w:type="dxa" w:w="2257"/>
+            <w:gridSpan w:val="4"/>
+            <w:tcBorders>
+              <w:top w:val="single" w:color="BFBFBF" w:sz="4"/>
+              <w:left w:val="single" w:color="BFBFBF" w:sz="4"/>
+              <w:bottom w:val="single" w:color="BFBFBF" w:sz="4"/>
+              <w:right w:val="single" w:color="BFBFBF" w:sz="4"/>
+            </w:tcBorders>
+            <w:shd w:fill="DEEAF6" w:val="clear"/>
+            <w:tcMar>
+              <w:top w:type="dxa" w:w="60"/>
+              <w:left w:type="dxa" w:w="120"/>
+              <w:bottom w:type="dxa" w:w="60"/>
+              <w:right w:type="dxa" w:w="120"/>
+            </w:tcMar>
+            <w:vAlign w:val="center"/>
+          </w:tcPr>
+          <w:p>
+            <w:pPr>
+              <w:jc w:val="center"/>
+            </w:pPr>
             <w:r>
               <w:rPr>
                 <w:b/>
                 <w:bCs/>
-                <w:sz w:val="21"/>
-                <w:szCs w:val="21"/>
+                <w:color w:val="1F4E79"/>
+                <w:sz w:val="20"/>
+                <w:szCs w:val="20"/>
               </w:rPr>
               <w:t xml:space="preserve">推荐配置</w:t>
             </w:r>
           </w:p>
         </w:tc>
         <w:tc>
-          <w:p>
+          <w:tcPr>
+            <w:tcW w:type="dxa" w:w="2257"/>
+            <w:gridSpan w:val="4"/>
+            <w:tcBorders>
+              <w:top w:val="single" w:color="BFBFBF" w:sz="4"/>
+              <w:left w:val="single" w:color="BFBFBF" w:sz="4"/>
+              <w:bottom w:val="single" w:color="BFBFBF" w:sz="4"/>
+              <w:right w:val="single" w:color="BFBFBF" w:sz="4"/>
+            </w:tcBorders>
+            <w:shd w:fill="DEEAF6" w:val="clear"/>
+            <w:tcMar>
+              <w:top w:type="dxa" w:w="60"/>
+              <w:left w:type="dxa" w:w="120"/>
+              <w:bottom w:type="dxa" w:w="60"/>
+              <w:right w:type="dxa" w:w="120"/>
+            </w:tcMar>
+            <w:vAlign w:val="center"/>
+          </w:tcPr>
+          <w:p>
+            <w:pPr>
+              <w:jc w:val="center"/>
+            </w:pPr>
             <w:r>
               <w:rPr>
                 <w:b/>
                 <w:bCs/>
-                <w:sz w:val="21"/>
-                <w:szCs w:val="21"/>
+                <w:color w:val="1F4E79"/>
+                <w:sz w:val="20"/>
+                <w:szCs w:val="20"/>
               </w:rPr>
               <w:t xml:space="preserve">说明</w:t>
             </w:r>
@@ -108,44 +213,112 @@
       </w:tr>
       <w:tr>
         <w:tc>
-          <w:p>
-            <w:r>
-              <w:rPr>
-                <w:sz w:val="21"/>
-                <w:szCs w:val="21"/>
+          <w:tcPr>
+            <w:tcW w:type="dxa" w:w="2257"/>
+            <w:gridSpan w:val="4"/>
+            <w:tcBorders>
+              <w:top w:val="single" w:color="BFBFBF" w:sz="4"/>
+              <w:left w:val="single" w:color="BFBFBF" w:sz="4"/>
+              <w:bottom w:val="single" w:color="BFBFBF" w:sz="4"/>
+              <w:right w:val="single" w:color="BFBFBF" w:sz="4"/>
+            </w:tcBorders>
+            <w:tcMar>
+              <w:top w:type="dxa" w:w="60"/>
+              <w:left w:type="dxa" w:w="120"/>
+              <w:bottom w:type="dxa" w:w="60"/>
+              <w:right w:type="dxa" w:w="120"/>
+            </w:tcMar>
+            <w:vAlign w:val="center"/>
+          </w:tcPr>
+          <w:p>
+            <w:r>
+              <w:rPr>
+                <w:sz w:val="20"/>
+                <w:szCs w:val="20"/>
               </w:rPr>
               <w:t xml:space="preserve">CPU</w:t>
             </w:r>
           </w:p>
         </w:tc>
         <w:tc>
-          <w:p>
-            <w:r>
-              <w:rPr>
-                <w:sz w:val="21"/>
-                <w:szCs w:val="21"/>
+          <w:tcPr>
+            <w:tcW w:type="dxa" w:w="2257"/>
+            <w:gridSpan w:val="4"/>
+            <w:tcBorders>
+              <w:top w:val="single" w:color="BFBFBF" w:sz="4"/>
+              <w:left w:val="single" w:color="BFBFBF" w:sz="4"/>
+              <w:bottom w:val="single" w:color="BFBFBF" w:sz="4"/>
+              <w:right w:val="single" w:color="BFBFBF" w:sz="4"/>
+            </w:tcBorders>
+            <w:tcMar>
+              <w:top w:type="dxa" w:w="60"/>
+              <w:left w:type="dxa" w:w="120"/>
+              <w:bottom w:type="dxa" w:w="60"/>
+              <w:right w:type="dxa" w:w="120"/>
+            </w:tcMar>
+            <w:vAlign w:val="center"/>
+          </w:tcPr>
+          <w:p>
+            <w:r>
+              <w:rPr>
+                <w:sz w:val="20"/>
+                <w:szCs w:val="20"/>
               </w:rPr>
               <w:t xml:space="preserve">4 核</w:t>
             </w:r>
           </w:p>
         </w:tc>
         <w:tc>
-          <w:p>
-            <w:r>
-              <w:rPr>
-                <w:sz w:val="21"/>
-                <w:szCs w:val="21"/>
+          <w:tcPr>
+            <w:tcW w:type="dxa" w:w="2257"/>
+            <w:gridSpan w:val="4"/>
+            <w:tcBorders>
+              <w:top w:val="single" w:color="BFBFBF" w:sz="4"/>
+              <w:left w:val="single" w:color="BFBFBF" w:sz="4"/>
+              <w:bottom w:val="single" w:color="BFBFBF" w:sz="4"/>
+              <w:right w:val="single" w:color="BFBFBF" w:sz="4"/>
+            </w:tcBorders>
+            <w:tcMar>
+              <w:top w:type="dxa" w:w="60"/>
+              <w:left w:type="dxa" w:w="120"/>
+              <w:bottom w:type="dxa" w:w="60"/>
+              <w:right w:type="dxa" w:w="120"/>
+            </w:tcMar>
+            <w:vAlign w:val="center"/>
+          </w:tcPr>
+          <w:p>
+            <w:r>
+              <w:rPr>
+                <w:sz w:val="20"/>
+                <w:szCs w:val="20"/>
               </w:rPr>
               <w:t xml:space="preserve">8 核以上</w:t>
             </w:r>
           </w:p>
         </w:tc>
         <w:tc>
-          <w:p>
-            <w:r>
-              <w:rPr>
-                <w:sz w:val="21"/>
-                <w:szCs w:val="21"/>
+          <w:tcPr>
+            <w:tcW w:type="dxa" w:w="2257"/>
+            <w:gridSpan w:val="4"/>
+            <w:tcBorders>
+              <w:top w:val="single" w:color="BFBFBF" w:sz="4"/>
+              <w:left w:val="single" w:color="BFBFBF" w:sz="4"/>
+              <w:bottom w:val="single" w:color="BFBFBF" w:sz="4"/>
+              <w:right w:val="single" w:color="BFBFBF" w:sz="4"/>
+            </w:tcBorders>
+            <w:tcMar>
+              <w:top w:type="dxa" w:w="60"/>
+              <w:left w:type="dxa" w:w="120"/>
+              <w:bottom w:type="dxa" w:w="60"/>
+              <w:right w:type="dxa" w:w="120"/>
+            </w:tcMar>
+            <w:vAlign w:val="center"/>
+          </w:tcPr>
+          <w:p>
+            <w:r>
+              <w:rPr>
+                <w:sz w:val="20"/>
+                <w:szCs w:val="20"/>
               </w:rPr>
               <w:t xml:space="preserve">mediasoup 音视频转发需要一定算力</w:t>
             </w:r>
@@ -154,44 +327,112 @@
       </w:tr>
       <w:tr>
         <w:tc>
-          <w:p>
-            <w:r>
-              <w:rPr>
-                <w:sz w:val="21"/>
-                <w:szCs w:val="21"/>
+          <w:tcPr>
+            <w:tcW w:type="dxa" w:w="2257"/>
+            <w:gridSpan w:val="4"/>
+            <w:tcBorders>
+              <w:top w:val="single" w:color="BFBFBF" w:sz="4"/>
+              <w:left w:val="single" w:color="BFBFBF" w:sz="4"/>
+              <w:bottom w:val="single" w:color="BFBFBF" w:sz="4"/>
+              <w:right w:val="single" w:color="BFBFBF" w:sz="4"/>
+            </w:tcBorders>
+            <w:tcMar>
+              <w:top w:type="dxa" w:w="60"/>
+              <w:left w:type="dxa" w:w="120"/>
+              <w:bottom w:type="dxa" w:w="60"/>
+              <w:right w:type="dxa" w:w="120"/>
+            </w:tcMar>
+            <w:vAlign w:val="center"/>
+          </w:tcPr>
+          <w:p>
+            <w:r>
+              <w:rPr>
+                <w:sz w:val="20"/>
+                <w:szCs w:val="20"/>
               </w:rPr>
               <w:t xml:space="preserve">内存</w:t>
             </w:r>
           </w:p>
         </w:tc>
         <w:tc>
-          <w:p>
-            <w:r>
-              <w:rPr>
-                <w:sz w:val="21"/>
-                <w:szCs w:val="21"/>
+          <w:tcPr>
+            <w:tcW w:type="dxa" w:w="2257"/>
+            <w:gridSpan w:val="4"/>
+            <w:tcBorders>
+              <w:top w:val="single" w:color="BFBFBF" w:sz="4"/>
+              <w:left w:val="single" w:color="BFBFBF" w:sz="4"/>
+              <w:bottom w:val="single" w:color="BFBFBF" w:sz="4"/>
+              <w:right w:val="single" w:color="BFBFBF" w:sz="4"/>
+            </w:tcBorders>
+            <w:tcMar>
+              <w:top w:type="dxa" w:w="60"/>
+              <w:left w:type="dxa" w:w="120"/>
+              <w:bottom w:type="dxa" w:w="60"/>
+              <w:right w:type="dxa" w:w="120"/>
+            </w:tcMar>
+            <w:vAlign w:val="center"/>
+          </w:tcPr>
+          <w:p>
+            <w:r>
+              <w:rPr>
+                <w:sz w:val="20"/>
+                <w:szCs w:val="20"/>
               </w:rPr>
               <w:t xml:space="preserve">8 GB</w:t>
             </w:r>
           </w:p>
         </w:tc>
         <w:tc>
-          <w:p>
-            <w:r>
-              <w:rPr>
-                <w:sz w:val="21"/>
-                <w:szCs w:val="21"/>
+          <w:tcPr>
+            <w:tcW w:type="dxa" w:w="2257"/>
+            <w:gridSpan w:val="4"/>
+            <w:tcBorders>
+              <w:top w:val="single" w:color="BFBFBF" w:sz="4"/>
+              <w:left w:val="single" w:color="BFBFBF" w:sz="4"/>
+              <w:bottom w:val="single" w:color="BFBFBF" w:sz="4"/>
+              <w:right w:val="single" w:color="BFBFBF" w:sz="4"/>
+            </w:tcBorders>
+            <w:tcMar>
+              <w:top w:type="dxa" w:w="60"/>
+              <w:left w:type="dxa" w:w="120"/>
+              <w:bottom w:type="dxa" w:w="60"/>
+              <w:right w:type="dxa" w:w="120"/>
+            </w:tcMar>
+            <w:vAlign w:val="center"/>
+          </w:tcPr>
+          <w:p>
+            <w:r>
+              <w:rPr>
+                <w:sz w:val="20"/>
+                <w:szCs w:val="20"/>
               </w:rPr>
               <w:t xml:space="preserve">16 GB 以上</w:t>
             </w:r>
           </w:p>
         </w:tc>
         <w:tc>
-          <w:p>
-            <w:r>
-              <w:rPr>
-                <w:sz w:val="21"/>
-                <w:szCs w:val="21"/>
+          <w:tcPr>
+            <w:tcW w:type="dxa" w:w="2257"/>
+            <w:gridSpan w:val="4"/>
+            <w:tcBorders>
+              <w:top w:val="single" w:color="BFBFBF" w:sz="4"/>
+              <w:left w:val="single" w:color="BFBFBF" w:sz="4"/>
+              <w:bottom w:val="single" w:color="BFBFBF" w:sz="4"/>
+              <w:right w:val="single" w:color="BFBFBF" w:sz="4"/>
+            </w:tcBorders>
+            <w:tcMar>
+              <w:top w:type="dxa" w:w="60"/>
+              <w:left w:type="dxa" w:w="120"/>
+              <w:bottom w:type="dxa" w:w="60"/>
+              <w:right w:type="dxa" w:w="120"/>
+            </w:tcMar>
+            <w:vAlign w:val="center"/>
+          </w:tcPr>
+          <w:p>
+            <w:r>
+              <w:rPr>
+                <w:sz w:val="20"/>
+                <w:szCs w:val="20"/>
               </w:rPr>
               <w:t xml:space="preserve">含数据库、Redis 容器的整体内存占用</w:t>
             </w:r>
@@ -200,44 +441,112 @@
       </w:tr>
       <w:tr>
         <w:tc>
-          <w:p>
-            <w:r>
-              <w:rPr>
-                <w:sz w:val="21"/>
-                <w:szCs w:val="21"/>
+          <w:tcPr>
+            <w:tcW w:type="dxa" w:w="2257"/>
+            <w:gridSpan w:val="4"/>
+            <w:tcBorders>
+              <w:top w:val="single" w:color="BFBFBF" w:sz="4"/>
+              <w:left w:val="single" w:color="BFBFBF" w:sz="4"/>
+              <w:bottom w:val="single" w:color="BFBFBF" w:sz="4"/>
+              <w:right w:val="single" w:color="BFBFBF" w:sz="4"/>
+            </w:tcBorders>
+            <w:tcMar>
+              <w:top w:type="dxa" w:w="60"/>
+              <w:left w:type="dxa" w:w="120"/>
+              <w:bottom w:type="dxa" w:w="60"/>
+              <w:right w:type="dxa" w:w="120"/>
+            </w:tcMar>
+            <w:vAlign w:val="center"/>
+          </w:tcPr>
+          <w:p>
+            <w:r>
+              <w:rPr>
+                <w:sz w:val="20"/>
+                <w:szCs w:val="20"/>
               </w:rPr>
               <w:t xml:space="preserve">磁盘</w:t>
             </w:r>
           </w:p>
         </w:tc>
         <w:tc>
-          <w:p>
-            <w:r>
-              <w:rPr>
-                <w:sz w:val="21"/>
-                <w:szCs w:val="21"/>
+          <w:tcPr>
+            <w:tcW w:type="dxa" w:w="2257"/>
+            <w:gridSpan w:val="4"/>
+            <w:tcBorders>
+              <w:top w:val="single" w:color="BFBFBF" w:sz="4"/>
+              <w:left w:val="single" w:color="BFBFBF" w:sz="4"/>
+              <w:bottom w:val="single" w:color="BFBFBF" w:sz="4"/>
+              <w:right w:val="single" w:color="BFBFBF" w:sz="4"/>
+            </w:tcBorders>
+            <w:tcMar>
+              <w:top w:type="dxa" w:w="60"/>
+              <w:left w:type="dxa" w:w="120"/>
+              <w:bottom w:type="dxa" w:w="60"/>
+              <w:right w:type="dxa" w:w="120"/>
+            </w:tcMar>
+            <w:vAlign w:val="center"/>
+          </w:tcPr>
+          <w:p>
+            <w:r>
+              <w:rPr>
+                <w:sz w:val="20"/>
+                <w:szCs w:val="20"/>
               </w:rPr>
               <w:t xml:space="preserve">100 GB</w:t>
             </w:r>
           </w:p>
         </w:tc>
         <w:tc>
-          <w:p>
-            <w:r>
-              <w:rPr>
-                <w:sz w:val="21"/>
-                <w:szCs w:val="21"/>
+          <w:tcPr>
+            <w:tcW w:type="dxa" w:w="2257"/>
+            <w:gridSpan w:val="4"/>
+            <w:tcBorders>
+              <w:top w:val="single" w:color="BFBFBF" w:sz="4"/>
+              <w:left w:val="single" w:color="BFBFBF" w:sz="4"/>
+              <w:bottom w:val="single" w:color="BFBFBF" w:sz="4"/>
+              <w:right w:val="single" w:color="BFBFBF" w:sz="4"/>
+            </w:tcBorders>
+            <w:tcMar>
+              <w:top w:type="dxa" w:w="60"/>
+              <w:left w:type="dxa" w:w="120"/>
+              <w:bottom w:type="dxa" w:w="60"/>
+              <w:right w:type="dxa" w:w="120"/>
+            </w:tcMar>
+            <w:vAlign w:val="center"/>
+          </w:tcPr>
+          <w:p>
+            <w:r>
+              <w:rPr>
+                <w:sz w:val="20"/>
+                <w:szCs w:val="20"/>
               </w:rPr>
               <w:t xml:space="preserve">200 GB 以上</w:t>
             </w:r>
           </w:p>
         </w:tc>
         <w:tc>
-          <w:p>
-            <w:r>
-              <w:rPr>
-                <w:sz w:val="21"/>
-                <w:szCs w:val="21"/>
+          <w:tcPr>
+            <w:tcW w:type="dxa" w:w="2257"/>
+            <w:gridSpan w:val="4"/>
+            <w:tcBorders>
+              <w:top w:val="single" w:color="BFBFBF" w:sz="4"/>
+              <w:left w:val="single" w:color="BFBFBF" w:sz="4"/>
+              <w:bottom w:val="single" w:color="BFBFBF" w:sz="4"/>
+              <w:right w:val="single" w:color="BFBFBF" w:sz="4"/>
+            </w:tcBorders>
+            <w:tcMar>
+              <w:top w:type="dxa" w:w="60"/>
+              <w:left w:type="dxa" w:w="120"/>
+              <w:bottom w:type="dxa" w:w="60"/>
+              <w:right w:type="dxa" w:w="120"/>
+            </w:tcMar>
+            <w:vAlign w:val="center"/>
+          </w:tcPr>
+          <w:p>
+            <w:r>
+              <w:rPr>
+                <w:sz w:val="20"/>
+                <w:szCs w:val="20"/>
               </w:rPr>
               <w:t xml:space="preserve">系统 + 镜像 + 数据卷 + 录制文件存储</w:t>
             </w:r>
@@ -246,44 +555,112 @@
       </w:tr>
       <w:tr>
         <w:tc>
-          <w:p>
-            <w:r>
-              <w:rPr>
-                <w:sz w:val="21"/>
-                <w:szCs w:val="21"/>
+          <w:tcPr>
+            <w:tcW w:type="dxa" w:w="2257"/>
+            <w:gridSpan w:val="4"/>
+            <w:tcBorders>
+              <w:top w:val="single" w:color="BFBFBF" w:sz="4"/>
+              <w:left w:val="single" w:color="BFBFBF" w:sz="4"/>
+              <w:bottom w:val="single" w:color="BFBFBF" w:sz="4"/>
+              <w:right w:val="single" w:color="BFBFBF" w:sz="4"/>
+            </w:tcBorders>
+            <w:tcMar>
+              <w:top w:type="dxa" w:w="60"/>
+              <w:left w:type="dxa" w:w="120"/>
+              <w:bottom w:type="dxa" w:w="60"/>
+              <w:right w:type="dxa" w:w="120"/>
+            </w:tcMar>
+            <w:vAlign w:val="center"/>
+          </w:tcPr>
+          <w:p>
+            <w:r>
+              <w:rPr>
+                <w:sz w:val="20"/>
+                <w:szCs w:val="20"/>
               </w:rPr>
               <w:t xml:space="preserve">网络</w:t>
             </w:r>
           </w:p>
         </w:tc>
         <w:tc>
-          <w:p>
-            <w:r>
-              <w:rPr>
-                <w:sz w:val="21"/>
-                <w:szCs w:val="21"/>
+          <w:tcPr>
+            <w:tcW w:type="dxa" w:w="2257"/>
+            <w:gridSpan w:val="4"/>
+            <w:tcBorders>
+              <w:top w:val="single" w:color="BFBFBF" w:sz="4"/>
+              <w:left w:val="single" w:color="BFBFBF" w:sz="4"/>
+              <w:bottom w:val="single" w:color="BFBFBF" w:sz="4"/>
+              <w:right w:val="single" w:color="BFBFBF" w:sz="4"/>
+            </w:tcBorders>
+            <w:tcMar>
+              <w:top w:type="dxa" w:w="60"/>
+              <w:left w:type="dxa" w:w="120"/>
+              <w:bottom w:type="dxa" w:w="60"/>
+              <w:right w:type="dxa" w:w="120"/>
+            </w:tcMar>
+            <w:vAlign w:val="center"/>
+          </w:tcPr>
+          <w:p>
+            <w:r>
+              <w:rPr>
+                <w:sz w:val="20"/>
+                <w:szCs w:val="20"/>
               </w:rPr>
               <w:t xml:space="preserve">百兆</w:t>
             </w:r>
           </w:p>
         </w:tc>
         <w:tc>
-          <w:p>
-            <w:r>
-              <w:rPr>
-                <w:sz w:val="21"/>
-                <w:szCs w:val="21"/>
+          <w:tcPr>
+            <w:tcW w:type="dxa" w:w="2257"/>
+            <w:gridSpan w:val="4"/>
+            <w:tcBorders>
+              <w:top w:val="single" w:color="BFBFBF" w:sz="4"/>
+              <w:left w:val="single" w:color="BFBFBF" w:sz="4"/>
+              <w:bottom w:val="single" w:color="BFBFBF" w:sz="4"/>
+              <w:right w:val="single" w:color="BFBFBF" w:sz="4"/>
+            </w:tcBorders>
+            <w:tcMar>
+              <w:top w:type="dxa" w:w="60"/>
+              <w:left w:type="dxa" w:w="120"/>
+              <w:bottom w:type="dxa" w:w="60"/>
+              <w:right w:type="dxa" w:w="120"/>
+            </w:tcMar>
+            <w:vAlign w:val="center"/>
+          </w:tcPr>
+          <w:p>
+            <w:r>
+              <w:rPr>
+                <w:sz w:val="20"/>
+                <w:szCs w:val="20"/>
               </w:rPr>
               <w:t xml:space="preserve">千兆以上</w:t>
             </w:r>
           </w:p>
         </w:tc>
         <w:tc>
-          <w:p>
-            <w:r>
-              <w:rPr>
-                <w:sz w:val="21"/>
-                <w:szCs w:val="21"/>
+          <w:tcPr>
+            <w:tcW w:type="dxa" w:w="2257"/>
+            <w:gridSpan w:val="4"/>
+            <w:tcBorders>
+              <w:top w:val="single" w:color="BFBFBF" w:sz="4"/>
+              <w:left w:val="single" w:color="BFBFBF" w:sz="4"/>
+              <w:bottom w:val="single" w:color="BFBFBF" w:sz="4"/>
+              <w:right w:val="single" w:color="BFBFBF" w:sz="4"/>
+            </w:tcBorders>
+            <w:tcMar>
+              <w:top w:type="dxa" w:w="60"/>
+              <w:left w:type="dxa" w:w="120"/>
+              <w:bottom w:type="dxa" w:w="60"/>
+              <w:right w:type="dxa" w:w="120"/>
+            </w:tcMar>
+            <w:vAlign w:val="center"/>
+          </w:tcPr>
+          <w:p>
+            <w:r>
+              <w:rPr>
+                <w:sz w:val="20"/>
+                <w:szCs w:val="20"/>
               </w:rPr>
               <w:t xml:space="preserve">WebRTC 音视频对带宽和延迟敏感</w:t>
             </w:r>
@@ -293,12 +670,17 @@
     </w:tbl>
     <w:p>
       <w:pPr>
-        <w:spacing w:after="40" w:before="40"/>
-      </w:pPr>
-      <w:r>
-        <w:rPr>
-          <w:sz w:val="22"/>
-          <w:szCs w:val="22"/>
+        <w:spacing w:after="120" w:before="0"/>
+      </w:pPr>
+    </w:p>
+    <w:p>
+      <w:pPr>
+        <w:spacing w:after="100" w:before="60" w:line="320"/>
+      </w:pPr>
+      <w:r>
+        <w:rPr>
+          <w:sz w:val="21"/>
+          <w:szCs w:val="21"/>
         </w:rPr>
         <w:t xml:space="preserve">以上为 50 人以下并发会议的合理基线，更多并发请按线性增长评估。
 </w:t>
@@ -306,8 +688,7 @@
     </w:p>
     <w:p>
       <w:pPr>
-        <w:pStyle w:val="Heading2"/>
-        <w:spacing w:after="100" w:before="200"/>
+        <w:pStyle w:val="Heading1"/>
       </w:pPr>
       <w:r>
         <w:t xml:space="preserve">二、操作系统与架构要求</w:t>
@@ -315,7 +696,7 @@
     </w:p>
     <w:tbl>
       <w:tblPr>
-        <w:tblW w:type="pct" w:w="100%"/>
+        <w:tblW w:type="dxa" w:w="9026"/>
         <w:tblBorders>
           <w:top w:val="single" w:color="auto" w:sz="4"/>
           <w:left w:val="single" w:color="auto" w:sz="4"/>
@@ -326,48 +707,114 @@
         </w:tblBorders>
       </w:tblPr>
       <w:tblGrid>
-        <w:gridCol w:w="100"/>
-        <w:gridCol w:w="100"/>
-        <w:gridCol w:w="100"/>
+        <w:gridCol w:w="3009"/>
+        <w:gridCol w:w="3009"/>
+        <w:gridCol w:w="3009"/>
       </w:tblGrid>
       <w:tr>
         <w:trPr>
           <w:tblHeader/>
         </w:trPr>
         <w:tc>
-          <w:p>
+          <w:tcPr>
+            <w:tcW w:type="dxa" w:w="3009"/>
+            <w:gridSpan w:val="3"/>
+            <w:tcBorders>
+              <w:top w:val="single" w:color="BFBFBF" w:sz="4"/>
+              <w:left w:val="single" w:color="BFBFBF" w:sz="4"/>
+              <w:bottom w:val="single" w:color="BFBFBF" w:sz="4"/>
+              <w:right w:val="single" w:color="BFBFBF" w:sz="4"/>
+            </w:tcBorders>
+            <w:shd w:fill="DEEAF6" w:val="clear"/>
+            <w:tcMar>
+              <w:top w:type="dxa" w:w="60"/>
+              <w:left w:type="dxa" w:w="120"/>
+              <w:bottom w:type="dxa" w:w="60"/>
+              <w:right w:type="dxa" w:w="120"/>
+            </w:tcMar>
+            <w:vAlign w:val="center"/>
+          </w:tcPr>
+          <w:p>
+            <w:pPr>
+              <w:jc w:val="center"/>
+            </w:pPr>
             <w:r>
               <w:rPr>
                 <w:b/>
                 <w:bCs/>
-                <w:sz w:val="21"/>
-                <w:szCs w:val="21"/>
+                <w:color w:val="1F4E79"/>
+                <w:sz w:val="20"/>
+                <w:szCs w:val="20"/>
               </w:rPr>
               <w:t xml:space="preserve">项目</w:t>
             </w:r>
           </w:p>
         </w:tc>
         <w:tc>
-          <w:p>
+          <w:tcPr>
+            <w:tcW w:type="dxa" w:w="3009"/>
+            <w:gridSpan w:val="3"/>
+            <w:tcBorders>
+              <w:top w:val="single" w:color="BFBFBF" w:sz="4"/>
+              <w:left w:val="single" w:color="BFBFBF" w:sz="4"/>
+              <w:bottom w:val="single" w:color="BFBFBF" w:sz="4"/>
+              <w:right w:val="single" w:color="BFBFBF" w:sz="4"/>
+            </w:tcBorders>
+            <w:shd w:fill="DEEAF6" w:val="clear"/>
+            <w:tcMar>
+              <w:top w:type="dxa" w:w="60"/>
+              <w:left w:type="dxa" w:w="120"/>
+              <w:bottom w:type="dxa" w:w="60"/>
+              <w:right w:type="dxa" w:w="120"/>
+            </w:tcMar>
+            <w:vAlign w:val="center"/>
+          </w:tcPr>
+          <w:p>
+            <w:pPr>
+              <w:jc w:val="center"/>
+            </w:pPr>
             <w:r>
               <w:rPr>
                 <w:b/>
                 <w:bCs/>
-                <w:sz w:val="21"/>
-                <w:szCs w:val="21"/>
+                <w:color w:val="1F4E79"/>
+                <w:sz w:val="20"/>
+                <w:szCs w:val="20"/>
               </w:rPr>
               <w:t xml:space="preserve">要求</w:t>
             </w:r>
           </w:p>
         </w:tc>
         <w:tc>
-          <w:p>
+          <w:tcPr>
+            <w:tcW w:type="dxa" w:w="3009"/>
+            <w:gridSpan w:val="3"/>
+            <w:tcBorders>
+              <w:top w:val="single" w:color="BFBFBF" w:sz="4"/>
+              <w:left w:val="single" w:color="BFBFBF" w:sz="4"/>
+              <w:bottom w:val="single" w:color="BFBFBF" w:sz="4"/>
+              <w:right w:val="single" w:color="BFBFBF" w:sz="4"/>
+            </w:tcBorders>
+            <w:shd w:fill="DEEAF6" w:val="clear"/>
+            <w:tcMar>
+              <w:top w:type="dxa" w:w="60"/>
+              <w:left w:type="dxa" w:w="120"/>
+              <w:bottom w:type="dxa" w:w="60"/>
+              <w:right w:type="dxa" w:w="120"/>
+            </w:tcMar>
+            <w:vAlign w:val="center"/>
+          </w:tcPr>
+          <w:p>
+            <w:pPr>
+              <w:jc w:val="center"/>
+            </w:pPr>
             <w:r>
               <w:rPr>
                 <w:b/>
                 <w:bCs/>
-                <w:sz w:val="21"/>
-                <w:szCs w:val="21"/>
+                <w:color w:val="1F4E79"/>
+                <w:sz w:val="20"/>
+                <w:szCs w:val="20"/>
               </w:rPr>
               <w:t xml:space="preserve">说明</w:t>
             </w:r>
@@ -376,33 +823,84 @@
       </w:tr>
       <w:tr>
         <w:tc>
-          <w:p>
-            <w:r>
-              <w:rPr>
-                <w:sz w:val="21"/>
-                <w:szCs w:val="21"/>
+          <w:tcPr>
+            <w:tcW w:type="dxa" w:w="3009"/>
+            <w:gridSpan w:val="3"/>
+            <w:tcBorders>
+              <w:top w:val="single" w:color="BFBFBF" w:sz="4"/>
+              <w:left w:val="single" w:color="BFBFBF" w:sz="4"/>
+              <w:bottom w:val="single" w:color="BFBFBF" w:sz="4"/>
+              <w:right w:val="single" w:color="BFBFBF" w:sz="4"/>
+            </w:tcBorders>
+            <w:tcMar>
+              <w:top w:type="dxa" w:w="60"/>
+              <w:left w:type="dxa" w:w="120"/>
+              <w:bottom w:type="dxa" w:w="60"/>
+              <w:right w:type="dxa" w:w="120"/>
+            </w:tcMar>
+            <w:vAlign w:val="center"/>
+          </w:tcPr>
+          <w:p>
+            <w:r>
+              <w:rPr>
+                <w:sz w:val="20"/>
+                <w:szCs w:val="20"/>
               </w:rPr>
               <w:t xml:space="preserve">操作系统</w:t>
             </w:r>
           </w:p>
         </w:tc>
         <w:tc>
-          <w:p>
-            <w:r>
-              <w:rPr>
-                <w:sz w:val="21"/>
-                <w:szCs w:val="21"/>
+          <w:tcPr>
+            <w:tcW w:type="dxa" w:w="3009"/>
+            <w:gridSpan w:val="3"/>
+            <w:tcBorders>
+              <w:top w:val="single" w:color="BFBFBF" w:sz="4"/>
+              <w:left w:val="single" w:color="BFBFBF" w:sz="4"/>
+              <w:bottom w:val="single" w:color="BFBFBF" w:sz="4"/>
+              <w:right w:val="single" w:color="BFBFBF" w:sz="4"/>
+            </w:tcBorders>
+            <w:tcMar>
+              <w:top w:type="dxa" w:w="60"/>
+              <w:left w:type="dxa" w:w="120"/>
+              <w:bottom w:type="dxa" w:w="60"/>
+              <w:right w:type="dxa" w:w="120"/>
+            </w:tcMar>
+            <w:vAlign w:val="center"/>
+          </w:tcPr>
+          <w:p>
+            <w:r>
+              <w:rPr>
+                <w:sz w:val="20"/>
+                <w:szCs w:val="20"/>
               </w:rPr>
               <w:t xml:space="preserve">Linux（含银河麒麟 V10、统信 UOS、中科方德等国产系统）</w:t>
             </w:r>
           </w:p>
         </w:tc>
         <w:tc>
-          <w:p>
-            <w:r>
-              <w:rPr>
-                <w:sz w:val="21"/>
-                <w:szCs w:val="21"/>
+          <w:tcPr>
+            <w:tcW w:type="dxa" w:w="3009"/>
+            <w:gridSpan w:val="3"/>
+            <w:tcBorders>
+              <w:top w:val="single" w:color="BFBFBF" w:sz="4"/>
+              <w:left w:val="single" w:color="BFBFBF" w:sz="4"/>
+              <w:bottom w:val="single" w:color="BFBFBF" w:sz="4"/>
+              <w:right w:val="single" w:color="BFBFBF" w:sz="4"/>
+            </w:tcBorders>
+            <w:tcMar>
+              <w:top w:type="dxa" w:w="60"/>
+              <w:left w:type="dxa" w:w="120"/>
+              <w:bottom w:type="dxa" w:w="60"/>
+              <w:right w:type="dxa" w:w="120"/>
+            </w:tcMar>
+            <w:vAlign w:val="center"/>
+          </w:tcPr>
+          <w:p>
+            <w:r>
+              <w:rPr>
+                <w:sz w:val="20"/>
+                <w:szCs w:val="20"/>
               </w:rPr>
               <w:t xml:space="preserve">容器内自带运行时与 glibc，与宿主系统版本解耦，麒麟 V10 SP1 亦可运行</w:t>
             </w:r>
@@ -411,33 +909,84 @@
       </w:tr>
       <w:tr>
         <w:tc>
-          <w:p>
-            <w:r>
-              <w:rPr>
-                <w:sz w:val="21"/>
-                <w:szCs w:val="21"/>
+          <w:tcPr>
+            <w:tcW w:type="dxa" w:w="3009"/>
+            <w:gridSpan w:val="3"/>
+            <w:tcBorders>
+              <w:top w:val="single" w:color="BFBFBF" w:sz="4"/>
+              <w:left w:val="single" w:color="BFBFBF" w:sz="4"/>
+              <w:bottom w:val="single" w:color="BFBFBF" w:sz="4"/>
+              <w:right w:val="single" w:color="BFBFBF" w:sz="4"/>
+            </w:tcBorders>
+            <w:tcMar>
+              <w:top w:type="dxa" w:w="60"/>
+              <w:left w:type="dxa" w:w="120"/>
+              <w:bottom w:type="dxa" w:w="60"/>
+              <w:right w:type="dxa" w:w="120"/>
+            </w:tcMar>
+            <w:vAlign w:val="center"/>
+          </w:tcPr>
+          <w:p>
+            <w:r>
+              <w:rPr>
+                <w:sz w:val="20"/>
+                <w:szCs w:val="20"/>
               </w:rPr>
               <w:t xml:space="preserve">CPU 架构</w:t>
             </w:r>
           </w:p>
         </w:tc>
         <w:tc>
-          <w:p>
-            <w:r>
-              <w:rPr>
-                <w:sz w:val="21"/>
-                <w:szCs w:val="21"/>
+          <w:tcPr>
+            <w:tcW w:type="dxa" w:w="3009"/>
+            <w:gridSpan w:val="3"/>
+            <w:tcBorders>
+              <w:top w:val="single" w:color="BFBFBF" w:sz="4"/>
+              <w:left w:val="single" w:color="BFBFBF" w:sz="4"/>
+              <w:bottom w:val="single" w:color="BFBFBF" w:sz="4"/>
+              <w:right w:val="single" w:color="BFBFBF" w:sz="4"/>
+            </w:tcBorders>
+            <w:tcMar>
+              <w:top w:type="dxa" w:w="60"/>
+              <w:left w:type="dxa" w:w="120"/>
+              <w:bottom w:type="dxa" w:w="60"/>
+              <w:right w:type="dxa" w:w="120"/>
+            </w:tcMar>
+            <w:vAlign w:val="center"/>
+          </w:tcPr>
+          <w:p>
+            <w:r>
+              <w:rPr>
+                <w:sz w:val="20"/>
+                <w:szCs w:val="20"/>
               </w:rPr>
               <w:t xml:space="preserve">x86_64（海光/兆芯）或 aarch64（鲲鹏/飞腾）</w:t>
             </w:r>
           </w:p>
         </w:tc>
         <w:tc>
-          <w:p>
-            <w:r>
-              <w:rPr>
-                <w:sz w:val="21"/>
-                <w:szCs w:val="21"/>
+          <w:tcPr>
+            <w:tcW w:type="dxa" w:w="3009"/>
+            <w:gridSpan w:val="3"/>
+            <w:tcBorders>
+              <w:top w:val="single" w:color="BFBFBF" w:sz="4"/>
+              <w:left w:val="single" w:color="BFBFBF" w:sz="4"/>
+              <w:bottom w:val="single" w:color="BFBFBF" w:sz="4"/>
+              <w:right w:val="single" w:color="BFBFBF" w:sz="4"/>
+            </w:tcBorders>
+            <w:tcMar>
+              <w:top w:type="dxa" w:w="60"/>
+              <w:left w:type="dxa" w:w="120"/>
+              <w:bottom w:type="dxa" w:w="60"/>
+              <w:right w:type="dxa" w:w="120"/>
+            </w:tcMar>
+            <w:vAlign w:val="center"/>
+          </w:tcPr>
+          <w:p>
+            <w:r>
+              <w:rPr>
+                <w:sz w:val="20"/>
+                <w:szCs w:val="20"/>
               </w:rPr>
               <w:t xml:space="preserve">镜像架构必须与目标机 CPU 一致；构建机也必须为同架构</w:t>
             </w:r>
@@ -446,33 +995,84 @@
       </w:tr>
       <w:tr>
         <w:tc>
-          <w:p>
-            <w:r>
-              <w:rPr>
-                <w:sz w:val="21"/>
-                <w:szCs w:val="21"/>
+          <w:tcPr>
+            <w:tcW w:type="dxa" w:w="3009"/>
+            <w:gridSpan w:val="3"/>
+            <w:tcBorders>
+              <w:top w:val="single" w:color="BFBFBF" w:sz="4"/>
+              <w:left w:val="single" w:color="BFBFBF" w:sz="4"/>
+              <w:bottom w:val="single" w:color="BFBFBF" w:sz="4"/>
+              <w:right w:val="single" w:color="BFBFBF" w:sz="4"/>
+            </w:tcBorders>
+            <w:tcMar>
+              <w:top w:type="dxa" w:w="60"/>
+              <w:left w:type="dxa" w:w="120"/>
+              <w:bottom w:type="dxa" w:w="60"/>
+              <w:right w:type="dxa" w:w="120"/>
+            </w:tcMar>
+            <w:vAlign w:val="center"/>
+          </w:tcPr>
+          <w:p>
+            <w:r>
+              <w:rPr>
+                <w:sz w:val="20"/>
+                <w:szCs w:val="20"/>
               </w:rPr>
               <w:t xml:space="preserve">Docker</w:t>
             </w:r>
           </w:p>
         </w:tc>
         <w:tc>
-          <w:p>
-            <w:r>
-              <w:rPr>
-                <w:sz w:val="21"/>
-                <w:szCs w:val="21"/>
+          <w:tcPr>
+            <w:tcW w:type="dxa" w:w="3009"/>
+            <w:gridSpan w:val="3"/>
+            <w:tcBorders>
+              <w:top w:val="single" w:color="BFBFBF" w:sz="4"/>
+              <w:left w:val="single" w:color="BFBFBF" w:sz="4"/>
+              <w:bottom w:val="single" w:color="BFBFBF" w:sz="4"/>
+              <w:right w:val="single" w:color="BFBFBF" w:sz="4"/>
+            </w:tcBorders>
+            <w:tcMar>
+              <w:top w:type="dxa" w:w="60"/>
+              <w:left w:type="dxa" w:w="120"/>
+              <w:bottom w:type="dxa" w:w="60"/>
+              <w:right w:type="dxa" w:w="120"/>
+            </w:tcMar>
+            <w:vAlign w:val="center"/>
+          </w:tcPr>
+          <w:p>
+            <w:r>
+              <w:rPr>
+                <w:sz w:val="20"/>
+                <w:szCs w:val="20"/>
               </w:rPr>
               <w:t xml:space="preserve">20 及以上</w:t>
             </w:r>
           </w:p>
         </w:tc>
         <w:tc>
-          <w:p>
-            <w:r>
-              <w:rPr>
-                <w:sz w:val="21"/>
-                <w:szCs w:val="21"/>
+          <w:tcPr>
+            <w:tcW w:type="dxa" w:w="3009"/>
+            <w:gridSpan w:val="3"/>
+            <w:tcBorders>
+              <w:top w:val="single" w:color="BFBFBF" w:sz="4"/>
+              <w:left w:val="single" w:color="BFBFBF" w:sz="4"/>
+              <w:bottom w:val="single" w:color="BFBFBF" w:sz="4"/>
+              <w:right w:val="single" w:color="BFBFBF" w:sz="4"/>
+            </w:tcBorders>
+            <w:tcMar>
+              <w:top w:type="dxa" w:w="60"/>
+              <w:left w:type="dxa" w:w="120"/>
+              <w:bottom w:type="dxa" w:w="60"/>
+              <w:right w:type="dxa" w:w="120"/>
+            </w:tcMar>
+            <w:vAlign w:val="center"/>
+          </w:tcPr>
+          <w:p>
+            <w:r>
+              <w:rPr>
+                <w:sz w:val="20"/>
+                <w:szCs w:val="20"/>
               </w:rPr>
               <w:t xml:space="preserve">目标机仅需 docker load 与 docker-compose up，无需外网</w:t>
             </w:r>
@@ -481,33 +1081,84 @@
       </w:tr>
       <w:tr>
         <w:tc>
-          <w:p>
-            <w:r>
-              <w:rPr>
-                <w:sz w:val="21"/>
-                <w:szCs w:val="21"/>
+          <w:tcPr>
+            <w:tcW w:type="dxa" w:w="3009"/>
+            <w:gridSpan w:val="3"/>
+            <w:tcBorders>
+              <w:top w:val="single" w:color="BFBFBF" w:sz="4"/>
+              <w:left w:val="single" w:color="BFBFBF" w:sz="4"/>
+              <w:bottom w:val="single" w:color="BFBFBF" w:sz="4"/>
+              <w:right w:val="single" w:color="BFBFBF" w:sz="4"/>
+            </w:tcBorders>
+            <w:tcMar>
+              <w:top w:type="dxa" w:w="60"/>
+              <w:left w:type="dxa" w:w="120"/>
+              <w:bottom w:type="dxa" w:w="60"/>
+              <w:right w:type="dxa" w:w="120"/>
+            </w:tcMar>
+            <w:vAlign w:val="center"/>
+          </w:tcPr>
+          <w:p>
+            <w:r>
+              <w:rPr>
+                <w:sz w:val="20"/>
+                <w:szCs w:val="20"/>
               </w:rPr>
               <w:t xml:space="preserve">Docker Compose</w:t>
             </w:r>
           </w:p>
         </w:tc>
         <w:tc>
-          <w:p>
-            <w:r>
-              <w:rPr>
-                <w:sz w:val="21"/>
-                <w:szCs w:val="21"/>
+          <w:tcPr>
+            <w:tcW w:type="dxa" w:w="3009"/>
+            <w:gridSpan w:val="3"/>
+            <w:tcBorders>
+              <w:top w:val="single" w:color="BFBFBF" w:sz="4"/>
+              <w:left w:val="single" w:color="BFBFBF" w:sz="4"/>
+              <w:bottom w:val="single" w:color="BFBFBF" w:sz="4"/>
+              <w:right w:val="single" w:color="BFBFBF" w:sz="4"/>
+            </w:tcBorders>
+            <w:tcMar>
+              <w:top w:type="dxa" w:w="60"/>
+              <w:left w:type="dxa" w:w="120"/>
+              <w:bottom w:type="dxa" w:w="60"/>
+              <w:right w:type="dxa" w:w="120"/>
+            </w:tcMar>
+            <w:vAlign w:val="center"/>
+          </w:tcPr>
+          <w:p>
+            <w:r>
+              <w:rPr>
+                <w:sz w:val="20"/>
+                <w:szCs w:val="20"/>
               </w:rPr>
               <w:t xml:space="preserve">v2.20+</w:t>
             </w:r>
           </w:p>
         </w:tc>
         <w:tc>
-          <w:p>
-            <w:r>
-              <w:rPr>
-                <w:sz w:val="21"/>
-                <w:szCs w:val="21"/>
+          <w:tcPr>
+            <w:tcW w:type="dxa" w:w="3009"/>
+            <w:gridSpan w:val="3"/>
+            <w:tcBorders>
+              <w:top w:val="single" w:color="BFBFBF" w:sz="4"/>
+              <w:left w:val="single" w:color="BFBFBF" w:sz="4"/>
+              <w:bottom w:val="single" w:color="BFBFBF" w:sz="4"/>
+              <w:right w:val="single" w:color="BFBFBF" w:sz="4"/>
+            </w:tcBorders>
+            <w:tcMar>
+              <w:top w:type="dxa" w:w="60"/>
+              <w:left w:type="dxa" w:w="120"/>
+              <w:bottom w:type="dxa" w:w="60"/>
+              <w:right w:type="dxa" w:w="120"/>
+            </w:tcMar>
+            <w:vAlign w:val="center"/>
+          </w:tcPr>
+          <w:p>
+            <w:r>
+              <w:rPr>
+                <w:sz w:val="20"/>
+                <w:szCs w:val="20"/>
               </w:rPr>
               <w:t xml:space="preserve">使用 include 指令</w:t>
             </w:r>
@@ -516,33 +1167,84 @@
       </w:tr>
       <w:tr>
         <w:tc>
-          <w:p>
-            <w:r>
-              <w:rPr>
-                <w:sz w:val="21"/>
-                <w:szCs w:val="21"/>
+          <w:tcPr>
+            <w:tcW w:type="dxa" w:w="3009"/>
+            <w:gridSpan w:val="3"/>
+            <w:tcBorders>
+              <w:top w:val="single" w:color="BFBFBF" w:sz="4"/>
+              <w:left w:val="single" w:color="BFBFBF" w:sz="4"/>
+              <w:bottom w:val="single" w:color="BFBFBF" w:sz="4"/>
+              <w:right w:val="single" w:color="BFBFBF" w:sz="4"/>
+            </w:tcBorders>
+            <w:tcMar>
+              <w:top w:type="dxa" w:w="60"/>
+              <w:left w:type="dxa" w:w="120"/>
+              <w:bottom w:type="dxa" w:w="60"/>
+              <w:right w:type="dxa" w:w="120"/>
+            </w:tcMar>
+            <w:vAlign w:val="center"/>
+          </w:tcPr>
+          <w:p>
+            <w:r>
+              <w:rPr>
+                <w:sz w:val="20"/>
+                <w:szCs w:val="20"/>
               </w:rPr>
               <w:t xml:space="preserve">Node.js / 数据库 / Redis</w:t>
             </w:r>
           </w:p>
         </w:tc>
         <w:tc>
-          <w:p>
-            <w:r>
-              <w:rPr>
-                <w:sz w:val="21"/>
-                <w:szCs w:val="21"/>
+          <w:tcPr>
+            <w:tcW w:type="dxa" w:w="3009"/>
+            <w:gridSpan w:val="3"/>
+            <w:tcBorders>
+              <w:top w:val="single" w:color="BFBFBF" w:sz="4"/>
+              <w:left w:val="single" w:color="BFBFBF" w:sz="4"/>
+              <w:bottom w:val="single" w:color="BFBFBF" w:sz="4"/>
+              <w:right w:val="single" w:color="BFBFBF" w:sz="4"/>
+            </w:tcBorders>
+            <w:tcMar>
+              <w:top w:type="dxa" w:w="60"/>
+              <w:left w:type="dxa" w:w="120"/>
+              <w:bottom w:type="dxa" w:w="60"/>
+              <w:right w:type="dxa" w:w="120"/>
+            </w:tcMar>
+            <w:vAlign w:val="center"/>
+          </w:tcPr>
+          <w:p>
+            <w:r>
+              <w:rPr>
+                <w:sz w:val="20"/>
+                <w:szCs w:val="20"/>
               </w:rPr>
               <w:t xml:space="preserve">无需安装</w:t>
             </w:r>
           </w:p>
         </w:tc>
         <w:tc>
-          <w:p>
-            <w:r>
-              <w:rPr>
-                <w:sz w:val="21"/>
-                <w:szCs w:val="21"/>
+          <w:tcPr>
+            <w:tcW w:type="dxa" w:w="3009"/>
+            <w:gridSpan w:val="3"/>
+            <w:tcBorders>
+              <w:top w:val="single" w:color="BFBFBF" w:sz="4"/>
+              <w:left w:val="single" w:color="BFBFBF" w:sz="4"/>
+              <w:bottom w:val="single" w:color="BFBFBF" w:sz="4"/>
+              <w:right w:val="single" w:color="BFBFBF" w:sz="4"/>
+            </w:tcBorders>
+            <w:tcMar>
+              <w:top w:type="dxa" w:w="60"/>
+              <w:left w:type="dxa" w:w="120"/>
+              <w:bottom w:type="dxa" w:w="60"/>
+              <w:right w:type="dxa" w:w="120"/>
+            </w:tcMar>
+            <w:vAlign w:val="center"/>
+          </w:tcPr>
+          <w:p>
+            <w:r>
+              <w:rPr>
+                <w:sz w:val="20"/>
+                <w:szCs w:val="20"/>
               </w:rPr>
               <w:t xml:space="preserve">全部内置在离线镜像中</w:t>
             </w:r>
@@ -552,12 +1254,17 @@
     </w:tbl>
     <w:p>
       <w:pPr>
-        <w:spacing w:after="40" w:before="40"/>
-      </w:pPr>
-      <w:r>
-        <w:rPr>
-          <w:sz w:val="22"/>
-          <w:szCs w:val="22"/>
+        <w:spacing w:after="120" w:before="0"/>
+      </w:pPr>
+    </w:p>
+    <w:p>
+      <w:pPr>
+        <w:spacing w:after="100" w:before="60" w:line="320"/>
+      </w:pPr>
+      <w:r>
+        <w:rPr>
+          <w:sz w:val="21"/>
+          <w:szCs w:val="21"/>
         </w:rPr>
         <w:t xml:space="preserve">离线包由 GitHub Actions 自动构建（或同架构构建机执行 npm run pack:docker 产出），拷贝到目标机加载即可，全程无需访问 npm 网络。
 </w:t>
@@ -565,8 +1272,7 @@
     </w:p>
     <w:p>
       <w:pPr>
-        <w:pStyle w:val="Heading2"/>
-        <w:spacing w:after="100" w:before="200"/>
+        <w:pStyle w:val="Heading1"/>
       </w:pPr>
       <w:r>
         <w:t xml:space="preserve">三、开放端口</w:t>
@@ -574,7 +1280,7 @@
     </w:p>
     <w:tbl>
       <w:tblPr>
-        <w:tblW w:type="pct" w:w="100%"/>
+        <w:tblW w:type="dxa" w:w="9026"/>
         <w:tblBorders>
           <w:top w:val="single" w:color="auto" w:sz="4"/>
           <w:left w:val="single" w:color="auto" w:sz="4"/>
@@ -585,62 +1291,150 @@
         </w:tblBorders>
       </w:tblPr>
       <w:tblGrid>
-        <w:gridCol w:w="100"/>
-        <w:gridCol w:w="100"/>
-        <w:gridCol w:w="100"/>
-        <w:gridCol w:w="100"/>
+        <w:gridCol w:w="2257"/>
+        <w:gridCol w:w="2257"/>
+        <w:gridCol w:w="2257"/>
+        <w:gridCol w:w="2257"/>
       </w:tblGrid>
       <w:tr>
         <w:trPr>
           <w:tblHeader/>
         </w:trPr>
         <w:tc>
-          <w:p>
+          <w:tcPr>
+            <w:tcW w:type="dxa" w:w="2257"/>
+            <w:gridSpan w:val="4"/>
+            <w:tcBorders>
+              <w:top w:val="single" w:color="BFBFBF" w:sz="4"/>
+              <w:left w:val="single" w:color="BFBFBF" w:sz="4"/>
+              <w:bottom w:val="single" w:color="BFBFBF" w:sz="4"/>
+              <w:right w:val="single" w:color="BFBFBF" w:sz="4"/>
+            </w:tcBorders>
+            <w:shd w:fill="DEEAF6" w:val="clear"/>
+            <w:tcMar>
+              <w:top w:type="dxa" w:w="60"/>
+              <w:left w:type="dxa" w:w="120"/>
+              <w:bottom w:type="dxa" w:w="60"/>
+              <w:right w:type="dxa" w:w="120"/>
+            </w:tcMar>
+            <w:vAlign w:val="center"/>
+          </w:tcPr>
+          <w:p>
+            <w:pPr>
+              <w:jc w:val="center"/>
+            </w:pPr>
             <w:r>
               <w:rPr>
                 <w:b/>
                 <w:bCs/>
-                <w:sz w:val="21"/>
-                <w:szCs w:val="21"/>
+                <w:color w:val="1F4E79"/>
+                <w:sz w:val="20"/>
+                <w:szCs w:val="20"/>
               </w:rPr>
               <w:t xml:space="preserve">端口</w:t>
             </w:r>
           </w:p>
         </w:tc>
         <w:tc>
-          <w:p>
+          <w:tcPr>
+            <w:tcW w:type="dxa" w:w="2257"/>
+            <w:gridSpan w:val="4"/>
+            <w:tcBorders>
+              <w:top w:val="single" w:color="BFBFBF" w:sz="4"/>
+              <w:left w:val="single" w:color="BFBFBF" w:sz="4"/>
+              <w:bottom w:val="single" w:color="BFBFBF" w:sz="4"/>
+              <w:right w:val="single" w:color="BFBFBF" w:sz="4"/>
+            </w:tcBorders>
+            <w:shd w:fill="DEEAF6" w:val="clear"/>
+            <w:tcMar>
+              <w:top w:type="dxa" w:w="60"/>
+              <w:left w:type="dxa" w:w="120"/>
+              <w:bottom w:type="dxa" w:w="60"/>
+              <w:right w:type="dxa" w:w="120"/>
+            </w:tcMar>
+            <w:vAlign w:val="center"/>
+          </w:tcPr>
+          <w:p>
+            <w:pPr>
+              <w:jc w:val="center"/>
+            </w:pPr>
             <w:r>
               <w:rPr>
                 <w:b/>
                 <w:bCs/>
-                <w:sz w:val="21"/>
-                <w:szCs w:val="21"/>
+                <w:color w:val="1F4E79"/>
+                <w:sz w:val="20"/>
+                <w:szCs w:val="20"/>
               </w:rPr>
               <w:t xml:space="preserve">协议</w:t>
             </w:r>
           </w:p>
         </w:tc>
         <w:tc>
-          <w:p>
+          <w:tcPr>
+            <w:tcW w:type="dxa" w:w="2257"/>
+            <w:gridSpan w:val="4"/>
+            <w:tcBorders>
+              <w:top w:val="single" w:color="BFBFBF" w:sz="4"/>
+              <w:left w:val="single" w:color="BFBFBF" w:sz="4"/>
+              <w:bottom w:val="single" w:color="BFBFBF" w:sz="4"/>
+              <w:right w:val="single" w:color="BFBFBF" w:sz="4"/>
+            </w:tcBorders>
+            <w:shd w:fill="DEEAF6" w:val="clear"/>
+            <w:tcMar>
+              <w:top w:type="dxa" w:w="60"/>
+              <w:left w:type="dxa" w:w="120"/>
+              <w:bottom w:type="dxa" w:w="60"/>
+              <w:right w:type="dxa" w:w="120"/>
+            </w:tcMar>
+            <w:vAlign w:val="center"/>
+          </w:tcPr>
+          <w:p>
+            <w:pPr>
+              <w:jc w:val="center"/>
+            </w:pPr>
             <w:r>
               <w:rPr>
                 <w:b/>
                 <w:bCs/>
-                <w:sz w:val="21"/>
-                <w:szCs w:val="21"/>
+                <w:color w:val="1F4E79"/>
+                <w:sz w:val="20"/>
+                <w:szCs w:val="20"/>
               </w:rPr>
               <w:t xml:space="preserve">用途</w:t>
             </w:r>
           </w:p>
         </w:tc>
         <w:tc>
-          <w:p>
+          <w:tcPr>
+            <w:tcW w:type="dxa" w:w="2257"/>
+            <w:gridSpan w:val="4"/>
+            <w:tcBorders>
+              <w:top w:val="single" w:color="BFBFBF" w:sz="4"/>
+              <w:left w:val="single" w:color="BFBFBF" w:sz="4"/>
+              <w:bottom w:val="single" w:color="BFBFBF" w:sz="4"/>
+              <w:right w:val="single" w:color="BFBFBF" w:sz="4"/>
+            </w:tcBorders>
+            <w:shd w:fill="DEEAF6" w:val="clear"/>
+            <w:tcMar>
+              <w:top w:type="dxa" w:w="60"/>
+              <w:left w:type="dxa" w:w="120"/>
+              <w:bottom w:type="dxa" w:w="60"/>
+              <w:right w:type="dxa" w:w="120"/>
+            </w:tcMar>
+            <w:vAlign w:val="center"/>
+          </w:tcPr>
+          <w:p>
+            <w:pPr>
+              <w:jc w:val="center"/>
+            </w:pPr>
             <w:r>
               <w:rPr>
                 <w:b/>
                 <w:bCs/>
-                <w:sz w:val="21"/>
-                <w:szCs w:val="21"/>
+                <w:color w:val="1F4E79"/>
+                <w:sz w:val="20"/>
+                <w:szCs w:val="20"/>
               </w:rPr>
               <w:t xml:space="preserve">说明</w:t>
             </w:r>
@@ -649,44 +1443,112 @@
       </w:tr>
       <w:tr>
         <w:tc>
-          <w:p>
-            <w:r>
-              <w:rPr>
-                <w:sz w:val="21"/>
-                <w:szCs w:val="21"/>
+          <w:tcPr>
+            <w:tcW w:type="dxa" w:w="2257"/>
+            <w:gridSpan w:val="4"/>
+            <w:tcBorders>
+              <w:top w:val="single" w:color="BFBFBF" w:sz="4"/>
+              <w:left w:val="single" w:color="BFBFBF" w:sz="4"/>
+              <w:bottom w:val="single" w:color="BFBFBF" w:sz="4"/>
+              <w:right w:val="single" w:color="BFBFBF" w:sz="4"/>
+            </w:tcBorders>
+            <w:tcMar>
+              <w:top w:type="dxa" w:w="60"/>
+              <w:left w:type="dxa" w:w="120"/>
+              <w:bottom w:type="dxa" w:w="60"/>
+              <w:right w:type="dxa" w:w="120"/>
+            </w:tcMar>
+            <w:vAlign w:val="center"/>
+          </w:tcPr>
+          <w:p>
+            <w:r>
+              <w:rPr>
+                <w:sz w:val="20"/>
+                <w:szCs w:val="20"/>
               </w:rPr>
               <w:t xml:space="preserve">80 / 443</w:t>
             </w:r>
           </w:p>
         </w:tc>
         <w:tc>
-          <w:p>
-            <w:r>
-              <w:rPr>
-                <w:sz w:val="21"/>
-                <w:szCs w:val="21"/>
+          <w:tcPr>
+            <w:tcW w:type="dxa" w:w="2257"/>
+            <w:gridSpan w:val="4"/>
+            <w:tcBorders>
+              <w:top w:val="single" w:color="BFBFBF" w:sz="4"/>
+              <w:left w:val="single" w:color="BFBFBF" w:sz="4"/>
+              <w:bottom w:val="single" w:color="BFBFBF" w:sz="4"/>
+              <w:right w:val="single" w:color="BFBFBF" w:sz="4"/>
+            </w:tcBorders>
+            <w:tcMar>
+              <w:top w:type="dxa" w:w="60"/>
+              <w:left w:type="dxa" w:w="120"/>
+              <w:bottom w:type="dxa" w:w="60"/>
+              <w:right w:type="dxa" w:w="120"/>
+            </w:tcMar>
+            <w:vAlign w:val="center"/>
+          </w:tcPr>
+          <w:p>
+            <w:r>
+              <w:rPr>
+                <w:sz w:val="20"/>
+                <w:szCs w:val="20"/>
               </w:rPr>
               <w:t xml:space="preserve">TCP</w:t>
             </w:r>
           </w:p>
         </w:tc>
         <w:tc>
-          <w:p>
-            <w:r>
-              <w:rPr>
-                <w:sz w:val="21"/>
-                <w:szCs w:val="21"/>
+          <w:tcPr>
+            <w:tcW w:type="dxa" w:w="2257"/>
+            <w:gridSpan w:val="4"/>
+            <w:tcBorders>
+              <w:top w:val="single" w:color="BFBFBF" w:sz="4"/>
+              <w:left w:val="single" w:color="BFBFBF" w:sz="4"/>
+              <w:bottom w:val="single" w:color="BFBFBF" w:sz="4"/>
+              <w:right w:val="single" w:color="BFBFBF" w:sz="4"/>
+            </w:tcBorders>
+            <w:tcMar>
+              <w:top w:type="dxa" w:w="60"/>
+              <w:left w:type="dxa" w:w="120"/>
+              <w:bottom w:type="dxa" w:w="60"/>
+              <w:right w:type="dxa" w:w="120"/>
+            </w:tcMar>
+            <w:vAlign w:val="center"/>
+          </w:tcPr>
+          <w:p>
+            <w:r>
+              <w:rPr>
+                <w:sz w:val="20"/>
+                <w:szCs w:val="20"/>
               </w:rPr>
               <w:t xml:space="preserve">Web 访问入口（Caddy 反向代理，自动 HTTPS）</w:t>
             </w:r>
           </w:p>
         </w:tc>
         <w:tc>
-          <w:p>
-            <w:r>
-              <w:rPr>
-                <w:sz w:val="21"/>
-                <w:szCs w:val="21"/>
+          <w:tcPr>
+            <w:tcW w:type="dxa" w:w="2257"/>
+            <w:gridSpan w:val="4"/>
+            <w:tcBorders>
+              <w:top w:val="single" w:color="BFBFBF" w:sz="4"/>
+              <w:left w:val="single" w:color="BFBFBF" w:sz="4"/>
+              <w:bottom w:val="single" w:color="BFBFBF" w:sz="4"/>
+              <w:right w:val="single" w:color="BFBFBF" w:sz="4"/>
+            </w:tcBorders>
+            <w:tcMar>
+              <w:top w:type="dxa" w:w="60"/>
+              <w:left w:type="dxa" w:w="120"/>
+              <w:bottom w:type="dxa" w:w="60"/>
+              <w:right w:type="dxa" w:w="120"/>
+            </w:tcMar>
+            <w:vAlign w:val="center"/>
+          </w:tcPr>
+          <w:p>
+            <w:r>
+              <w:rPr>
+                <w:sz w:val="20"/>
+                <w:szCs w:val="20"/>
               </w:rPr>
               <w:t xml:space="preserve">浏览器访问入口</w:t>
             </w:r>
@@ -695,44 +1557,112 @@
       </w:tr>
       <w:tr>
         <w:tc>
-          <w:p>
-            <w:r>
-              <w:rPr>
-                <w:sz w:val="21"/>
-                <w:szCs w:val="21"/>
+          <w:tcPr>
+            <w:tcW w:type="dxa" w:w="2257"/>
+            <w:gridSpan w:val="4"/>
+            <w:tcBorders>
+              <w:top w:val="single" w:color="BFBFBF" w:sz="4"/>
+              <w:left w:val="single" w:color="BFBFBF" w:sz="4"/>
+              <w:bottom w:val="single" w:color="BFBFBF" w:sz="4"/>
+              <w:right w:val="single" w:color="BFBFBF" w:sz="4"/>
+            </w:tcBorders>
+            <w:tcMar>
+              <w:top w:type="dxa" w:w="60"/>
+              <w:left w:type="dxa" w:w="120"/>
+              <w:bottom w:type="dxa" w:w="60"/>
+              <w:right w:type="dxa" w:w="120"/>
+            </w:tcMar>
+            <w:vAlign w:val="center"/>
+          </w:tcPr>
+          <w:p>
+            <w:r>
+              <w:rPr>
+                <w:sz w:val="20"/>
+                <w:szCs w:val="20"/>
               </w:rPr>
               <w:t xml:space="preserve">40000-41000</w:t>
             </w:r>
           </w:p>
         </w:tc>
         <w:tc>
-          <w:p>
-            <w:r>
-              <w:rPr>
-                <w:sz w:val="21"/>
-                <w:szCs w:val="21"/>
+          <w:tcPr>
+            <w:tcW w:type="dxa" w:w="2257"/>
+            <w:gridSpan w:val="4"/>
+            <w:tcBorders>
+              <w:top w:val="single" w:color="BFBFBF" w:sz="4"/>
+              <w:left w:val="single" w:color="BFBFBF" w:sz="4"/>
+              <w:bottom w:val="single" w:color="BFBFBF" w:sz="4"/>
+              <w:right w:val="single" w:color="BFBFBF" w:sz="4"/>
+            </w:tcBorders>
+            <w:tcMar>
+              <w:top w:type="dxa" w:w="60"/>
+              <w:left w:type="dxa" w:w="120"/>
+              <w:bottom w:type="dxa" w:w="60"/>
+              <w:right w:type="dxa" w:w="120"/>
+            </w:tcMar>
+            <w:vAlign w:val="center"/>
+          </w:tcPr>
+          <w:p>
+            <w:r>
+              <w:rPr>
+                <w:sz w:val="20"/>
+                <w:szCs w:val="20"/>
               </w:rPr>
               <w:t xml:space="preserve">UDP</w:t>
             </w:r>
           </w:p>
         </w:tc>
         <w:tc>
-          <w:p>
-            <w:r>
-              <w:rPr>
-                <w:sz w:val="21"/>
-                <w:szCs w:val="21"/>
+          <w:tcPr>
+            <w:tcW w:type="dxa" w:w="2257"/>
+            <w:gridSpan w:val="4"/>
+            <w:tcBorders>
+              <w:top w:val="single" w:color="BFBFBF" w:sz="4"/>
+              <w:left w:val="single" w:color="BFBFBF" w:sz="4"/>
+              <w:bottom w:val="single" w:color="BFBFBF" w:sz="4"/>
+              <w:right w:val="single" w:color="BFBFBF" w:sz="4"/>
+            </w:tcBorders>
+            <w:tcMar>
+              <w:top w:type="dxa" w:w="60"/>
+              <w:left w:type="dxa" w:w="120"/>
+              <w:bottom w:type="dxa" w:w="60"/>
+              <w:right w:type="dxa" w:w="120"/>
+            </w:tcMar>
+            <w:vAlign w:val="center"/>
+          </w:tcPr>
+          <w:p>
+            <w:r>
+              <w:rPr>
+                <w:sz w:val="20"/>
+                <w:szCs w:val="20"/>
               </w:rPr>
               <w:t xml:space="preserve">WebRTC 音视频媒体</w:t>
             </w:r>
           </w:p>
         </w:tc>
         <w:tc>
-          <w:p>
-            <w:r>
-              <w:rPr>
-                <w:sz w:val="21"/>
-                <w:szCs w:val="21"/>
+          <w:tcPr>
+            <w:tcW w:type="dxa" w:w="2257"/>
+            <w:gridSpan w:val="4"/>
+            <w:tcBorders>
+              <w:top w:val="single" w:color="BFBFBF" w:sz="4"/>
+              <w:left w:val="single" w:color="BFBFBF" w:sz="4"/>
+              <w:bottom w:val="single" w:color="BFBFBF" w:sz="4"/>
+              <w:right w:val="single" w:color="BFBFBF" w:sz="4"/>
+            </w:tcBorders>
+            <w:tcMar>
+              <w:top w:type="dxa" w:w="60"/>
+              <w:left w:type="dxa" w:w="120"/>
+              <w:bottom w:type="dxa" w:w="60"/>
+              <w:right w:type="dxa" w:w="120"/>
+            </w:tcMar>
+            <w:vAlign w:val="center"/>
+          </w:tcPr>
+          <w:p>
+            <w:r>
+              <w:rPr>
+                <w:sz w:val="20"/>
+                <w:szCs w:val="20"/>
               </w:rPr>
               <w:t xml:space="preserve">防火墙/安全组必须单独放行</w:t>
             </w:r>
@@ -741,44 +1671,112 @@
       </w:tr>
       <w:tr>
         <w:tc>
-          <w:p>
-            <w:r>
-              <w:rPr>
-                <w:sz w:val="21"/>
-                <w:szCs w:val="21"/>
+          <w:tcPr>
+            <w:tcW w:type="dxa" w:w="2257"/>
+            <w:gridSpan w:val="4"/>
+            <w:tcBorders>
+              <w:top w:val="single" w:color="BFBFBF" w:sz="4"/>
+              <w:left w:val="single" w:color="BFBFBF" w:sz="4"/>
+              <w:bottom w:val="single" w:color="BFBFBF" w:sz="4"/>
+              <w:right w:val="single" w:color="BFBFBF" w:sz="4"/>
+            </w:tcBorders>
+            <w:tcMar>
+              <w:top w:type="dxa" w:w="60"/>
+              <w:left w:type="dxa" w:w="120"/>
+              <w:bottom w:type="dxa" w:w="60"/>
+              <w:right w:type="dxa" w:w="120"/>
+            </w:tcMar>
+            <w:vAlign w:val="center"/>
+          </w:tcPr>
+          <w:p>
+            <w:r>
+              <w:rPr>
+                <w:sz w:val="20"/>
+                <w:szCs w:val="20"/>
               </w:rPr>
               <w:t xml:space="preserve">8080 / 8081 / 8082</w:t>
             </w:r>
           </w:p>
         </w:tc>
         <w:tc>
-          <w:p>
-            <w:r>
-              <w:rPr>
-                <w:sz w:val="21"/>
-                <w:szCs w:val="21"/>
+          <w:tcPr>
+            <w:tcW w:type="dxa" w:w="2257"/>
+            <w:gridSpan w:val="4"/>
+            <w:tcBorders>
+              <w:top w:val="single" w:color="BFBFBF" w:sz="4"/>
+              <w:left w:val="single" w:color="BFBFBF" w:sz="4"/>
+              <w:bottom w:val="single" w:color="BFBFBF" w:sz="4"/>
+              <w:right w:val="single" w:color="BFBFBF" w:sz="4"/>
+            </w:tcBorders>
+            <w:tcMar>
+              <w:top w:type="dxa" w:w="60"/>
+              <w:left w:type="dxa" w:w="120"/>
+              <w:bottom w:type="dxa" w:w="60"/>
+              <w:right w:type="dxa" w:w="120"/>
+            </w:tcMar>
+            <w:vAlign w:val="center"/>
+          </w:tcPr>
+          <w:p>
+            <w:r>
+              <w:rPr>
+                <w:sz w:val="20"/>
+                <w:szCs w:val="20"/>
               </w:rPr>
               <w:t xml:space="preserve">TCP</w:t>
             </w:r>
           </w:p>
         </w:tc>
         <w:tc>
-          <w:p>
-            <w:r>
-              <w:rPr>
-                <w:sz w:val="21"/>
-                <w:szCs w:val="21"/>
+          <w:tcPr>
+            <w:tcW w:type="dxa" w:w="2257"/>
+            <w:gridSpan w:val="4"/>
+            <w:tcBorders>
+              <w:top w:val="single" w:color="BFBFBF" w:sz="4"/>
+              <w:left w:val="single" w:color="BFBFBF" w:sz="4"/>
+              <w:bottom w:val="single" w:color="BFBFBF" w:sz="4"/>
+              <w:right w:val="single" w:color="BFBFBF" w:sz="4"/>
+            </w:tcBorders>
+            <w:tcMar>
+              <w:top w:type="dxa" w:w="60"/>
+              <w:left w:type="dxa" w:w="120"/>
+              <w:bottom w:type="dxa" w:w="60"/>
+              <w:right w:type="dxa" w:w="120"/>
+            </w:tcMar>
+            <w:vAlign w:val="center"/>
+          </w:tcPr>
+          <w:p>
+            <w:r>
+              <w:rPr>
+                <w:sz w:val="20"/>
+                <w:szCs w:val="20"/>
               </w:rPr>
               <w:t xml:space="preserve">API / Web / 信令（容器内部端口）</w:t>
             </w:r>
           </w:p>
         </w:tc>
         <w:tc>
-          <w:p>
-            <w:r>
-              <w:rPr>
-                <w:sz w:val="21"/>
-                <w:szCs w:val="21"/>
+          <w:tcPr>
+            <w:tcW w:type="dxa" w:w="2257"/>
+            <w:gridSpan w:val="4"/>
+            <w:tcBorders>
+              <w:top w:val="single" w:color="BFBFBF" w:sz="4"/>
+              <w:left w:val="single" w:color="BFBFBF" w:sz="4"/>
+              <w:bottom w:val="single" w:color="BFBFBF" w:sz="4"/>
+              <w:right w:val="single" w:color="BFBFBF" w:sz="4"/>
+            </w:tcBorders>
+            <w:tcMar>
+              <w:top w:type="dxa" w:w="60"/>
+              <w:left w:type="dxa" w:w="120"/>
+              <w:bottom w:type="dxa" w:w="60"/>
+              <w:right w:type="dxa" w:w="120"/>
+            </w:tcMar>
+            <w:vAlign w:val="center"/>
+          </w:tcPr>
+          <w:p>
+            <w:r>
+              <w:rPr>
+                <w:sz w:val="20"/>
+                <w:szCs w:val="20"/>
               </w:rPr>
               <w:t xml:space="preserve">经 Caddy 反代，无需对外放行</w:t>
             </w:r>
@@ -787,44 +1785,112 @@
       </w:tr>
       <w:tr>
         <w:tc>
-          <w:p>
-            <w:r>
-              <w:rPr>
-                <w:sz w:val="21"/>
-                <w:szCs w:val="21"/>
+          <w:tcPr>
+            <w:tcW w:type="dxa" w:w="2257"/>
+            <w:gridSpan w:val="4"/>
+            <w:tcBorders>
+              <w:top w:val="single" w:color="BFBFBF" w:sz="4"/>
+              <w:left w:val="single" w:color="BFBFBF" w:sz="4"/>
+              <w:bottom w:val="single" w:color="BFBFBF" w:sz="4"/>
+              <w:right w:val="single" w:color="BFBFBF" w:sz="4"/>
+            </w:tcBorders>
+            <w:tcMar>
+              <w:top w:type="dxa" w:w="60"/>
+              <w:left w:type="dxa" w:w="120"/>
+              <w:bottom w:type="dxa" w:w="60"/>
+              <w:right w:type="dxa" w:w="120"/>
+            </w:tcMar>
+            <w:vAlign w:val="center"/>
+          </w:tcPr>
+          <w:p>
+            <w:r>
+              <w:rPr>
+                <w:sz w:val="20"/>
+                <w:szCs w:val="20"/>
               </w:rPr>
               <w:t xml:space="preserve">3306 / 5432 / 6379</w:t>
             </w:r>
           </w:p>
         </w:tc>
         <w:tc>
-          <w:p>
-            <w:r>
-              <w:rPr>
-                <w:sz w:val="21"/>
-                <w:szCs w:val="21"/>
+          <w:tcPr>
+            <w:tcW w:type="dxa" w:w="2257"/>
+            <w:gridSpan w:val="4"/>
+            <w:tcBorders>
+              <w:top w:val="single" w:color="BFBFBF" w:sz="4"/>
+              <w:left w:val="single" w:color="BFBFBF" w:sz="4"/>
+              <w:bottom w:val="single" w:color="BFBFBF" w:sz="4"/>
+              <w:right w:val="single" w:color="BFBFBF" w:sz="4"/>
+            </w:tcBorders>
+            <w:tcMar>
+              <w:top w:type="dxa" w:w="60"/>
+              <w:left w:type="dxa" w:w="120"/>
+              <w:bottom w:type="dxa" w:w="60"/>
+              <w:right w:type="dxa" w:w="120"/>
+            </w:tcMar>
+            <w:vAlign w:val="center"/>
+          </w:tcPr>
+          <w:p>
+            <w:r>
+              <w:rPr>
+                <w:sz w:val="20"/>
+                <w:szCs w:val="20"/>
               </w:rPr>
               <w:t xml:space="preserve">TCP</w:t>
             </w:r>
           </w:p>
         </w:tc>
         <w:tc>
-          <w:p>
-            <w:r>
-              <w:rPr>
-                <w:sz w:val="21"/>
-                <w:szCs w:val="21"/>
+          <w:tcPr>
+            <w:tcW w:type="dxa" w:w="2257"/>
+            <w:gridSpan w:val="4"/>
+            <w:tcBorders>
+              <w:top w:val="single" w:color="BFBFBF" w:sz="4"/>
+              <w:left w:val="single" w:color="BFBFBF" w:sz="4"/>
+              <w:bottom w:val="single" w:color="BFBFBF" w:sz="4"/>
+              <w:right w:val="single" w:color="BFBFBF" w:sz="4"/>
+            </w:tcBorders>
+            <w:tcMar>
+              <w:top w:type="dxa" w:w="60"/>
+              <w:left w:type="dxa" w:w="120"/>
+              <w:bottom w:type="dxa" w:w="60"/>
+              <w:right w:type="dxa" w:w="120"/>
+            </w:tcMar>
+            <w:vAlign w:val="center"/>
+          </w:tcPr>
+          <w:p>
+            <w:r>
+              <w:rPr>
+                <w:sz w:val="20"/>
+                <w:szCs w:val="20"/>
               </w:rPr>
               <w:t xml:space="preserve">数据库 / Redis（容器内部端口）</w:t>
             </w:r>
           </w:p>
         </w:tc>
         <w:tc>
-          <w:p>
-            <w:r>
-              <w:rPr>
-                <w:sz w:val="21"/>
-                <w:szCs w:val="21"/>
+          <w:tcPr>
+            <w:tcW w:type="dxa" w:w="2257"/>
+            <w:gridSpan w:val="4"/>
+            <w:tcBorders>
+              <w:top w:val="single" w:color="BFBFBF" w:sz="4"/>
+              <w:left w:val="single" w:color="BFBFBF" w:sz="4"/>
+              <w:bottom w:val="single" w:color="BFBFBF" w:sz="4"/>
+              <w:right w:val="single" w:color="BFBFBF" w:sz="4"/>
+            </w:tcBorders>
+            <w:tcMar>
+              <w:top w:type="dxa" w:w="60"/>
+              <w:left w:type="dxa" w:w="120"/>
+              <w:bottom w:type="dxa" w:w="60"/>
+              <w:right w:type="dxa" w:w="120"/>
+            </w:tcMar>
+            <w:vAlign w:val="center"/>
+          </w:tcPr>
+          <w:p>
+            <w:r>
+              <w:rPr>
+                <w:sz w:val="20"/>
+                <w:szCs w:val="20"/>
               </w:rPr>
               <w:t xml:space="preserve">无需对外放行</w:t>
             </w:r>
@@ -834,12 +1900,17 @@
     </w:tbl>
     <w:p>
       <w:pPr>
-        <w:spacing w:after="40" w:before="40"/>
-      </w:pPr>
-      <w:r>
-        <w:rPr>
-          <w:sz w:val="22"/>
-          <w:szCs w:val="22"/>
+        <w:spacing w:after="120" w:before="0"/>
+      </w:pPr>
+    </w:p>
+    <w:p>
+      <w:pPr>
+        <w:spacing w:after="100" w:before="60" w:line="320"/>
+      </w:pPr>
+      <w:r>
+        <w:rPr>
+          <w:sz w:val="21"/>
+          <w:szCs w:val="21"/>
         </w:rPr>
         <w:t xml:space="preserve">注意：WebRTC 音视频走 UDP 40000-41000，与 Web 访问的 TCP 端口是两套独立通路。云平台通常默认只放行 80/443，必须单独放行该 UDP 段入方向，否则会议能进入但看不到对方画面、听不到声音。
 </w:t>
@@ -847,12 +1918,12 @@
     </w:p>
     <w:p>
       <w:pPr>
-        <w:spacing w:after="40" w:before="40"/>
-      </w:pPr>
-      <w:r>
-        <w:rPr>
-          <w:sz w:val="22"/>
-          <w:szCs w:val="22"/>
+        <w:spacing w:after="100" w:before="60" w:line="320"/>
+      </w:pPr>
+      <w:r>
+        <w:rPr>
+          <w:sz w:val="21"/>
+          <w:szCs w:val="21"/>
         </w:rPr>
         <w:t xml:space="preserve">连通性验证：部署后在浏览器打开会议页面，服务器上抓包确认 UDP 媒体流到达：
 </w:t>
@@ -860,14 +1931,21 @@
     </w:p>
     <w:p>
       <w:pPr>
-        <w:shd w:fill="F4F4F4"/>
-        <w:spacing w:after="80" w:before="80"/>
+        <w:pBdr>
+          <w:top w:val="single" w:color="D9D9D9" w:sz="2"/>
+          <w:bottom w:val="single" w:color="D9D9D9" w:sz="2"/>
+          <w:left w:val="single" w:color="D9D9D9" w:sz="2"/>
+          <w:right w:val="single" w:color="D9D9D9" w:sz="2"/>
+        </w:pBdr>
+        <w:shd w:fill="F5F6F8"/>
+        <w:spacing w:after="160" w:before="120" w:line="300"/>
+        <w:ind w:left="240" w:right="240"/>
       </w:pPr>
       <w:r>
         <w:rPr>
           <w:rFonts w:ascii="Consolas" w:cs="Consolas" w:eastAsia="Consolas" w:hAnsi="Consolas"/>
-          <w:sz w:val="19"/>
-          <w:szCs w:val="19"/>
+          <w:sz w:val="18"/>
+          <w:szCs w:val="18"/>
         </w:rPr>
         <w:t xml:space="preserve">sudo tcpdump -i any -n 'udp and portrange 40000-41000'
 </w:t>
@@ -875,17 +1953,15 @@
     </w:p>
     <w:p>
       <w:pPr>
+        <w:pStyle w:val="Heading1"/>
+      </w:pPr>
+      <w:r>
+        <w:t xml:space="preserve">四、安装说明</w:t>
+      </w:r>
+    </w:p>
+    <w:p>
+      <w:pPr>
         <w:pStyle w:val="Heading2"/>
-        <w:spacing w:after="100" w:before="200"/>
-      </w:pPr>
-      <w:r>
-        <w:t xml:space="preserve">四、安装说明</w:t>
-      </w:r>
-    </w:p>
-    <w:p>
-      <w:pPr>
-        <w:pStyle w:val="Heading3"/>
-        <w:spacing w:after="80" w:before="160"/>
       </w:pPr>
       <w:r>
         <w:t xml:space="preserve">步骤 1：传输离线包</w:t>
@@ -893,12 +1969,12 @@
     </w:p>
     <w:p>
       <w:pPr>
-        <w:spacing w:after="40" w:before="40"/>
-      </w:pPr>
-      <w:r>
-        <w:rPr>
-          <w:sz w:val="22"/>
-          <w:szCs w:val="22"/>
+        <w:spacing w:after="100" w:before="60" w:line="320"/>
+      </w:pPr>
+      <w:r>
+        <w:rPr>
+          <w:sz w:val="21"/>
+          <w:szCs w:val="21"/>
         </w:rPr>
         <w:t xml:space="preserve">将离线包目录（含应用镜像 tar、基础镜像 tar、docker-compose.yml、Caddyfile、.env.example、load-images.sh、证书脚本）整体拷贝到目标机。
 </w:t>
@@ -906,8 +1982,7 @@
     </w:p>
     <w:p>
       <w:pPr>
-        <w:pStyle w:val="Heading3"/>
-        <w:spacing w:after="80" w:before="160"/>
+        <w:pStyle w:val="Heading2"/>
       </w:pPr>
       <w:r>
         <w:t xml:space="preserve">步骤 2：加载镜像</w:t>
@@ -915,14 +1990,21 @@
     </w:p>
     <w:p>
       <w:pPr>
-        <w:shd w:fill="F4F4F4"/>
-        <w:spacing w:after="80" w:before="80"/>
+        <w:pBdr>
+          <w:top w:val="single" w:color="D9D9D9" w:sz="2"/>
+          <w:bottom w:val="single" w:color="D9D9D9" w:sz="2"/>
+          <w:left w:val="single" w:color="D9D9D9" w:sz="2"/>
+          <w:right w:val="single" w:color="D9D9D9" w:sz="2"/>
+        </w:pBdr>
+        <w:shd w:fill="F5F6F8"/>
+        <w:spacing w:after="160" w:before="120" w:line="300"/>
+        <w:ind w:left="240" w:right="240"/>
       </w:pPr>
       <w:r>
         <w:rPr>
           <w:rFonts w:ascii="Consolas" w:cs="Consolas" w:eastAsia="Consolas" w:hAnsi="Consolas"/>
-          <w:sz w:val="19"/>
-          <w:szCs w:val="19"/>
+          <w:sz w:val="18"/>
+          <w:szCs w:val="18"/>
         </w:rPr>
         <w:t xml:space="preserve">cd &lt;离线包目录&gt;
 bash load-images.sh
@@ -931,8 +2013,7 @@
     </w:p>
     <w:p>
       <w:pPr>
-        <w:pStyle w:val="Heading3"/>
-        <w:spacing w:after="80" w:before="160"/>
+        <w:pStyle w:val="Heading2"/>
       </w:pPr>
       <w:r>
         <w:t xml:space="preserve">步骤 3：配置环境</w:t>
@@ -940,14 +2021,21 @@
     </w:p>
     <w:p>
       <w:pPr>
-        <w:shd w:fill="F4F4F4"/>
-        <w:spacing w:after="80" w:before="80"/>
+        <w:pBdr>
+          <w:top w:val="single" w:color="D9D9D9" w:sz="2"/>
+          <w:bottom w:val="single" w:color="D9D9D9" w:sz="2"/>
+          <w:left w:val="single" w:color="D9D9D9" w:sz="2"/>
+          <w:right w:val="single" w:color="D9D9D9" w:sz="2"/>
+        </w:pBdr>
+        <w:shd w:fill="F5F6F8"/>
+        <w:spacing w:after="160" w:before="120" w:line="300"/>
+        <w:ind w:left="240" w:right="240"/>
       </w:pPr>
       <w:r>
         <w:rPr>
           <w:rFonts w:ascii="Consolas" w:cs="Consolas" w:eastAsia="Consolas" w:hAnsi="Consolas"/>
-          <w:sz w:val="19"/>
-          <w:szCs w:val="19"/>
+          <w:sz w:val="18"/>
+          <w:szCs w:val="18"/>
         </w:rPr>
         <w:t xml:space="preserve">cp .env.example .env
 vi .env
@@ -956,12 +2044,12 @@
     </w:p>
     <w:p>
       <w:pPr>
-        <w:spacing w:after="40" w:before="40"/>
-      </w:pPr>
-      <w:r>
-        <w:rPr>
-          <w:sz w:val="22"/>
-          <w:szCs w:val="22"/>
+        <w:spacing w:after="100" w:before="60" w:line="320"/>
+      </w:pPr>
+      <w:r>
+        <w:rPr>
+          <w:sz w:val="21"/>
+          <w:szCs w:val="21"/>
         </w:rPr>
         <w:t xml:space="preserve">必改项：MEDIASOUP_ANNOUNCED_IP 设为客户端可达的服务器 IP（切勿填 127.0.0.1）；COMPOSE_PROFILES 选择数据库类型（默认 sqlite 零依赖）；使用 postgres / mysql profile 时必须修改默认数据库密码。
 </w:t>
@@ -969,8 +2057,7 @@
     </w:p>
     <w:p>
       <w:pPr>
-        <w:pStyle w:val="Heading3"/>
-        <w:spacing w:after="80" w:before="160"/>
+        <w:pStyle w:val="Heading2"/>
       </w:pPr>
       <w:r>
         <w:t xml:space="preserve">步骤 4：生成证书（可选）</w:t>
@@ -978,14 +2065,21 @@
     </w:p>
     <w:p>
       <w:pPr>
-        <w:shd w:fill="F4F4F4"/>
-        <w:spacing w:after="80" w:before="80"/>
+        <w:pBdr>
+          <w:top w:val="single" w:color="D9D9D9" w:sz="2"/>
+          <w:bottom w:val="single" w:color="D9D9D9" w:sz="2"/>
+          <w:left w:val="single" w:color="D9D9D9" w:sz="2"/>
+          <w:right w:val="single" w:color="D9D9D9" w:sz="2"/>
+        </w:pBdr>
+        <w:shd w:fill="F5F6F8"/>
+        <w:spacing w:after="160" w:before="120" w:line="300"/>
+        <w:ind w:left="240" w:right="240"/>
       </w:pPr>
       <w:r>
         <w:rPr>
           <w:rFonts w:ascii="Consolas" w:cs="Consolas" w:eastAsia="Consolas" w:hAnsi="Consolas"/>
-          <w:sz w:val="19"/>
-          <w:szCs w:val="19"/>
+          <w:sz w:val="18"/>
+          <w:szCs w:val="18"/>
         </w:rPr>
         <w:t xml:space="preserve">bash deploy/docker/gen-selfsigned.sh &lt;服务器IP或域名&gt;
 </w:t>
@@ -993,12 +2087,12 @@
     </w:p>
     <w:p>
       <w:pPr>
-        <w:spacing w:after="40" w:before="40"/>
-      </w:pPr>
-      <w:r>
-        <w:rPr>
-          <w:sz w:val="22"/>
-          <w:szCs w:val="22"/>
+        <w:spacing w:after="100" w:before="60" w:line="320"/>
+      </w:pPr>
+      <w:r>
+        <w:rPr>
+          <w:sz w:val="21"/>
+          <w:szCs w:val="21"/>
         </w:rPr>
         <w:t xml:space="preserve">信创环境请使用 --ca 参数以 CA 签发模式生成根证书与服务器证书，并将 ca.crt 导入客户端浏览器/系统信任机构。
 </w:t>
@@ -1006,8 +2100,7 @@
     </w:p>
     <w:p>
       <w:pPr>
-        <w:pStyle w:val="Heading3"/>
-        <w:spacing w:after="80" w:before="160"/>
+        <w:pStyle w:val="Heading2"/>
       </w:pPr>
       <w:r>
         <w:t xml:space="preserve">步骤 5：启动与验证</w:t>
@@ -1015,14 +2108,21 @@
     </w:p>
     <w:p>
       <w:pPr>
-        <w:shd w:fill="F4F4F4"/>
-        <w:spacing w:after="80" w:before="80"/>
+        <w:pBdr>
+          <w:top w:val="single" w:color="D9D9D9" w:sz="2"/>
+          <w:bottom w:val="single" w:color="D9D9D9" w:sz="2"/>
+          <w:left w:val="single" w:color="D9D9D9" w:sz="2"/>
+          <w:right w:val="single" w:color="D9D9D9" w:sz="2"/>
+        </w:pBdr>
+        <w:shd w:fill="F5F6F8"/>
+        <w:spacing w:after="160" w:before="120" w:line="300"/>
+        <w:ind w:left="240" w:right="240"/>
       </w:pPr>
       <w:r>
         <w:rPr>
           <w:rFonts w:ascii="Consolas" w:cs="Consolas" w:eastAsia="Consolas" w:hAnsi="Consolas"/>
-          <w:sz w:val="19"/>
-          <w:szCs w:val="19"/>
+          <w:sz w:val="18"/>
+          <w:szCs w:val="18"/>
         </w:rPr>
         <w:t xml:space="preserve">docker-compose up -d
 </w:t>
@@ -1030,12 +2130,12 @@
     </w:p>
     <w:p>
       <w:pPr>
-        <w:spacing w:after="40" w:before="40"/>
-      </w:pPr>
-      <w:r>
-        <w:rPr>
-          <w:sz w:val="22"/>
-          <w:szCs w:val="22"/>
+        <w:spacing w:after="100" w:before="60" w:line="320"/>
+      </w:pPr>
+      <w:r>
+        <w:rPr>
+          <w:sz w:val="21"/>
+          <w:szCs w:val="21"/>
         </w:rPr>
         <w:t xml:space="preserve">首次启动时 api 容器自动执行数据库迁移并写入默认账号。浏览器打开 https://&lt;服务器IP&gt;/，或执行健康检查：
 </w:t>
@@ -1043,14 +2143,21 @@
     </w:p>
     <w:p>
       <w:pPr>
-        <w:shd w:fill="F4F4F4"/>
-        <w:spacing w:after="80" w:before="80"/>
+        <w:pBdr>
+          <w:top w:val="single" w:color="D9D9D9" w:sz="2"/>
+          <w:bottom w:val="single" w:color="D9D9D9" w:sz="2"/>
+          <w:left w:val="single" w:color="D9D9D9" w:sz="2"/>
+          <w:right w:val="single" w:color="D9D9D9" w:sz="2"/>
+        </w:pBdr>
+        <w:shd w:fill="F5F6F8"/>
+        <w:spacing w:after="160" w:before="120" w:line="300"/>
+        <w:ind w:left="240" w:right="240"/>
       </w:pPr>
       <w:r>
         <w:rPr>
           <w:rFonts w:ascii="Consolas" w:cs="Consolas" w:eastAsia="Consolas" w:hAnsi="Consolas"/>
-          <w:sz w:val="19"/>
-          <w:szCs w:val="19"/>
+          <w:sz w:val="18"/>
+          <w:szCs w:val="18"/>
         </w:rPr>
         <w:t xml:space="preserve">curl -k https://127.0.0.1/api/healthz
 </w:t>
@@ -1058,8 +2165,7 @@
     </w:p>
     <w:p>
       <w:pPr>
-        <w:pStyle w:val="Heading2"/>
-        <w:spacing w:after="100" w:before="200"/>
+        <w:pStyle w:val="Heading1"/>
       </w:pPr>
       <w:r>
         <w:t xml:space="preserve">五、升级说明</w:t>
@@ -1067,12 +2173,12 @@
     </w:p>
     <w:p>
       <w:pPr>
-        <w:spacing w:after="40" w:before="40"/>
-      </w:pPr>
-      <w:r>
-        <w:rPr>
-          <w:sz w:val="22"/>
-          <w:szCs w:val="22"/>
+        <w:spacing w:after="100" w:before="60" w:line="320"/>
+      </w:pPr>
+      <w:r>
+        <w:rPr>
+          <w:sz w:val="21"/>
+          <w:szCs w:val="21"/>
         </w:rPr>
         <w:t xml:space="preserve">升级前备份（必做）：备份 .env 与数据卷（SQLite 数据文件或数据库 dump）。
 </w:t>
@@ -1080,12 +2186,12 @@
     </w:p>
     <w:p>
       <w:pPr>
-        <w:spacing w:after="40" w:before="40"/>
-      </w:pPr>
-      <w:r>
-        <w:rPr>
-          <w:sz w:val="22"/>
-          <w:szCs w:val="22"/>
+        <w:spacing w:after="100" w:before="60" w:line="320"/>
+      </w:pPr>
+      <w:r>
+        <w:rPr>
+          <w:sz w:val="21"/>
+          <w:szCs w:val="21"/>
         </w:rPr>
         <w:t xml:space="preserve">升级步骤（构建机产出新离线包后）：
 </w:t>
@@ -1093,14 +2199,21 @@
     </w:p>
     <w:p>
       <w:pPr>
-        <w:shd w:fill="F4F4F4"/>
-        <w:spacing w:after="80" w:before="80"/>
+        <w:pBdr>
+          <w:top w:val="single" w:color="D9D9D9" w:sz="2"/>
+          <w:bottom w:val="single" w:color="D9D9D9" w:sz="2"/>
+          <w:left w:val="single" w:color="D9D9D9" w:sz="2"/>
+          <w:right w:val="single" w:color="D9D9D9" w:sz="2"/>
+        </w:pBdr>
+        <w:shd w:fill="F5F6F8"/>
+        <w:spacing w:after="160" w:before="120" w:line="300"/>
+        <w:ind w:left="240" w:right="240"/>
       </w:pPr>
       <w:r>
         <w:rPr>
           <w:rFonts w:ascii="Consolas" w:cs="Consolas" w:eastAsia="Consolas" w:hAnsi="Consolas"/>
-          <w:sz w:val="19"/>
-          <w:szCs w:val="19"/>
+          <w:sz w:val="18"/>
+          <w:szCs w:val="18"/>
         </w:rPr>
         <w:t xml:space="preserve"># 1. 新离线包拷贝到目标机
 # 2. 加载新镜像
@@ -1114,12 +2227,12 @@
     </w:p>
     <w:p>
       <w:pPr>
-        <w:spacing w:after="40" w:before="40"/>
-      </w:pPr>
-      <w:r>
-        <w:rPr>
-          <w:sz w:val="22"/>
-          <w:szCs w:val="22"/>
+        <w:spacing w:after="100" w:before="60" w:line="320"/>
+      </w:pPr>
+      <w:r>
+        <w:rPr>
+          <w:sz w:val="21"/>
+          <w:szCs w:val="21"/>
         </w:rPr>
         <w:t xml:space="preserve">docker-compose up -d 自动用新镜像重建容器，.env 与数据卷保持不变，api 容器启动时自动执行数据库迁移。数据库迁移通常不可逆，回滚请优先使用备份恢复。
 </w:t>
@@ -1127,12 +2240,12 @@
     </w:p>
     <w:p>
       <w:pPr>
-        <w:spacing w:after="40" w:before="40"/>
-      </w:pPr>
-      <w:r>
-        <w:rPr>
-          <w:sz w:val="22"/>
-          <w:szCs w:val="22"/>
+        <w:spacing w:after="100" w:before="60" w:line="320"/>
+      </w:pPr>
+      <w:r>
+        <w:rPr>
+          <w:sz w:val="21"/>
+          <w:szCs w:val="21"/>
         </w:rPr>
         <w:t xml:space="preserve">升级后检查：健康检查返回正常、admin 可登录、创建快速会议可入会、预约会议提交后可审批并可发起、双人流媒体音视频正常、群组置顶正常；如页面样式异常，清浏览器缓存强制刷新（PWA 缓存更新）。
 </w:t>
@@ -1140,8 +2253,7 @@
     </w:p>
     <w:p>
       <w:pPr>
-        <w:pStyle w:val="Heading2"/>
-        <w:spacing w:after="100" w:before="200"/>
+        <w:pStyle w:val="Heading1"/>
       </w:pPr>
       <w:r>
         <w:t xml:space="preserve">六、卸载说明</w:t>
@@ -1149,14 +2261,21 @@
     </w:p>
     <w:p>
       <w:pPr>
-        <w:shd w:fill="F4F4F4"/>
-        <w:spacing w:after="80" w:before="80"/>
+        <w:pBdr>
+          <w:top w:val="single" w:color="D9D9D9" w:sz="2"/>
+          <w:bottom w:val="single" w:color="D9D9D9" w:sz="2"/>
+          <w:left w:val="single" w:color="D9D9D9" w:sz="2"/>
+          <w:right w:val="single" w:color="D9D9D9" w:sz="2"/>
+        </w:pBdr>
+        <w:shd w:fill="F5F6F8"/>
+        <w:spacing w:after="160" w:before="120" w:line="300"/>
+        <w:ind w:left="240" w:right="240"/>
       </w:pPr>
       <w:r>
         <w:rPr>
           <w:rFonts w:ascii="Consolas" w:cs="Consolas" w:eastAsia="Consolas" w:hAnsi="Consolas"/>
-          <w:sz w:val="19"/>
-          <w:szCs w:val="19"/>
+          <w:sz w:val="18"/>
+          <w:szCs w:val="18"/>
         </w:rPr>
         <w:t xml:space="preserve">cd &lt;部署目录&gt;
 docker-compose down
@@ -1165,12 +2284,12 @@
     </w:p>
     <w:p>
       <w:pPr>
-        <w:spacing w:after="40" w:before="40"/>
-      </w:pPr>
-      <w:r>
-        <w:rPr>
-          <w:sz w:val="22"/>
-          <w:szCs w:val="22"/>
+        <w:spacing w:after="100" w:before="60" w:line="320"/>
+      </w:pPr>
+      <w:r>
+        <w:rPr>
+          <w:sz w:val="21"/>
+          <w:szCs w:val="21"/>
         </w:rPr>
         <w:t xml:space="preserve">以上保留数据卷。彻底清理（含数据库与录制数据，谨慎）：
 </w:t>
@@ -1178,14 +2297,21 @@
     </w:p>
     <w:p>
       <w:pPr>
-        <w:shd w:fill="F4F4F4"/>
-        <w:spacing w:after="80" w:before="80"/>
+        <w:pBdr>
+          <w:top w:val="single" w:color="D9D9D9" w:sz="2"/>
+          <w:bottom w:val="single" w:color="D9D9D9" w:sz="2"/>
+          <w:left w:val="single" w:color="D9D9D9" w:sz="2"/>
+          <w:right w:val="single" w:color="D9D9D9" w:sz="2"/>
+        </w:pBdr>
+        <w:shd w:fill="F5F6F8"/>
+        <w:spacing w:after="160" w:before="120" w:line="300"/>
+        <w:ind w:left="240" w:right="240"/>
       </w:pPr>
       <w:r>
         <w:rPr>
           <w:rFonts w:ascii="Consolas" w:cs="Consolas" w:eastAsia="Consolas" w:hAnsi="Consolas"/>
-          <w:sz w:val="19"/>
-          <w:szCs w:val="19"/>
+          <w:sz w:val="18"/>
+          <w:szCs w:val="18"/>
         </w:rPr>
         <w:t xml:space="preserve">docker-compose down -v
 </w:t>
@@ -1193,12 +2319,12 @@
     </w:p>
     <w:p>
       <w:pPr>
-        <w:spacing w:after="40" w:before="40"/>
-      </w:pPr>
-      <w:r>
-        <w:rPr>
-          <w:sz w:val="22"/>
-          <w:szCs w:val="22"/>
+        <w:spacing w:after="100" w:before="60" w:line="320"/>
+      </w:pPr>
+      <w:r>
+        <w:rPr>
+          <w:sz w:val="21"/>
+          <w:szCs w:val="21"/>
         </w:rPr>
         <w:t xml:space="preserve">删除已加载的镜像：
 </w:t>
@@ -1206,14 +2332,21 @@
     </w:p>
     <w:p>
       <w:pPr>
-        <w:shd w:fill="F4F4F4"/>
-        <w:spacing w:after="80" w:before="80"/>
+        <w:pBdr>
+          <w:top w:val="single" w:color="D9D9D9" w:sz="2"/>
+          <w:bottom w:val="single" w:color="D9D9D9" w:sz="2"/>
+          <w:left w:val="single" w:color="D9D9D9" w:sz="2"/>
+          <w:right w:val="single" w:color="D9D9D9" w:sz="2"/>
+        </w:pBdr>
+        <w:shd w:fill="F5F6F8"/>
+        <w:spacing w:after="160" w:before="120" w:line="300"/>
+        <w:ind w:left="240" w:right="240"/>
       </w:pPr>
       <w:r>
         <w:rPr>
           <w:rFonts w:ascii="Consolas" w:cs="Consolas" w:eastAsia="Consolas" w:hAnsi="Consolas"/>
-          <w:sz w:val="19"/>
-          <w:szCs w:val="19"/>
+          <w:sz w:val="18"/>
+          <w:szCs w:val="18"/>
         </w:rPr>
         <w:t xml:space="preserve">docker images | grep meeting
 docker rmi meeting-app:latest meeting-base:latest
@@ -1222,8 +2355,7 @@
     </w:p>
     <w:p>
       <w:pPr>
-        <w:pStyle w:val="Heading2"/>
-        <w:spacing w:after="100" w:before="200"/>
+        <w:pStyle w:val="Heading1"/>
       </w:pPr>
       <w:r>
         <w:t xml:space="preserve">七、默认账号</w:t>
@@ -1231,7 +2363,7 @@
     </w:p>
     <w:tbl>
       <w:tblPr>
-        <w:tblW w:type="pct" w:w="100%"/>
+        <w:tblW w:type="dxa" w:w="9026"/>
         <w:tblBorders>
           <w:top w:val="single" w:color="auto" w:sz="4"/>
           <w:left w:val="single" w:color="auto" w:sz="4"/>
@@ -1242,62 +2374,150 @@
         </w:tblBorders>
       </w:tblPr>
       <w:tblGrid>
-        <w:gridCol w:w="100"/>
-        <w:gridCol w:w="100"/>
-        <w:gridCol w:w="100"/>
-        <w:gridCol w:w="100"/>
+        <w:gridCol w:w="2257"/>
+        <w:gridCol w:w="2257"/>
+        <w:gridCol w:w="2257"/>
+        <w:gridCol w:w="2257"/>
       </w:tblGrid>
       <w:tr>
         <w:trPr>
           <w:tblHeader/>
         </w:trPr>
         <w:tc>
-          <w:p>
+          <w:tcPr>
+            <w:tcW w:type="dxa" w:w="2257"/>
+            <w:gridSpan w:val="4"/>
+            <w:tcBorders>
+              <w:top w:val="single" w:color="BFBFBF" w:sz="4"/>
+              <w:left w:val="single" w:color="BFBFBF" w:sz="4"/>
+              <w:bottom w:val="single" w:color="BFBFBF" w:sz="4"/>
+              <w:right w:val="single" w:color="BFBFBF" w:sz="4"/>
+            </w:tcBorders>
+            <w:shd w:fill="DEEAF6" w:val="clear"/>
+            <w:tcMar>
+              <w:top w:type="dxa" w:w="60"/>
+              <w:left w:type="dxa" w:w="120"/>
+              <w:bottom w:type="dxa" w:w="60"/>
+              <w:right w:type="dxa" w:w="120"/>
+            </w:tcMar>
+            <w:vAlign w:val="center"/>
+          </w:tcPr>
+          <w:p>
+            <w:pPr>
+              <w:jc w:val="center"/>
+            </w:pPr>
             <w:r>
               <w:rPr>
                 <w:b/>
                 <w:bCs/>
-                <w:sz w:val="21"/>
-                <w:szCs w:val="21"/>
+                <w:color w:val="1F4E79"/>
+                <w:sz w:val="20"/>
+                <w:szCs w:val="20"/>
               </w:rPr>
               <w:t xml:space="preserve">账号</w:t>
             </w:r>
           </w:p>
         </w:tc>
         <w:tc>
-          <w:p>
+          <w:tcPr>
+            <w:tcW w:type="dxa" w:w="2257"/>
+            <w:gridSpan w:val="4"/>
+            <w:tcBorders>
+              <w:top w:val="single" w:color="BFBFBF" w:sz="4"/>
+              <w:left w:val="single" w:color="BFBFBF" w:sz="4"/>
+              <w:bottom w:val="single" w:color="BFBFBF" w:sz="4"/>
+              <w:right w:val="single" w:color="BFBFBF" w:sz="4"/>
+            </w:tcBorders>
+            <w:shd w:fill="DEEAF6" w:val="clear"/>
+            <w:tcMar>
+              <w:top w:type="dxa" w:w="60"/>
+              <w:left w:type="dxa" w:w="120"/>
+              <w:bottom w:type="dxa" w:w="60"/>
+              <w:right w:type="dxa" w:w="120"/>
+            </w:tcMar>
+            <w:vAlign w:val="center"/>
+          </w:tcPr>
+          <w:p>
+            <w:pPr>
+              <w:jc w:val="center"/>
+            </w:pPr>
             <w:r>
               <w:rPr>
                 <w:b/>
                 <w:bCs/>
-                <w:sz w:val="21"/>
-                <w:szCs w:val="21"/>
+                <w:color w:val="1F4E79"/>
+                <w:sz w:val="20"/>
+                <w:szCs w:val="20"/>
               </w:rPr>
               <w:t xml:space="preserve">初始密码</w:t>
             </w:r>
           </w:p>
         </w:tc>
         <w:tc>
-          <w:p>
+          <w:tcPr>
+            <w:tcW w:type="dxa" w:w="2257"/>
+            <w:gridSpan w:val="4"/>
+            <w:tcBorders>
+              <w:top w:val="single" w:color="BFBFBF" w:sz="4"/>
+              <w:left w:val="single" w:color="BFBFBF" w:sz="4"/>
+              <w:bottom w:val="single" w:color="BFBFBF" w:sz="4"/>
+              <w:right w:val="single" w:color="BFBFBF" w:sz="4"/>
+            </w:tcBorders>
+            <w:shd w:fill="DEEAF6" w:val="clear"/>
+            <w:tcMar>
+              <w:top w:type="dxa" w:w="60"/>
+              <w:left w:type="dxa" w:w="120"/>
+              <w:bottom w:type="dxa" w:w="60"/>
+              <w:right w:type="dxa" w:w="120"/>
+            </w:tcMar>
+            <w:vAlign w:val="center"/>
+          </w:tcPr>
+          <w:p>
+            <w:pPr>
+              <w:jc w:val="center"/>
+            </w:pPr>
             <w:r>
               <w:rPr>
                 <w:b/>
                 <w:bCs/>
-                <w:sz w:val="21"/>
-                <w:szCs w:val="21"/>
+                <w:color w:val="1F4E79"/>
+                <w:sz w:val="20"/>
+                <w:szCs w:val="20"/>
               </w:rPr>
               <w:t xml:space="preserve">角色</w:t>
             </w:r>
           </w:p>
         </w:tc>
         <w:tc>
-          <w:p>
+          <w:tcPr>
+            <w:tcW w:type="dxa" w:w="2257"/>
+            <w:gridSpan w:val="4"/>
+            <w:tcBorders>
+              <w:top w:val="single" w:color="BFBFBF" w:sz="4"/>
+              <w:left w:val="single" w:color="BFBFBF" w:sz="4"/>
+              <w:bottom w:val="single" w:color="BFBFBF" w:sz="4"/>
+              <w:right w:val="single" w:color="BFBFBF" w:sz="4"/>
+            </w:tcBorders>
+            <w:shd w:fill="DEEAF6" w:val="clear"/>
+            <w:tcMar>
+              <w:top w:type="dxa" w:w="60"/>
+              <w:left w:type="dxa" w:w="120"/>
+              <w:bottom w:type="dxa" w:w="60"/>
+              <w:right w:type="dxa" w:w="120"/>
+            </w:tcMar>
+            <w:vAlign w:val="center"/>
+          </w:tcPr>
+          <w:p>
+            <w:pPr>
+              <w:jc w:val="center"/>
+            </w:pPr>
             <w:r>
               <w:rPr>
                 <w:b/>
                 <w:bCs/>
-                <w:sz w:val="21"/>
-                <w:szCs w:val="21"/>
+                <w:color w:val="1F4E79"/>
+                <w:sz w:val="20"/>
+                <w:szCs w:val="20"/>
               </w:rPr>
               <w:t xml:space="preserve">说明</w:t>
             </w:r>
@@ -1306,44 +2526,112 @@
       </w:tr>
       <w:tr>
         <w:tc>
-          <w:p>
-            <w:r>
-              <w:rPr>
-                <w:sz w:val="21"/>
-                <w:szCs w:val="21"/>
+          <w:tcPr>
+            <w:tcW w:type="dxa" w:w="2257"/>
+            <w:gridSpan w:val="4"/>
+            <w:tcBorders>
+              <w:top w:val="single" w:color="BFBFBF" w:sz="4"/>
+              <w:left w:val="single" w:color="BFBFBF" w:sz="4"/>
+              <w:bottom w:val="single" w:color="BFBFBF" w:sz="4"/>
+              <w:right w:val="single" w:color="BFBFBF" w:sz="4"/>
+            </w:tcBorders>
+            <w:tcMar>
+              <w:top w:type="dxa" w:w="60"/>
+              <w:left w:type="dxa" w:w="120"/>
+              <w:bottom w:type="dxa" w:w="60"/>
+              <w:right w:type="dxa" w:w="120"/>
+            </w:tcMar>
+            <w:vAlign w:val="center"/>
+          </w:tcPr>
+          <w:p>
+            <w:r>
+              <w:rPr>
+                <w:sz w:val="20"/>
+                <w:szCs w:val="20"/>
               </w:rPr>
               <w:t xml:space="preserve">admin</w:t>
             </w:r>
           </w:p>
         </w:tc>
         <w:tc>
-          <w:p>
-            <w:r>
-              <w:rPr>
-                <w:sz w:val="21"/>
-                <w:szCs w:val="21"/>
+          <w:tcPr>
+            <w:tcW w:type="dxa" w:w="2257"/>
+            <w:gridSpan w:val="4"/>
+            <w:tcBorders>
+              <w:top w:val="single" w:color="BFBFBF" w:sz="4"/>
+              <w:left w:val="single" w:color="BFBFBF" w:sz="4"/>
+              <w:bottom w:val="single" w:color="BFBFBF" w:sz="4"/>
+              <w:right w:val="single" w:color="BFBFBF" w:sz="4"/>
+            </w:tcBorders>
+            <w:tcMar>
+              <w:top w:type="dxa" w:w="60"/>
+              <w:left w:type="dxa" w:w="120"/>
+              <w:bottom w:type="dxa" w:w="60"/>
+              <w:right w:type="dxa" w:w="120"/>
+            </w:tcMar>
+            <w:vAlign w:val="center"/>
+          </w:tcPr>
+          <w:p>
+            <w:r>
+              <w:rPr>
+                <w:sz w:val="20"/>
+                <w:szCs w:val="20"/>
               </w:rPr>
               <w:t xml:space="preserve">admin123</w:t>
             </w:r>
           </w:p>
         </w:tc>
         <w:tc>
-          <w:p>
-            <w:r>
-              <w:rPr>
-                <w:sz w:val="21"/>
-                <w:szCs w:val="21"/>
+          <w:tcPr>
+            <w:tcW w:type="dxa" w:w="2257"/>
+            <w:gridSpan w:val="4"/>
+            <w:tcBorders>
+              <w:top w:val="single" w:color="BFBFBF" w:sz="4"/>
+              <w:left w:val="single" w:color="BFBFBF" w:sz="4"/>
+              <w:bottom w:val="single" w:color="BFBFBF" w:sz="4"/>
+              <w:right w:val="single" w:color="BFBFBF" w:sz="4"/>
+            </w:tcBorders>
+            <w:tcMar>
+              <w:top w:type="dxa" w:w="60"/>
+              <w:left w:type="dxa" w:w="120"/>
+              <w:bottom w:type="dxa" w:w="60"/>
+              <w:right w:type="dxa" w:w="120"/>
+            </w:tcMar>
+            <w:vAlign w:val="center"/>
+          </w:tcPr>
+          <w:p>
+            <w:r>
+              <w:rPr>
+                <w:sz w:val="20"/>
+                <w:szCs w:val="20"/>
               </w:rPr>
               <w:t xml:space="preserve">超级管理员</w:t>
             </w:r>
           </w:p>
         </w:tc>
         <w:tc>
-          <w:p>
-            <w:r>
-              <w:rPr>
-                <w:sz w:val="21"/>
-                <w:szCs w:val="21"/>
+          <w:tcPr>
+            <w:tcW w:type="dxa" w:w="2257"/>
+            <w:gridSpan w:val="4"/>
+            <w:tcBorders>
+              <w:top w:val="single" w:color="BFBFBF" w:sz="4"/>
+              <w:left w:val="single" w:color="BFBFBF" w:sz="4"/>
+              <w:bottom w:val="single" w:color="BFBFBF" w:sz="4"/>
+              <w:right w:val="single" w:color="BFBFBF" w:sz="4"/>
+            </w:tcBorders>
+            <w:tcMar>
+              <w:top w:type="dxa" w:w="60"/>
+              <w:left w:type="dxa" w:w="120"/>
+              <w:bottom w:type="dxa" w:w="60"/>
+              <w:right w:type="dxa" w:w="120"/>
+            </w:tcMar>
+            <w:vAlign w:val="center"/>
+          </w:tcPr>
+          <w:p>
+            <w:r>
+              <w:rPr>
+                <w:sz w:val="20"/>
+                <w:szCs w:val="20"/>
               </w:rPr>
               <w:t xml:space="preserve">全部权限</w:t>
             </w:r>
@@ -1352,44 +2640,112 @@
       </w:tr>
       <w:tr>
         <w:tc>
-          <w:p>
-            <w:r>
-              <w:rPr>
-                <w:sz w:val="21"/>
-                <w:szCs w:val="21"/>
+          <w:tcPr>
+            <w:tcW w:type="dxa" w:w="2257"/>
+            <w:gridSpan w:val="4"/>
+            <w:tcBorders>
+              <w:top w:val="single" w:color="BFBFBF" w:sz="4"/>
+              <w:left w:val="single" w:color="BFBFBF" w:sz="4"/>
+              <w:bottom w:val="single" w:color="BFBFBF" w:sz="4"/>
+              <w:right w:val="single" w:color="BFBFBF" w:sz="4"/>
+            </w:tcBorders>
+            <w:tcMar>
+              <w:top w:type="dxa" w:w="60"/>
+              <w:left w:type="dxa" w:w="120"/>
+              <w:bottom w:type="dxa" w:w="60"/>
+              <w:right w:type="dxa" w:w="120"/>
+            </w:tcMar>
+            <w:vAlign w:val="center"/>
+          </w:tcPr>
+          <w:p>
+            <w:r>
+              <w:rPr>
+                <w:sz w:val="20"/>
+                <w:szCs w:val="20"/>
               </w:rPr>
               <w:t xml:space="preserve">sysadmin</w:t>
             </w:r>
           </w:p>
         </w:tc>
         <w:tc>
-          <w:p>
-            <w:r>
-              <w:rPr>
-                <w:sz w:val="21"/>
-                <w:szCs w:val="21"/>
+          <w:tcPr>
+            <w:tcW w:type="dxa" w:w="2257"/>
+            <w:gridSpan w:val="4"/>
+            <w:tcBorders>
+              <w:top w:val="single" w:color="BFBFBF" w:sz="4"/>
+              <w:left w:val="single" w:color="BFBFBF" w:sz="4"/>
+              <w:bottom w:val="single" w:color="BFBFBF" w:sz="4"/>
+              <w:right w:val="single" w:color="BFBFBF" w:sz="4"/>
+            </w:tcBorders>
+            <w:tcMar>
+              <w:top w:type="dxa" w:w="60"/>
+              <w:left w:type="dxa" w:w="120"/>
+              <w:bottom w:type="dxa" w:w="60"/>
+              <w:right w:type="dxa" w:w="120"/>
+            </w:tcMar>
+            <w:vAlign w:val="center"/>
+          </w:tcPr>
+          <w:p>
+            <w:r>
+              <w:rPr>
+                <w:sz w:val="20"/>
+                <w:szCs w:val="20"/>
               </w:rPr>
               <w:t xml:space="preserve">Admin@123</w:t>
             </w:r>
           </w:p>
         </w:tc>
         <w:tc>
-          <w:p>
-            <w:r>
-              <w:rPr>
-                <w:sz w:val="21"/>
-                <w:szCs w:val="21"/>
+          <w:tcPr>
+            <w:tcW w:type="dxa" w:w="2257"/>
+            <w:gridSpan w:val="4"/>
+            <w:tcBorders>
+              <w:top w:val="single" w:color="BFBFBF" w:sz="4"/>
+              <w:left w:val="single" w:color="BFBFBF" w:sz="4"/>
+              <w:bottom w:val="single" w:color="BFBFBF" w:sz="4"/>
+              <w:right w:val="single" w:color="BFBFBF" w:sz="4"/>
+            </w:tcBorders>
+            <w:tcMar>
+              <w:top w:type="dxa" w:w="60"/>
+              <w:left w:type="dxa" w:w="120"/>
+              <w:bottom w:type="dxa" w:w="60"/>
+              <w:right w:type="dxa" w:w="120"/>
+            </w:tcMar>
+            <w:vAlign w:val="center"/>
+          </w:tcPr>
+          <w:p>
+            <w:r>
+              <w:rPr>
+                <w:sz w:val="20"/>
+                <w:szCs w:val="20"/>
               </w:rPr>
               <w:t xml:space="preserve">系统管理员</w:t>
             </w:r>
           </w:p>
         </w:tc>
         <w:tc>
-          <w:p>
-            <w:r>
-              <w:rPr>
-                <w:sz w:val="21"/>
-                <w:szCs w:val="21"/>
+          <w:tcPr>
+            <w:tcW w:type="dxa" w:w="2257"/>
+            <w:gridSpan w:val="4"/>
+            <w:tcBorders>
+              <w:top w:val="single" w:color="BFBFBF" w:sz="4"/>
+              <w:left w:val="single" w:color="BFBFBF" w:sz="4"/>
+              <w:bottom w:val="single" w:color="BFBFBF" w:sz="4"/>
+              <w:right w:val="single" w:color="BFBFBF" w:sz="4"/>
+            </w:tcBorders>
+            <w:tcMar>
+              <w:top w:type="dxa" w:w="60"/>
+              <w:left w:type="dxa" w:w="120"/>
+              <w:bottom w:type="dxa" w:w="60"/>
+              <w:right w:type="dxa" w:w="120"/>
+            </w:tcMar>
+            <w:vAlign w:val="center"/>
+          </w:tcPr>
+          <w:p>
+            <w:r>
+              <w:rPr>
+                <w:sz w:val="20"/>
+                <w:szCs w:val="20"/>
               </w:rPr>
               <w:t xml:space="preserve">首次登录强制修改密码</w:t>
             </w:r>
@@ -1398,44 +2754,112 @@
       </w:tr>
       <w:tr>
         <w:tc>
-          <w:p>
-            <w:r>
-              <w:rPr>
-                <w:sz w:val="21"/>
-                <w:szCs w:val="21"/>
+          <w:tcPr>
+            <w:tcW w:type="dxa" w:w="2257"/>
+            <w:gridSpan w:val="4"/>
+            <w:tcBorders>
+              <w:top w:val="single" w:color="BFBFBF" w:sz="4"/>
+              <w:left w:val="single" w:color="BFBFBF" w:sz="4"/>
+              <w:bottom w:val="single" w:color="BFBFBF" w:sz="4"/>
+              <w:right w:val="single" w:color="BFBFBF" w:sz="4"/>
+            </w:tcBorders>
+            <w:tcMar>
+              <w:top w:type="dxa" w:w="60"/>
+              <w:left w:type="dxa" w:w="120"/>
+              <w:bottom w:type="dxa" w:w="60"/>
+              <w:right w:type="dxa" w:w="120"/>
+            </w:tcMar>
+            <w:vAlign w:val="center"/>
+          </w:tcPr>
+          <w:p>
+            <w:r>
+              <w:rPr>
+                <w:sz w:val="20"/>
+                <w:szCs w:val="20"/>
               </w:rPr>
               <w:t xml:space="preserve">authadmin</w:t>
             </w:r>
           </w:p>
         </w:tc>
         <w:tc>
-          <w:p>
-            <w:r>
-              <w:rPr>
-                <w:sz w:val="21"/>
-                <w:szCs w:val="21"/>
+          <w:tcPr>
+            <w:tcW w:type="dxa" w:w="2257"/>
+            <w:gridSpan w:val="4"/>
+            <w:tcBorders>
+              <w:top w:val="single" w:color="BFBFBF" w:sz="4"/>
+              <w:left w:val="single" w:color="BFBFBF" w:sz="4"/>
+              <w:bottom w:val="single" w:color="BFBFBF" w:sz="4"/>
+              <w:right w:val="single" w:color="BFBFBF" w:sz="4"/>
+            </w:tcBorders>
+            <w:tcMar>
+              <w:top w:type="dxa" w:w="60"/>
+              <w:left w:type="dxa" w:w="120"/>
+              <w:bottom w:type="dxa" w:w="60"/>
+              <w:right w:type="dxa" w:w="120"/>
+            </w:tcMar>
+            <w:vAlign w:val="center"/>
+          </w:tcPr>
+          <w:p>
+            <w:r>
+              <w:rPr>
+                <w:sz w:val="20"/>
+                <w:szCs w:val="20"/>
               </w:rPr>
               <w:t xml:space="preserve">Admin@123</w:t>
             </w:r>
           </w:p>
         </w:tc>
         <w:tc>
-          <w:p>
-            <w:r>
-              <w:rPr>
-                <w:sz w:val="21"/>
-                <w:szCs w:val="21"/>
+          <w:tcPr>
+            <w:tcW w:type="dxa" w:w="2257"/>
+            <w:gridSpan w:val="4"/>
+            <w:tcBorders>
+              <w:top w:val="single" w:color="BFBFBF" w:sz="4"/>
+              <w:left w:val="single" w:color="BFBFBF" w:sz="4"/>
+              <w:bottom w:val="single" w:color="BFBFBF" w:sz="4"/>
+              <w:right w:val="single" w:color="BFBFBF" w:sz="4"/>
+            </w:tcBorders>
+            <w:tcMar>
+              <w:top w:type="dxa" w:w="60"/>
+              <w:left w:type="dxa" w:w="120"/>
+              <w:bottom w:type="dxa" w:w="60"/>
+              <w:right w:type="dxa" w:w="120"/>
+            </w:tcMar>
+            <w:vAlign w:val="center"/>
+          </w:tcPr>
+          <w:p>
+            <w:r>
+              <w:rPr>
+                <w:sz w:val="20"/>
+                <w:szCs w:val="20"/>
               </w:rPr>
               <w:t xml:space="preserve">授权管理员</w:t>
             </w:r>
           </w:p>
         </w:tc>
         <w:tc>
-          <w:p>
-            <w:r>
-              <w:rPr>
-                <w:sz w:val="21"/>
-                <w:szCs w:val="21"/>
+          <w:tcPr>
+            <w:tcW w:type="dxa" w:w="2257"/>
+            <w:gridSpan w:val="4"/>
+            <w:tcBorders>
+              <w:top w:val="single" w:color="BFBFBF" w:sz="4"/>
+              <w:left w:val="single" w:color="BFBFBF" w:sz="4"/>
+              <w:bottom w:val="single" w:color="BFBFBF" w:sz="4"/>
+              <w:right w:val="single" w:color="BFBFBF" w:sz="4"/>
+            </w:tcBorders>
+            <w:tcMar>
+              <w:top w:type="dxa" w:w="60"/>
+              <w:left w:type="dxa" w:w="120"/>
+              <w:bottom w:type="dxa" w:w="60"/>
+              <w:right w:type="dxa" w:w="120"/>
+            </w:tcMar>
+            <w:vAlign w:val="center"/>
+          </w:tcPr>
+          <w:p>
+            <w:r>
+              <w:rPr>
+                <w:sz w:val="20"/>
+                <w:szCs w:val="20"/>
               </w:rPr>
               <w:t xml:space="preserve">首次登录强制修改密码</w:t>
             </w:r>
@@ -1444,44 +2868,112 @@
       </w:tr>
       <w:tr>
         <w:tc>
-          <w:p>
-            <w:r>
-              <w:rPr>
-                <w:sz w:val="21"/>
-                <w:szCs w:val="21"/>
+          <w:tcPr>
+            <w:tcW w:type="dxa" w:w="2257"/>
+            <w:gridSpan w:val="4"/>
+            <w:tcBorders>
+              <w:top w:val="single" w:color="BFBFBF" w:sz="4"/>
+              <w:left w:val="single" w:color="BFBFBF" w:sz="4"/>
+              <w:bottom w:val="single" w:color="BFBFBF" w:sz="4"/>
+              <w:right w:val="single" w:color="BFBFBF" w:sz="4"/>
+            </w:tcBorders>
+            <w:tcMar>
+              <w:top w:type="dxa" w:w="60"/>
+              <w:left w:type="dxa" w:w="120"/>
+              <w:bottom w:type="dxa" w:w="60"/>
+              <w:right w:type="dxa" w:w="120"/>
+            </w:tcMar>
+            <w:vAlign w:val="center"/>
+          </w:tcPr>
+          <w:p>
+            <w:r>
+              <w:rPr>
+                <w:sz w:val="20"/>
+                <w:szCs w:val="20"/>
               </w:rPr>
               <w:t xml:space="preserve">auditadmin</w:t>
             </w:r>
           </w:p>
         </w:tc>
         <w:tc>
-          <w:p>
-            <w:r>
-              <w:rPr>
-                <w:sz w:val="21"/>
-                <w:szCs w:val="21"/>
+          <w:tcPr>
+            <w:tcW w:type="dxa" w:w="2257"/>
+            <w:gridSpan w:val="4"/>
+            <w:tcBorders>
+              <w:top w:val="single" w:color="BFBFBF" w:sz="4"/>
+              <w:left w:val="single" w:color="BFBFBF" w:sz="4"/>
+              <w:bottom w:val="single" w:color="BFBFBF" w:sz="4"/>
+              <w:right w:val="single" w:color="BFBFBF" w:sz="4"/>
+            </w:tcBorders>
+            <w:tcMar>
+              <w:top w:type="dxa" w:w="60"/>
+              <w:left w:type="dxa" w:w="120"/>
+              <w:bottom w:type="dxa" w:w="60"/>
+              <w:right w:type="dxa" w:w="120"/>
+            </w:tcMar>
+            <w:vAlign w:val="center"/>
+          </w:tcPr>
+          <w:p>
+            <w:r>
+              <w:rPr>
+                <w:sz w:val="20"/>
+                <w:szCs w:val="20"/>
               </w:rPr>
               <w:t xml:space="preserve">Admin@123</w:t>
             </w:r>
           </w:p>
         </w:tc>
         <w:tc>
-          <w:p>
-            <w:r>
-              <w:rPr>
-                <w:sz w:val="21"/>
-                <w:szCs w:val="21"/>
+          <w:tcPr>
+            <w:tcW w:type="dxa" w:w="2257"/>
+            <w:gridSpan w:val="4"/>
+            <w:tcBorders>
+              <w:top w:val="single" w:color="BFBFBF" w:sz="4"/>
+              <w:left w:val="single" w:color="BFBFBF" w:sz="4"/>
+              <w:bottom w:val="single" w:color="BFBFBF" w:sz="4"/>
+              <w:right w:val="single" w:color="BFBFBF" w:sz="4"/>
+            </w:tcBorders>
+            <w:tcMar>
+              <w:top w:type="dxa" w:w="60"/>
+              <w:left w:type="dxa" w:w="120"/>
+              <w:bottom w:type="dxa" w:w="60"/>
+              <w:right w:type="dxa" w:w="120"/>
+            </w:tcMar>
+            <w:vAlign w:val="center"/>
+          </w:tcPr>
+          <w:p>
+            <w:r>
+              <w:rPr>
+                <w:sz w:val="20"/>
+                <w:szCs w:val="20"/>
               </w:rPr>
               <w:t xml:space="preserve">审计管理员</w:t>
             </w:r>
           </w:p>
         </w:tc>
         <w:tc>
-          <w:p>
-            <w:r>
-              <w:rPr>
-                <w:sz w:val="21"/>
-                <w:szCs w:val="21"/>
+          <w:tcPr>
+            <w:tcW w:type="dxa" w:w="2257"/>
+            <w:gridSpan w:val="4"/>
+            <w:tcBorders>
+              <w:top w:val="single" w:color="BFBFBF" w:sz="4"/>
+              <w:left w:val="single" w:color="BFBFBF" w:sz="4"/>
+              <w:bottom w:val="single" w:color="BFBFBF" w:sz="4"/>
+              <w:right w:val="single" w:color="BFBFBF" w:sz="4"/>
+            </w:tcBorders>
+            <w:tcMar>
+              <w:top w:type="dxa" w:w="60"/>
+              <w:left w:type="dxa" w:w="120"/>
+              <w:bottom w:type="dxa" w:w="60"/>
+              <w:right w:type="dxa" w:w="120"/>
+            </w:tcMar>
+            <w:vAlign w:val="center"/>
+          </w:tcPr>
+          <w:p>
+            <w:r>
+              <w:rPr>
+                <w:sz w:val="20"/>
+                <w:szCs w:val="20"/>
               </w:rPr>
               <w:t xml:space="preserve">首次登录强制修改密码</w:t>
             </w:r>
@@ -1490,44 +2982,112 @@
       </w:tr>
       <w:tr>
         <w:tc>
-          <w:p>
-            <w:r>
-              <w:rPr>
-                <w:sz w:val="21"/>
-                <w:szCs w:val="21"/>
+          <w:tcPr>
+            <w:tcW w:type="dxa" w:w="2257"/>
+            <w:gridSpan w:val="4"/>
+            <w:tcBorders>
+              <w:top w:val="single" w:color="BFBFBF" w:sz="4"/>
+              <w:left w:val="single" w:color="BFBFBF" w:sz="4"/>
+              <w:bottom w:val="single" w:color="BFBFBF" w:sz="4"/>
+              <w:right w:val="single" w:color="BFBFBF" w:sz="4"/>
+            </w:tcBorders>
+            <w:tcMar>
+              <w:top w:type="dxa" w:w="60"/>
+              <w:left w:type="dxa" w:w="120"/>
+              <w:bottom w:type="dxa" w:w="60"/>
+              <w:right w:type="dxa" w:w="120"/>
+            </w:tcMar>
+            <w:vAlign w:val="center"/>
+          </w:tcPr>
+          <w:p>
+            <w:r>
+              <w:rPr>
+                <w:sz w:val="20"/>
+                <w:szCs w:val="20"/>
               </w:rPr>
               <w:t xml:space="preserve">meeting</w:t>
             </w:r>
           </w:p>
         </w:tc>
         <w:tc>
-          <w:p>
-            <w:r>
-              <w:rPr>
-                <w:sz w:val="21"/>
-                <w:szCs w:val="21"/>
+          <w:tcPr>
+            <w:tcW w:type="dxa" w:w="2257"/>
+            <w:gridSpan w:val="4"/>
+            <w:tcBorders>
+              <w:top w:val="single" w:color="BFBFBF" w:sz="4"/>
+              <w:left w:val="single" w:color="BFBFBF" w:sz="4"/>
+              <w:bottom w:val="single" w:color="BFBFBF" w:sz="4"/>
+              <w:right w:val="single" w:color="BFBFBF" w:sz="4"/>
+            </w:tcBorders>
+            <w:tcMar>
+              <w:top w:type="dxa" w:w="60"/>
+              <w:left w:type="dxa" w:w="120"/>
+              <w:bottom w:type="dxa" w:w="60"/>
+              <w:right w:type="dxa" w:w="120"/>
+            </w:tcMar>
+            <w:vAlign w:val="center"/>
+          </w:tcPr>
+          <w:p>
+            <w:r>
+              <w:rPr>
+                <w:sz w:val="20"/>
+                <w:szCs w:val="20"/>
               </w:rPr>
               <w:t xml:space="preserve">Admin@123</w:t>
             </w:r>
           </w:p>
         </w:tc>
         <w:tc>
-          <w:p>
-            <w:r>
-              <w:rPr>
-                <w:sz w:val="21"/>
-                <w:szCs w:val="21"/>
+          <w:tcPr>
+            <w:tcW w:type="dxa" w:w="2257"/>
+            <w:gridSpan w:val="4"/>
+            <w:tcBorders>
+              <w:top w:val="single" w:color="BFBFBF" w:sz="4"/>
+              <w:left w:val="single" w:color="BFBFBF" w:sz="4"/>
+              <w:bottom w:val="single" w:color="BFBFBF" w:sz="4"/>
+              <w:right w:val="single" w:color="BFBFBF" w:sz="4"/>
+            </w:tcBorders>
+            <w:tcMar>
+              <w:top w:type="dxa" w:w="60"/>
+              <w:left w:type="dxa" w:w="120"/>
+              <w:bottom w:type="dxa" w:w="60"/>
+              <w:right w:type="dxa" w:w="120"/>
+            </w:tcMar>
+            <w:vAlign w:val="center"/>
+          </w:tcPr>
+          <w:p>
+            <w:r>
+              <w:rPr>
+                <w:sz w:val="20"/>
+                <w:szCs w:val="20"/>
               </w:rPr>
               <w:t xml:space="preserve">普通用户</w:t>
             </w:r>
           </w:p>
         </w:tc>
         <w:tc>
-          <w:p>
-            <w:r>
-              <w:rPr>
-                <w:sz w:val="21"/>
-                <w:szCs w:val="21"/>
+          <w:tcPr>
+            <w:tcW w:type="dxa" w:w="2257"/>
+            <w:gridSpan w:val="4"/>
+            <w:tcBorders>
+              <w:top w:val="single" w:color="BFBFBF" w:sz="4"/>
+              <w:left w:val="single" w:color="BFBFBF" w:sz="4"/>
+              <w:bottom w:val="single" w:color="BFBFBF" w:sz="4"/>
+              <w:right w:val="single" w:color="BFBFBF" w:sz="4"/>
+            </w:tcBorders>
+            <w:tcMar>
+              <w:top w:type="dxa" w:w="60"/>
+              <w:left w:type="dxa" w:w="120"/>
+              <w:bottom w:type="dxa" w:w="60"/>
+              <w:right w:type="dxa" w:w="120"/>
+            </w:tcMar>
+            <w:vAlign w:val="center"/>
+          </w:tcPr>
+          <w:p>
+            <w:r>
+              <w:rPr>
+                <w:sz w:val="20"/>
+                <w:szCs w:val="20"/>
               </w:rPr>
               <w:t xml:space="preserve">首次登录强制修改密码</w:t>
             </w:r>
@@ -1537,12 +3097,17 @@
     </w:tbl>
     <w:p>
       <w:pPr>
-        <w:spacing w:after="40" w:before="40"/>
-      </w:pPr>
-      <w:r>
-        <w:rPr>
-          <w:sz w:val="22"/>
-          <w:szCs w:val="22"/>
+        <w:spacing w:after="120" w:before="0"/>
+      </w:pPr>
+    </w:p>
+    <w:p>
+      <w:pPr>
+        <w:spacing w:after="100" w:before="60" w:line="320"/>
+      </w:pPr>
+      <w:r>
+        <w:rPr>
+          <w:sz w:val="21"/>
+          <w:szCs w:val="21"/>
         </w:rPr>
         <w:t xml:space="preserve">三员分立原则：系统管理员管理用户但不能审批会议申请；授权管理员审批但不能直接操作用户；审计管理员仅查看审计日志。
 </w:t>
@@ -1550,12 +3115,12 @@
     </w:p>
     <w:p>
       <w:pPr>
-        <w:spacing w:after="40" w:before="40"/>
-      </w:pPr>
-      <w:r>
-        <w:rPr>
-          <w:sz w:val="22"/>
-          <w:szCs w:val="22"/>
+        <w:spacing w:after="100" w:before="60" w:line="320"/>
+      </w:pPr>
+      <w:r>
+        <w:rPr>
+          <w:sz w:val="21"/>
+          <w:szCs w:val="21"/>
         </w:rPr>
         <w:t xml:space="preserve">注意：生产环境部署后请立即修改全部默认密码；连续 5 次输错密码账号将锁定 60 秒。
 </w:t>
@@ -1563,8 +3128,7 @@
     </w:p>
     <w:p>
       <w:pPr>
-        <w:pStyle w:val="Heading2"/>
-        <w:spacing w:after="100" w:before="200"/>
+        <w:pStyle w:val="Heading1"/>
       </w:pPr>
       <w:r>
         <w:t xml:space="preserve">八、注意事项</w:t>
@@ -1572,92 +3136,127 @@
     </w:p>
     <w:p>
       <w:pPr>
+        <w:pStyle w:val="ListParagraph"/>
+        <w:numPr>
+          <w:ilvl w:val="0"/>
+          <w:numId w:val="2"/>
+        </w:numPr>
         <w:spacing w:after="40" w:before="40"/>
       </w:pPr>
       <w:r>
         <w:rPr>
-          <w:sz w:val="22"/>
-          <w:szCs w:val="22"/>
-        </w:rPr>
-        <w:t xml:space="preserve">• 架构一致性：镜像架构（x86_64/aarch64）必须与目标机 CPU 一致，构建机也须同架构。
+          <w:sz w:val="21"/>
+          <w:szCs w:val="21"/>
+        </w:rPr>
+        <w:t xml:space="preserve">架构一致性：镜像架构（x86_64/aarch64）必须与目标机 CPU 一致，构建机也须同架构。
 </w:t>
       </w:r>
     </w:p>
     <w:p>
       <w:pPr>
+        <w:pStyle w:val="ListParagraph"/>
+        <w:numPr>
+          <w:ilvl w:val="0"/>
+          <w:numId w:val="2"/>
+        </w:numPr>
         <w:spacing w:after="40" w:before="40"/>
       </w:pPr>
       <w:r>
         <w:rPr>
-          <w:sz w:val="22"/>
-          <w:szCs w:val="22"/>
-        </w:rPr>
-        <w:t xml:space="preserve">• Docker 版本：麒麟/UOS 软件源的 docker.io 版本较旧，建议使用官方静态二进制安装 Docker 20+ 与 Compose v2。
+          <w:sz w:val="21"/>
+          <w:szCs w:val="21"/>
+        </w:rPr>
+        <w:t xml:space="preserve">Docker 版本：麒麟/UOS 软件源的 docker.io 版本较旧，建议使用官方静态二进制安装 Docker 20+ 与 Compose v2。
 </w:t>
       </w:r>
     </w:p>
     <w:p>
       <w:pPr>
+        <w:pStyle w:val="ListParagraph"/>
+        <w:numPr>
+          <w:ilvl w:val="0"/>
+          <w:numId w:val="2"/>
+        </w:numPr>
         <w:spacing w:after="40" w:before="40"/>
       </w:pPr>
       <w:r>
         <w:rPr>
-          <w:sz w:val="22"/>
-          <w:szCs w:val="22"/>
-        </w:rPr>
-        <w:t xml:space="preserve">• npm 私服：构建机连淘宝 npm 镜像也不可达时，可在项目根放置 .npmrc 指向内网私服，或直接使用 CI 产物。
+          <w:sz w:val="21"/>
+          <w:szCs w:val="21"/>
+        </w:rPr>
+        <w:t xml:space="preserve">npm 私服：构建机连淘宝 npm 镜像也不可达时，可在项目根放置 .npmrc 指向内网私服，或直接使用 CI 产物。
 </w:t>
       </w:r>
     </w:p>
     <w:p>
       <w:pPr>
+        <w:pStyle w:val="ListParagraph"/>
+        <w:numPr>
+          <w:ilvl w:val="0"/>
+          <w:numId w:val="2"/>
+        </w:numPr>
         <w:spacing w:after="40" w:before="40"/>
       </w:pPr>
       <w:r>
         <w:rPr>
-          <w:sz w:val="22"/>
-          <w:szCs w:val="22"/>
-        </w:rPr>
-        <w:t xml:space="preserve">• SELinux：如开启 enforcing 模式，需按系统策略放行容器端口映射。
+          <w:sz w:val="21"/>
+          <w:szCs w:val="21"/>
+        </w:rPr>
+        <w:t xml:space="preserve">SELinux：如开启 enforcing 模式，需按系统策略放行容器端口映射。
 </w:t>
       </w:r>
     </w:p>
     <w:p>
       <w:pPr>
+        <w:pStyle w:val="ListParagraph"/>
+        <w:numPr>
+          <w:ilvl w:val="0"/>
+          <w:numId w:val="2"/>
+        </w:numPr>
         <w:spacing w:after="40" w:before="40"/>
       </w:pPr>
       <w:r>
         <w:rPr>
-          <w:sz w:val="22"/>
-          <w:szCs w:val="22"/>
-        </w:rPr>
-        <w:t xml:space="preserve">• 客户端浏览器：推荐奇安信浏览器（涉密版）、UOS 浏览器或 Chrome 100+。
+          <w:sz w:val="21"/>
+          <w:szCs w:val="21"/>
+        </w:rPr>
+        <w:t xml:space="preserve">客户端浏览器：推荐奇安信浏览器（涉密版）、UOS 浏览器或 Chrome 100+。
 </w:t>
       </w:r>
     </w:p>
     <w:p>
       <w:pPr>
+        <w:pStyle w:val="ListParagraph"/>
+        <w:numPr>
+          <w:ilvl w:val="0"/>
+          <w:numId w:val="2"/>
+        </w:numPr>
         <w:spacing w:after="40" w:before="40"/>
       </w:pPr>
       <w:r>
         <w:rPr>
-          <w:sz w:val="22"/>
-          <w:szCs w:val="22"/>
-        </w:rPr>
-        <w:t xml:space="preserve">• 会议无声音/无画面：绝大多数为 UDP 40000-41000 未放行，见"三、开放端口"抓包排查；同时确认 MEDIASOUP_ANNOUNCED_IP 为客户端可达 IP。
+          <w:sz w:val="21"/>
+          <w:szCs w:val="21"/>
+        </w:rPr>
+        <w:t xml:space="preserve">会议无声音/无画面：绝大多数为 UDP 40000-41000 未放行，见"三、开放端口"抓包排查；同时确认 MEDIASOUP_ANNOUNCED_IP 为客户端可达 IP。
 </w:t>
       </w:r>
     </w:p>
     <w:p>
       <w:pPr>
+        <w:pStyle w:val="ListParagraph"/>
+        <w:numPr>
+          <w:ilvl w:val="0"/>
+          <w:numId w:val="2"/>
+        </w:numPr>
         <w:spacing w:after="40" w:before="40"/>
       </w:pPr>
       <w:r>
         <w:rPr>
-          <w:sz w:val="22"/>
-          <w:szCs w:val="22"/>
-        </w:rPr>
-        <w:t xml:space="preserve">• PWA 缓存：升级后如页面异常，请清除浏览器缓存或强制刷新。
+          <w:sz w:val="21"/>
+          <w:szCs w:val="21"/>
+        </w:rPr>
+        <w:t xml:space="preserve">PWA 缓存：升级后如页面异常，请清除浏览器缓存或强制刷新。
 </w:t>
       </w:r>
     </w:p>
@@ -1835,8 +3434,26 @@
       </w:pPr>
     </w:lvl>
   </w:abstractNum>
+  <w:abstractNum w:abstractNumId="2" w15:restartNumberingAfterBreak="0">
+    <w:multiLevelType w:val="hybridMultilevel"/>
+    <w:lvl w:ilvl="0" w15:tentative="1">
+      <w:start w:val="1"/>
+      <w:numFmt w:val="bullet"/>
+      <w:lvlText w:val="•"/>
+      <w:lvlJc w:val="left"/>
+      <w:pPr>
+        <w:ind w:left="560" w:hanging="280"/>
+      </w:pPr>
+    </w:lvl>
+  </w:abstractNum>
   <w:num w:numId="1">
     <w:abstractNumId w:val="1"/>
+    <w:lvlOverride w:ilvl="0">
+      <w:startOverride w:val="1"/>
+    </w:lvlOverride>
+  </w:num>
+  <w:num w:numId="2">
+    <w:abstractNumId w:val="2"/>
     <w:lvlOverride w:ilvl="0">
       <w:startOverride w:val="1"/>
     </w:lvlOverride>
@@ -1850,8 +3467,8 @@
     <w:rPrDefault>
       <w:rPr>
         <w:rFonts w:ascii="Microsoft YaHei" w:cs="Microsoft YaHei" w:eastAsia="Microsoft YaHei" w:hAnsi="Microsoft YaHei"/>
-        <w:sz w:val="22"/>
-        <w:szCs w:val="22"/>
+        <w:sz w:val="21"/>
+        <w:szCs w:val="21"/>
       </w:rPr>
     </w:rPrDefault>
     <w:pPrDefault/>
@@ -2027,5 +3644,62 @@
       <w:szCs w:val="20"/>
     </w:rPr>
   </w:style>
+  <w:style w:type="paragraph" w:styleId="Heading1">
+    <w:name w:val="Heading 1"/>
+    <w:basedOn w:val="Normal"/>
+    <w:next w:val="Normal"/>
+    <w:qFormat/>
+    <w:pPr>
+      <w:pBdr>
+        <w:bottom w:val="single" w:color="1F4E79" w:sz="6" w:space="2"/>
+      </w:pBdr>
+      <w:spacing w:after="160" w:before="360"/>
+      <w:outlineLvl w:val="0"/>
+    </w:pPr>
+    <w:rPr>
+      <w:rFonts w:ascii="Microsoft YaHei" w:cs="Microsoft YaHei" w:eastAsia="Microsoft YaHei" w:hAnsi="Microsoft YaHei"/>
+      <w:b/>
+      <w:bCs/>
+      <w:color w:val="1F4E79"/>
+      <w:sz w:val="30"/>
+      <w:szCs w:val="30"/>
+    </w:rPr>
+  </w:style>
+  <w:style w:type="paragraph" w:styleId="Heading2">
+    <w:name w:val="Heading 2"/>
+    <w:basedOn w:val="Normal"/>
+    <w:next w:val="Normal"/>
+    <w:qFormat/>
+    <w:pPr>
+      <w:spacing w:after="100" w:before="240"/>
+      <w:outlineLvl w:val="1"/>
+    </w:pPr>
+    <w:rPr>
+      <w:rFonts w:ascii="Microsoft YaHei" w:cs="Microsoft YaHei" w:eastAsia="Microsoft YaHei" w:hAnsi="Microsoft YaHei"/>
+      <w:b/>
+      <w:bCs/>
+      <w:color w:val="262626"/>
+      <w:sz w:val="25"/>
+      <w:szCs w:val="25"/>
+    </w:rPr>
+  </w:style>
+  <w:style w:type="paragraph" w:styleId="Heading3">
+    <w:name w:val="Heading 3"/>
+    <w:basedOn w:val="Normal"/>
+    <w:next w:val="Normal"/>
+    <w:qFormat/>
+    <w:pPr>
+      <w:spacing w:after="80" w:before="180"/>
+      <w:outlineLvl w:val="2"/>
+    </w:pPr>
+    <w:rPr>
+      <w:rFonts w:ascii="Microsoft YaHei" w:cs="Microsoft YaHei" w:eastAsia="Microsoft YaHei" w:hAnsi="Microsoft YaHei"/>
+      <w:b/>
+      <w:bCs/>
+      <w:color w:val="404040"/>
+      <w:sz w:val="22"/>
+      <w:szCs w:val="22"/>
+    </w:rPr>
+  </w:style>
 </w:styles>
 </file>
--- a/docs/install/项目部署说明-docker-offline.docx
+++ b/docs/install/项目部署说明-docker-offline.docx
@@ -1982,14 +1982,6 @@
     </w:p>
     <w:p>
       <w:pPr>
-        <w:pStyle w:val="Heading2"/>
-      </w:pPr>
-      <w:r>
-        <w:t xml:space="preserve">步骤 2：加载镜像</w:t>
-      </w:r>
-    </w:p>
-    <w:p>
-      <w:pPr>
         <w:pBdr>
           <w:top w:val="single" w:color="D9D9D9" w:sz="2"/>
           <w:bottom w:val="single" w:color="D9D9D9" w:sz="2"/>
@@ -2016,7 +2008,7 @@
         <w:pStyle w:val="Heading2"/>
       </w:pPr>
       <w:r>
-        <w:t xml:space="preserve">步骤 3：配置环境</w:t>
+        <w:t xml:space="preserve">步骤 2：加载镜像</w:t>
       </w:r>
     </w:p>
     <w:p>
@@ -2037,7 +2029,38 @@
           <w:sz w:val="18"/>
           <w:szCs w:val="18"/>
         </w:rPr>
-        <w:t xml:space="preserve">cp .env.example .env
+        <w:t xml:space="preserve">cd &lt;离线包目录&gt;
+bash load-images.sh
+</w:t>
+      </w:r>
+    </w:p>
+    <w:p>
+      <w:pPr>
+        <w:pStyle w:val="Heading2"/>
+      </w:pPr>
+      <w:r>
+        <w:t xml:space="preserve">步骤 3：配置环境</w:t>
+      </w:r>
+    </w:p>
+    <w:p>
+      <w:pPr>
+        <w:pBdr>
+          <w:top w:val="single" w:color="D9D9D9" w:sz="2"/>
+          <w:bottom w:val="single" w:color="D9D9D9" w:sz="2"/>
+          <w:left w:val="single" w:color="D9D9D9" w:sz="2"/>
+          <w:right w:val="single" w:color="D9D9D9" w:sz="2"/>
+        </w:pBdr>
+        <w:shd w:fill="F5F6F8"/>
+        <w:spacing w:after="160" w:before="120" w:line="300"/>
+        <w:ind w:left="240" w:right="240"/>
+      </w:pPr>
+      <w:r>
+        <w:rPr>
+          <w:rFonts w:ascii="Consolas" w:cs="Consolas" w:eastAsia="Consolas" w:hAnsi="Consolas"/>
+          <w:sz w:val="18"/>
+          <w:szCs w:val="18"/>
+        </w:rPr>
+        <w:t xml:space="preserve">cp env.example .env
 vi .env
 </w:t>
       </w:r>

--- a/docs/install/项目部署说明-docker-offline.docx
+++ b/docs/install/项目部署说明-docker-offline.docx
@@ -1998,8 +1998,17 @@
           <w:sz w:val="18"/>
           <w:szCs w:val="18"/>
         </w:rPr>
-        <w:t xml:space="preserve">cd &lt;离线包目录&gt;
-bash load-images.sh
+        <w:t xml:space="preserve">解压：
+</w:t>
+      </w:r>
+      <w:r>
+        <w:rPr>
+          <w:rFonts w:ascii="Consolas" w:cs="Consolas" w:eastAsia="Consolas" w:hAnsi="Consolas"/>
+          <w:sz w:val="18"/>
+          <w:szCs w:val="18"/>
+        </w:rPr>
+        <w:br/>
+        <w:t xml:space="preserve">unzip meeting-docker-xx-xxx-1.zip -d meeting-docker
 </w:t>
       </w:r>
     </w:p>
@@ -2030,7 +2039,26 @@
           <w:szCs w:val="18"/>
         </w:rPr>
         <w:t xml:space="preserve">cd &lt;离线包目录&gt;
-bash load-images.sh
+</w:t>
+      </w:r>
+      <w:r>
+        <w:rPr>
+          <w:rFonts w:ascii="Consolas" w:cs="Consolas" w:eastAsia="Consolas" w:hAnsi="Consolas"/>
+          <w:sz w:val="18"/>
+          <w:szCs w:val="18"/>
+        </w:rPr>
+        <w:br/>
+        <w:t xml:space="preserve">chmod +x load-images.sh
+</w:t>
+      </w:r>
+      <w:r>
+        <w:rPr>
+          <w:rFonts w:ascii="Consolas" w:cs="Consolas" w:eastAsia="Consolas" w:hAnsi="Consolas"/>
+          <w:sz w:val="18"/>
+          <w:szCs w:val="18"/>
+        </w:rPr>
+        <w:br/>
+        <w:t xml:space="preserve">bash load-images.sh
 </w:t>
       </w:r>
     </w:p>
@@ -2061,7 +2089,16 @@
           <w:szCs w:val="18"/>
         </w:rPr>
         <w:t xml:space="preserve">cp env.example .env
-vi .env
+</w:t>
+      </w:r>
+      <w:r>
+        <w:rPr>
+          <w:rFonts w:ascii="Consolas" w:cs="Consolas" w:eastAsia="Consolas" w:hAnsi="Consolas"/>
+          <w:sz w:val="18"/>
+          <w:szCs w:val="18"/>
+        </w:rPr>
+        <w:br/>
+        <w:t xml:space="preserve">vi .env
 </w:t>
       </w:r>
     </w:p>
@@ -2239,12 +2276,66 @@
           <w:szCs w:val="18"/>
         </w:rPr>
         <w:t xml:space="preserve"># 1. 新离线包拷贝到目标机
-# 2. 加载新镜像
-cd &lt;新离线包目录&gt;
-bash load-images.sh
-# 3. 重启服务（沿用原目录的 .env，数据卷保留）
-cd &lt;原部署目录&gt;
-docker-compose up -d
+</w:t>
+      </w:r>
+      <w:r>
+        <w:rPr>
+          <w:rFonts w:ascii="Consolas" w:cs="Consolas" w:eastAsia="Consolas" w:hAnsi="Consolas"/>
+          <w:sz w:val="18"/>
+          <w:szCs w:val="18"/>
+        </w:rPr>
+        <w:br/>
+        <w:t xml:space="preserve"># 2. 加载新镜像
+</w:t>
+      </w:r>
+      <w:r>
+        <w:rPr>
+          <w:rFonts w:ascii="Consolas" w:cs="Consolas" w:eastAsia="Consolas" w:hAnsi="Consolas"/>
+          <w:sz w:val="18"/>
+          <w:szCs w:val="18"/>
+        </w:rPr>
+        <w:br/>
+        <w:t xml:space="preserve">cd &lt;新离线包目录&gt;
+</w:t>
+      </w:r>
+      <w:r>
+        <w:rPr>
+          <w:rFonts w:ascii="Consolas" w:cs="Consolas" w:eastAsia="Consolas" w:hAnsi="Consolas"/>
+          <w:sz w:val="18"/>
+          <w:szCs w:val="18"/>
+        </w:rPr>
+        <w:br/>
+        <w:t xml:space="preserve">bash load-images.sh
+</w:t>
+      </w:r>
+      <w:r>
+        <w:rPr>
+          <w:rFonts w:ascii="Consolas" w:cs="Consolas" w:eastAsia="Consolas" w:hAnsi="Consolas"/>
+          <w:sz w:val="18"/>
+          <w:szCs w:val="18"/>
+        </w:rPr>
+        <w:br/>
+        <w:t xml:space="preserve"># 3. 重启服务（沿用原目录的 .env，数据卷保留）
+</w:t>
+      </w:r>
+      <w:r>
+        <w:rPr>
+          <w:rFonts w:ascii="Consolas" w:cs="Consolas" w:eastAsia="Consolas" w:hAnsi="Consolas"/>
+          <w:sz w:val="18"/>
+          <w:szCs w:val="18"/>
+        </w:rPr>
+        <w:br/>
+        <w:t xml:space="preserve">cd &lt;原部署目录&gt;
+</w:t>
+      </w:r>
+      <w:r>
+        <w:rPr>
+          <w:rFonts w:ascii="Consolas" w:cs="Consolas" w:eastAsia="Consolas" w:hAnsi="Consolas"/>
+          <w:sz w:val="18"/>
+          <w:szCs w:val="18"/>
+        </w:rPr>
+        <w:br/>
+        <w:t xml:space="preserve">docker-compose up -d
 </w:t>
       </w:r>
     </w:p>
@@ -2301,7 +2392,16 @@
           <w:szCs w:val="18"/>
         </w:rPr>
         <w:t xml:space="preserve">cd &lt;部署目录&gt;
-docker-compose down
+</w:t>
+      </w:r>
+      <w:r>
+        <w:rPr>
+          <w:rFonts w:ascii="Consolas" w:cs="Consolas" w:eastAsia="Consolas" w:hAnsi="Consolas"/>
+          <w:sz w:val="18"/>
+          <w:szCs w:val="18"/>
+        </w:rPr>
+        <w:br/>
+        <w:t xml:space="preserve">docker-compose down
 </w:t>
       </w:r>
     </w:p>
@@ -2372,7 +2472,16 @@
           <w:szCs w:val="18"/>
         </w:rPr>
         <w:t xml:space="preserve">docker images | grep meeting
-docker rmi meeting-app:latest meeting-base:latest
+</w:t>
+      </w:r>
+      <w:r>
+        <w:rPr>
+          <w:rFonts w:ascii="Consolas" w:cs="Consolas" w:eastAsia="Consolas" w:hAnsi="Consolas"/>
+          <w:sz w:val="18"/>
+          <w:szCs w:val="18"/>
+        </w:rPr>
+        <w:br/>
+        <w:t xml:space="preserve">docker rmi meeting-app:latest meeting-base:latest
 </w:t>
       </w:r>
     </w:p>

--- a/docs/install/项目部署说明-docker-offline.docx
+++ b/docs/install/项目部署说明-docker-offline.docx
@@ -231,6 +231,9 @@
             <w:vAlign w:val="center"/>
           </w:tcPr>
           <w:p>
+            <w:pPr>
+              <w:jc w:val="left"/>
+            </w:pPr>
             <w:r>
               <w:rPr>
                 <w:sz w:val="20"/>
@@ -259,6 +262,9 @@
             <w:vAlign w:val="center"/>
           </w:tcPr>
           <w:p>
+            <w:pPr>
+              <w:jc w:val="left"/>
+            </w:pPr>
             <w:r>
               <w:rPr>
                 <w:sz w:val="20"/>
@@ -287,6 +293,9 @@
             <w:vAlign w:val="center"/>
           </w:tcPr>
           <w:p>
+            <w:pPr>
+              <w:jc w:val="left"/>
+            </w:pPr>
             <w:r>
               <w:rPr>
                 <w:sz w:val="20"/>
@@ -315,6 +324,9 @@
             <w:vAlign w:val="center"/>
           </w:tcPr>
           <w:p>
+            <w:pPr>
+              <w:jc w:val="left"/>
+            </w:pPr>
             <w:r>
               <w:rPr>
                 <w:sz w:val="20"/>
@@ -345,6 +357,9 @@
             <w:vAlign w:val="center"/>
           </w:tcPr>
           <w:p>
+            <w:pPr>
+              <w:jc w:val="left"/>
+            </w:pPr>
             <w:r>
               <w:rPr>
                 <w:sz w:val="20"/>
@@ -373,6 +388,9 @@
             <w:vAlign w:val="center"/>
           </w:tcPr>
           <w:p>
+            <w:pPr>
+              <w:jc w:val="left"/>
+            </w:pPr>
             <w:r>
               <w:rPr>
                 <w:sz w:val="20"/>
@@ -401,6 +419,9 @@
             <w:vAlign w:val="center"/>
           </w:tcPr>
           <w:p>
+            <w:pPr>
+              <w:jc w:val="left"/>
+            </w:pPr>
             <w:r>
               <w:rPr>
                 <w:sz w:val="20"/>
@@ -429,6 +450,9 @@
             <w:vAlign w:val="center"/>
           </w:tcPr>
           <w:p>
+            <w:pPr>
+              <w:jc w:val="left"/>
+            </w:pPr>
             <w:r>
               <w:rPr>
                 <w:sz w:val="20"/>
@@ -459,6 +483,9 @@
             <w:vAlign w:val="center"/>
           </w:tcPr>
           <w:p>
+            <w:pPr>
+              <w:jc w:val="left"/>
+            </w:pPr>
             <w:r>
               <w:rPr>
                 <w:sz w:val="20"/>
@@ -487,6 +514,9 @@
             <w:vAlign w:val="center"/>
           </w:tcPr>
           <w:p>
+            <w:pPr>
+              <w:jc w:val="left"/>
+            </w:pPr>
             <w:r>
               <w:rPr>
                 <w:sz w:val="20"/>
@@ -515,6 +545,9 @@
             <w:vAlign w:val="center"/>
           </w:tcPr>
           <w:p>
+            <w:pPr>
+              <w:jc w:val="left"/>
+            </w:pPr>
             <w:r>
               <w:rPr>
                 <w:sz w:val="20"/>
@@ -543,6 +576,9 @@
             <w:vAlign w:val="center"/>
           </w:tcPr>
           <w:p>
+            <w:pPr>
+              <w:jc w:val="left"/>
+            </w:pPr>
             <w:r>
               <w:rPr>
                 <w:sz w:val="20"/>
@@ -573,6 +609,9 @@
             <w:vAlign w:val="center"/>
           </w:tcPr>
           <w:p>
+            <w:pPr>
+              <w:jc w:val="left"/>
+            </w:pPr>
             <w:r>
               <w:rPr>
                 <w:sz w:val="20"/>
@@ -601,6 +640,9 @@
             <w:vAlign w:val="center"/>
           </w:tcPr>
           <w:p>
+            <w:pPr>
+              <w:jc w:val="left"/>
+            </w:pPr>
             <w:r>
               <w:rPr>
                 <w:sz w:val="20"/>
@@ -629,6 +671,9 @@
             <w:vAlign w:val="center"/>
           </w:tcPr>
           <w:p>
+            <w:pPr>
+              <w:jc w:val="left"/>
+            </w:pPr>
             <w:r>
               <w:rPr>
                 <w:sz w:val="20"/>
@@ -657,6 +702,9 @@
             <w:vAlign w:val="center"/>
           </w:tcPr>
           <w:p>
+            <w:pPr>
+              <w:jc w:val="left"/>
+            </w:pPr>
             <w:r>
               <w:rPr>
                 <w:sz w:val="20"/>
@@ -841,6 +889,9 @@
             <w:vAlign w:val="center"/>
           </w:tcPr>
           <w:p>
+            <w:pPr>
+              <w:jc w:val="left"/>
+            </w:pPr>
             <w:r>
               <w:rPr>
                 <w:sz w:val="20"/>
@@ -869,6 +920,9 @@
             <w:vAlign w:val="center"/>
           </w:tcPr>
           <w:p>
+            <w:pPr>
+              <w:jc w:val="left"/>
+            </w:pPr>
             <w:r>
               <w:rPr>
                 <w:sz w:val="20"/>
@@ -897,6 +951,9 @@
             <w:vAlign w:val="center"/>
           </w:tcPr>
           <w:p>
+            <w:pPr>
+              <w:jc w:val="left"/>
+            </w:pPr>
             <w:r>
               <w:rPr>
                 <w:sz w:val="20"/>
@@ -927,6 +984,9 @@
             <w:vAlign w:val="center"/>
           </w:tcPr>
           <w:p>
+            <w:pPr>
+              <w:jc w:val="left"/>
+            </w:pPr>
             <w:r>
               <w:rPr>
                 <w:sz w:val="20"/>
@@ -955,6 +1015,9 @@
             <w:vAlign w:val="center"/>
           </w:tcPr>
           <w:p>
+            <w:pPr>
+              <w:jc w:val="left"/>
+            </w:pPr>
             <w:r>
               <w:rPr>
                 <w:sz w:val="20"/>
@@ -983,6 +1046,9 @@
             <w:vAlign w:val="center"/>
           </w:tcPr>
           <w:p>
+            <w:pPr>
+              <w:jc w:val="left"/>
+            </w:pPr>
             <w:r>
               <w:rPr>
                 <w:sz w:val="20"/>
@@ -1013,6 +1079,9 @@
             <w:vAlign w:val="center"/>
           </w:tcPr>
           <w:p>
+            <w:pPr>
+              <w:jc w:val="left"/>
+            </w:pPr>
             <w:r>
               <w:rPr>
                 <w:sz w:val="20"/>
@@ -1041,6 +1110,9 @@
             <w:vAlign w:val="center"/>
           </w:tcPr>
           <w:p>
+            <w:pPr>
+              <w:jc w:val="left"/>
+            </w:pPr>
             <w:r>
               <w:rPr>
                 <w:sz w:val="20"/>
@@ -1069,6 +1141,9 @@
             <w:vAlign w:val="center"/>
           </w:tcPr>
           <w:p>
+            <w:pPr>
+              <w:jc w:val="left"/>
+            </w:pPr>
             <w:r>
               <w:rPr>
                 <w:sz w:val="20"/>
@@ -1099,6 +1174,9 @@
             <w:vAlign w:val="center"/>
           </w:tcPr>
           <w:p>
+            <w:pPr>
+              <w:jc w:val="left"/>
+            </w:pPr>
             <w:r>
               <w:rPr>
                 <w:sz w:val="20"/>
@@ -1127,6 +1205,9 @@
             <w:vAlign w:val="center"/>
           </w:tcPr>
           <w:p>
+            <w:pPr>
+              <w:jc w:val="left"/>
+            </w:pPr>
             <w:r>
               <w:rPr>
                 <w:sz w:val="20"/>
@@ -1155,6 +1236,9 @@
             <w:vAlign w:val="center"/>
           </w:tcPr>
           <w:p>
+            <w:pPr>
+              <w:jc w:val="left"/>
+            </w:pPr>
             <w:r>
               <w:rPr>
                 <w:sz w:val="20"/>
@@ -1185,6 +1269,9 @@
             <w:vAlign w:val="center"/>
           </w:tcPr>
           <w:p>
+            <w:pPr>
+              <w:jc w:val="left"/>
+            </w:pPr>
             <w:r>
               <w:rPr>
                 <w:sz w:val="20"/>
@@ -1213,6 +1300,9 @@
             <w:vAlign w:val="center"/>
           </w:tcPr>
           <w:p>
+            <w:pPr>
+              <w:jc w:val="left"/>
+            </w:pPr>
             <w:r>
               <w:rPr>
                 <w:sz w:val="20"/>
@@ -1241,6 +1331,9 @@
             <w:vAlign w:val="center"/>
           </w:tcPr>
           <w:p>
+            <w:pPr>
+              <w:jc w:val="left"/>
+            </w:pPr>
             <w:r>
               <w:rPr>
                 <w:sz w:val="20"/>
@@ -1461,6 +1554,9 @@
             <w:vAlign w:val="center"/>
           </w:tcPr>
           <w:p>
+            <w:pPr>
+              <w:jc w:val="left"/>
+            </w:pPr>
             <w:r>
               <w:rPr>
                 <w:sz w:val="20"/>
@@ -1489,6 +1585,9 @@
             <w:vAlign w:val="center"/>
           </w:tcPr>
           <w:p>
+            <w:pPr>
+              <w:jc w:val="left"/>
+            </w:pPr>
             <w:r>
               <w:rPr>
                 <w:sz w:val="20"/>
@@ -1517,6 +1616,9 @@
             <w:vAlign w:val="center"/>
           </w:tcPr>
           <w:p>
+            <w:pPr>
+              <w:jc w:val="left"/>
+            </w:pPr>
             <w:r>
               <w:rPr>
                 <w:sz w:val="20"/>
@@ -1545,6 +1647,9 @@
             <w:vAlign w:val="center"/>
           </w:tcPr>
           <w:p>
+            <w:pPr>
+              <w:jc w:val="left"/>
+            </w:pPr>
             <w:r>
               <w:rPr>
                 <w:sz w:val="20"/>
@@ -1575,6 +1680,9 @@
             <w:vAlign w:val="center"/>
           </w:tcPr>
           <w:p>
+            <w:pPr>
+              <w:jc w:val="left"/>
+            </w:pPr>
             <w:r>
               <w:rPr>
                 <w:sz w:val="20"/>
@@ -1603,6 +1711,9 @@
             <w:vAlign w:val="center"/>
           </w:tcPr>
           <w:p>
+            <w:pPr>
+              <w:jc w:val="left"/>
+            </w:pPr>
             <w:r>
               <w:rPr>
                 <w:sz w:val="20"/>
@@ -1631,6 +1742,9 @@
             <w:vAlign w:val="center"/>
           </w:tcPr>
           <w:p>
+            <w:pPr>
+              <w:jc w:val="left"/>
+            </w:pPr>
             <w:r>
               <w:rPr>
                 <w:sz w:val="20"/>
@@ -1659,6 +1773,9 @@
             <w:vAlign w:val="center"/>
           </w:tcPr>
           <w:p>
+            <w:pPr>
+              <w:jc w:val="left"/>
+            </w:pPr>
             <w:r>
               <w:rPr>
                 <w:sz w:val="20"/>
@@ -1689,6 +1806,9 @@
             <w:vAlign w:val="center"/>
           </w:tcPr>
           <w:p>
+            <w:pPr>
+              <w:jc w:val="left"/>
+            </w:pPr>
             <w:r>
               <w:rPr>
                 <w:sz w:val="20"/>
@@ -1717,6 +1837,9 @@
             <w:vAlign w:val="center"/>
           </w:tcPr>
           <w:p>
+            <w:pPr>
+              <w:jc w:val="left"/>
+            </w:pPr>
             <w:r>
               <w:rPr>
                 <w:sz w:val="20"/>
@@ -1745,6 +1868,9 @@
             <w:vAlign w:val="center"/>
           </w:tcPr>
           <w:p>
+            <w:pPr>
+              <w:jc w:val="left"/>
+            </w:pPr>
             <w:r>
               <w:rPr>
                 <w:sz w:val="20"/>
@@ -1773,6 +1899,9 @@
             <w:vAlign w:val="center"/>
           </w:tcPr>
           <w:p>
+            <w:pPr>
+              <w:jc w:val="left"/>
+            </w:pPr>
             <w:r>
               <w:rPr>
                 <w:sz w:val="20"/>
@@ -1803,6 +1932,9 @@
             <w:vAlign w:val="center"/>
           </w:tcPr>
           <w:p>
+            <w:pPr>
+              <w:jc w:val="left"/>
+            </w:pPr>
             <w:r>
               <w:rPr>
                 <w:sz w:val="20"/>
@@ -1831,6 +1963,9 @@
             <w:vAlign w:val="center"/>
           </w:tcPr>
           <w:p>
+            <w:pPr>
+              <w:jc w:val="left"/>
+            </w:pPr>
             <w:r>
               <w:rPr>
                 <w:sz w:val="20"/>
@@ -1859,6 +1994,9 @@
             <w:vAlign w:val="center"/>
           </w:tcPr>
           <w:p>
+            <w:pPr>
+              <w:jc w:val="left"/>
+            </w:pPr>
             <w:r>
               <w:rPr>
                 <w:sz w:val="20"/>
@@ -1887,6 +2025,9 @@
             <w:vAlign w:val="center"/>
           </w:tcPr>
           <w:p>
+            <w:pPr>
+              <w:jc w:val="left"/>
+            </w:pPr>
             <w:r>
               <w:rPr>
                 <w:sz w:val="20"/>
@@ -1940,6 +2081,7 @@
         <w:shd w:fill="F5F6F8"/>
         <w:spacing w:after="160" w:before="120" w:line="300"/>
         <w:ind w:left="240" w:right="240"/>
+        <w:jc w:val="left"/>
       </w:pPr>
       <w:r>
         <w:rPr>
@@ -1991,6 +2133,7 @@
         <w:shd w:fill="F5F6F8"/>
         <w:spacing w:after="160" w:before="120" w:line="300"/>
         <w:ind w:left="240" w:right="240"/>
+        <w:jc w:val="left"/>
       </w:pPr>
       <w:r>
         <w:rPr>
@@ -2031,6 +2174,7 @@
         <w:shd w:fill="F5F6F8"/>
         <w:spacing w:after="160" w:before="120" w:line="300"/>
         <w:ind w:left="240" w:right="240"/>
+        <w:jc w:val="left"/>
       </w:pPr>
       <w:r>
         <w:rPr>
@@ -2081,6 +2225,7 @@
         <w:shd w:fill="F5F6F8"/>
         <w:spacing w:after="160" w:before="120" w:line="300"/>
         <w:ind w:left="240" w:right="240"/>
+        <w:jc w:val="left"/>
       </w:pPr>
       <w:r>
         <w:rPr>
@@ -2134,6 +2279,7 @@
         <w:shd w:fill="F5F6F8"/>
         <w:spacing w:after="160" w:before="120" w:line="300"/>
         <w:ind w:left="240" w:right="240"/>
+        <w:jc w:val="left"/>
       </w:pPr>
       <w:r>
         <w:rPr>
@@ -2177,6 +2323,7 @@
         <w:shd w:fill="F5F6F8"/>
         <w:spacing w:after="160" w:before="120" w:line="300"/>
         <w:ind w:left="240" w:right="240"/>
+        <w:jc w:val="left"/>
       </w:pPr>
       <w:r>
         <w:rPr>
@@ -2212,6 +2359,7 @@
         <w:shd w:fill="F5F6F8"/>
         <w:spacing w:after="160" w:before="120" w:line="300"/>
         <w:ind w:left="240" w:right="240"/>
+        <w:jc w:val="left"/>
       </w:pPr>
       <w:r>
         <w:rPr>
@@ -2268,6 +2416,7 @@
         <w:shd w:fill="F5F6F8"/>
         <w:spacing w:after="160" w:before="120" w:line="300"/>
         <w:ind w:left="240" w:right="240"/>
+        <w:jc w:val="left"/>
       </w:pPr>
       <w:r>
         <w:rPr>
@@ -2384,6 +2533,7 @@
         <w:shd w:fill="F5F6F8"/>
         <w:spacing w:after="160" w:before="120" w:line="300"/>
         <w:ind w:left="240" w:right="240"/>
+        <w:jc w:val="left"/>
       </w:pPr>
       <w:r>
         <w:rPr>
@@ -2429,6 +2579,7 @@
         <w:shd w:fill="F5F6F8"/>
         <w:spacing w:after="160" w:before="120" w:line="300"/>
         <w:ind w:left="240" w:right="240"/>
+        <w:jc w:val="left"/>
       </w:pPr>
       <w:r>
         <w:rPr>
@@ -2464,6 +2615,7 @@
         <w:shd w:fill="F5F6F8"/>
         <w:spacing w:after="160" w:before="120" w:line="300"/>
         <w:ind w:left="240" w:right="240"/>
+        <w:jc w:val="left"/>
       </w:pPr>
       <w:r>
         <w:rPr>
@@ -2676,6 +2828,9 @@
             <w:vAlign w:val="center"/>
           </w:tcPr>
           <w:p>
+            <w:pPr>
+              <w:jc w:val="left"/>
+            </w:pPr>
             <w:r>
               <w:rPr>
                 <w:sz w:val="20"/>
@@ -2704,6 +2859,9 @@
             <w:vAlign w:val="center"/>
           </w:tcPr>
           <w:p>
+            <w:pPr>
+              <w:jc w:val="left"/>
+            </w:pPr>
             <w:r>
               <w:rPr>
                 <w:sz w:val="20"/>
@@ -2732,6 +2890,9 @@
             <w:vAlign w:val="center"/>
           </w:tcPr>
           <w:p>
+            <w:pPr>
+              <w:jc w:val="left"/>
+            </w:pPr>
             <w:r>
               <w:rPr>
                 <w:sz w:val="20"/>
@@ -2760,6 +2921,9 @@
             <w:vAlign w:val="center"/>
           </w:tcPr>
           <w:p>
+            <w:pPr>
+              <w:jc w:val="left"/>
+            </w:pPr>
             <w:r>
               <w:rPr>
                 <w:sz w:val="20"/>
@@ -2790,6 +2954,9 @@
             <w:vAlign w:val="center"/>
           </w:tcPr>
           <w:p>
+            <w:pPr>
+              <w:jc w:val="left"/>
+            </w:pPr>
             <w:r>
               <w:rPr>
                 <w:sz w:val="20"/>
@@ -2818,6 +2985,9 @@
             <w:vAlign w:val="center"/>
           </w:tcPr>
           <w:p>
+            <w:pPr>
+              <w:jc w:val="left"/>
+            </w:pPr>
             <w:r>
               <w:rPr>
                 <w:sz w:val="20"/>
@@ -2846,6 +3016,9 @@
             <w:vAlign w:val="center"/>
           </w:tcPr>
           <w:p>
+            <w:pPr>
+              <w:jc w:val="left"/>
+            </w:pPr>
             <w:r>
               <w:rPr>
                 <w:sz w:val="20"/>
@@ -2874,6 +3047,9 @@
             <w:vAlign w:val="center"/>
           </w:tcPr>
           <w:p>
+            <w:pPr>
+              <w:jc w:val="left"/>
+            </w:pPr>
             <w:r>
               <w:rPr>
                 <w:sz w:val="20"/>
@@ -2904,6 +3080,9 @@
             <w:vAlign w:val="center"/>
           </w:tcPr>
           <w:p>
+            <w:pPr>
+              <w:jc w:val="left"/>
+            </w:pPr>
             <w:r>
               <w:rPr>
                 <w:sz w:val="20"/>
@@ -2932,6 +3111,9 @@
             <w:vAlign w:val="center"/>
           </w:tcPr>
           <w:p>
+            <w:pPr>
+              <w:jc w:val="left"/>
+            </w:pPr>
             <w:r>
               <w:rPr>
                 <w:sz w:val="20"/>
@@ -2960,6 +3142,9 @@
             <w:vAlign w:val="center"/>
           </w:tcPr>
           <w:p>
+            <w:pPr>
+              <w:jc w:val="left"/>
+            </w:pPr>
             <w:r>
               <w:rPr>
                 <w:sz w:val="20"/>
@@ -2988,6 +3173,9 @@
             <w:vAlign w:val="center"/>
           </w:tcPr>
           <w:p>
+            <w:pPr>
+              <w:jc w:val="left"/>
+            </w:pPr>
             <w:r>
               <w:rPr>
                 <w:sz w:val="20"/>
@@ -3018,6 +3206,9 @@
             <w:vAlign w:val="center"/>
           </w:tcPr>
           <w:p>
+            <w:pPr>
+              <w:jc w:val="left"/>
+            </w:pPr>
             <w:r>
               <w:rPr>
                 <w:sz w:val="20"/>
@@ -3046,6 +3237,9 @@
             <w:vAlign w:val="center"/>
           </w:tcPr>
           <w:p>
+            <w:pPr>
+              <w:jc w:val="left"/>
+            </w:pPr>
             <w:r>
               <w:rPr>
                 <w:sz w:val="20"/>
@@ -3074,6 +3268,9 @@
             <w:vAlign w:val="center"/>
           </w:tcPr>
           <w:p>
+            <w:pPr>
+              <w:jc w:val="left"/>
+            </w:pPr>
             <w:r>
               <w:rPr>
                 <w:sz w:val="20"/>
@@ -3102,6 +3299,9 @@
             <w:vAlign w:val="center"/>
           </w:tcPr>
           <w:p>
+            <w:pPr>
+              <w:jc w:val="left"/>
+            </w:pPr>
             <w:r>
               <w:rPr>
                 <w:sz w:val="20"/>
@@ -3132,6 +3332,9 @@
             <w:vAlign w:val="center"/>
           </w:tcPr>
           <w:p>
+            <w:pPr>
+              <w:jc w:val="left"/>
+            </w:pPr>
             <w:r>
               <w:rPr>
                 <w:sz w:val="20"/>
@@ -3160,6 +3363,9 @@
             <w:vAlign w:val="center"/>
           </w:tcPr>
           <w:p>
+            <w:pPr>
+              <w:jc w:val="left"/>
+            </w:pPr>
             <w:r>
               <w:rPr>
                 <w:sz w:val="20"/>
@@ -3188,6 +3394,9 @@
             <w:vAlign w:val="center"/>
           </w:tcPr>
           <w:p>
+            <w:pPr>
+              <w:jc w:val="left"/>
+            </w:pPr>
             <w:r>
               <w:rPr>
                 <w:sz w:val="20"/>
@@ -3216,6 +3425,9 @@
             <w:vAlign w:val="center"/>
           </w:tcPr>
           <w:p>
+            <w:pPr>
+              <w:jc w:val="left"/>
+            </w:pPr>
             <w:r>
               <w:rPr>
                 <w:sz w:val="20"/>

--- a/docs/install/项目部署说明-docker-offline.docx
+++ b/docs/install/项目部署说明-docker-offline.docx
@@ -2106,7 +2106,7 @@
         <w:pStyle w:val="Heading2"/>
       </w:pPr>
       <w:r>
-        <w:t xml:space="preserve">步骤 1：传输离线包</w:t>
+        <w:t xml:space="preserve">步骤 1：获取并传输离线包</w:t>
       </w:r>
     </w:p>
     <w:p>
@@ -2118,7 +2118,20 @@
           <w:sz w:val="21"/>
           <w:szCs w:val="21"/>
         </w:rPr>
-        <w:t xml:space="preserve">将离线包目录（含应用镜像 tar、基础镜像 tar、docker-compose.yml、Caddyfile、.env.example、load-images.sh、证书脚本）整体拷贝到目标机。
+        <w:t xml:space="preserve">离线包来源：GitHub 仓库 Actions 页面下载对应架构的构建产物（meeting-docker-x64-*.zip 或 meeting-docker-arm64-*.zip，产物架构必须与目标机 CPU 一致），或在同架构构建机上执行 npm run pack:docker 自行打包。
+</w:t>
+      </w:r>
+    </w:p>
+    <w:p>
+      <w:pPr>
+        <w:spacing w:after="100" w:before="60" w:line="320"/>
+      </w:pPr>
+      <w:r>
+        <w:rPr>
+          <w:sz w:val="21"/>
+          <w:szCs w:val="21"/>
+        </w:rPr>
+        <w:t xml:space="preserve">传输整个目录到目标机（内网环境可用 U 盘/光盘摆渡）：
 </w:t>
       </w:r>
     </w:p>
@@ -2141,17 +2154,20 @@
           <w:sz w:val="18"/>
           <w:szCs w:val="18"/>
         </w:rPr>
-        <w:t xml:space="preserve">解压：
-</w:t>
-      </w:r>
-      <w:r>
-        <w:rPr>
-          <w:rFonts w:ascii="Consolas" w:cs="Consolas" w:eastAsia="Consolas" w:hAnsi="Consolas"/>
-          <w:sz w:val="18"/>
-          <w:szCs w:val="18"/>
-        </w:rPr>
-        <w:br/>
-        <w:t xml:space="preserve">unzip meeting-docker-xx-xxx-1.zip -d meeting-docker
+        <w:t xml:space="preserve">scp -r dist/docker user@&lt;目标机IP&gt;:/opt/meeting-offline/
+</w:t>
+      </w:r>
+    </w:p>
+    <w:p>
+      <w:pPr>
+        <w:spacing w:after="100" w:before="60" w:line="320"/>
+      </w:pPr>
+      <w:r>
+        <w:rPr>
+          <w:sz w:val="21"/>
+          <w:szCs w:val="21"/>
+        </w:rPr>
+        <w:t xml:space="preserve">注意：请整体拷贝目录（scp -r 或先 tar 打包再传输），不要用通配符逐个拷贝文件，避免遗漏。
 </w:t>
       </w:r>
     </w:p>
@@ -2160,7 +2176,20 @@
         <w:pStyle w:val="Heading2"/>
       </w:pPr>
       <w:r>
-        <w:t xml:space="preserve">步骤 2：加载镜像</w:t>
+        <w:t xml:space="preserve">步骤 2：解压</w:t>
+      </w:r>
+    </w:p>
+    <w:p>
+      <w:pPr>
+        <w:spacing w:after="100" w:before="60" w:line="320"/>
+      </w:pPr>
+      <w:r>
+        <w:rPr>
+          <w:sz w:val="21"/>
+          <w:szCs w:val="21"/>
+        </w:rPr>
+        <w:t xml:space="preserve">在目标机上解压构建产物 zip：
+</w:t>
       </w:r>
     </w:p>
     <w:p>
@@ -2182,7 +2211,7 @@
           <w:sz w:val="18"/>
           <w:szCs w:val="18"/>
         </w:rPr>
-        <w:t xml:space="preserve">cd &lt;离线包目录&gt;
+        <w:t xml:space="preserve">cd /opt/meeting-offline
 </w:t>
       </w:r>
       <w:r>
@@ -2192,7 +2221,7 @@
           <w:szCs w:val="18"/>
         </w:rPr>
         <w:br/>
-        <w:t xml:space="preserve">chmod +x load-images.sh
+        <w:t xml:space="preserve">unzip meeting-docker-*.zip -d meeting-docker
 </w:t>
       </w:r>
       <w:r>
@@ -2202,7 +2231,7 @@
           <w:szCs w:val="18"/>
         </w:rPr>
         <w:br/>
-        <w:t xml:space="preserve">bash load-images.sh
+        <w:t xml:space="preserve">cd meeting-docker
 </w:t>
       </w:r>
     </w:p>
@@ -2211,7 +2240,20 @@
         <w:pStyle w:val="Heading2"/>
       </w:pPr>
       <w:r>
-        <w:t xml:space="preserve">步骤 3：配置环境</w:t>
+        <w:t xml:space="preserve">步骤 3：脚本授权并确认文件完整</w:t>
+      </w:r>
+    </w:p>
+    <w:p>
+      <w:pPr>
+        <w:spacing w:after="100" w:before="60" w:line="320"/>
+      </w:pPr>
+      <w:r>
+        <w:rPr>
+          <w:sz w:val="21"/>
+          <w:szCs w:val="21"/>
+        </w:rPr>
+        <w:t xml:space="preserve">为脚本添加执行权限：
+</w:t>
       </w:r>
     </w:p>
     <w:p>
@@ -2233,7 +2275,7 @@
           <w:sz w:val="18"/>
           <w:szCs w:val="18"/>
         </w:rPr>
-        <w:t xml:space="preserve">cp env.example .env
+        <w:t xml:space="preserve">chmod +x load-images.sh
 </w:t>
       </w:r>
       <w:r>
@@ -2243,7 +2285,7 @@
           <w:szCs w:val="18"/>
         </w:rPr>
         <w:br/>
-        <w:t xml:space="preserve">vi .env
+        <w:t xml:space="preserve">chmod +x deploy/docker/gen-selfsigned.sh
 </w:t>
       </w:r>
     </w:p>
@@ -2256,16 +2298,8 @@
           <w:sz w:val="21"/>
           <w:szCs w:val="21"/>
         </w:rPr>
-        <w:t xml:space="preserve">必改项：MEDIASOUP_ANNOUNCED_IP 设为客户端可达的服务器 IP（切勿填 127.0.0.1）；COMPOSE_PROFILES 选择数据库类型（默认 sqlite 零依赖）；使用 postgres / mysql profile 时必须修改默认数据库密码。
-</w:t>
-      </w:r>
-    </w:p>
-    <w:p>
-      <w:pPr>
-        <w:pStyle w:val="Heading2"/>
-      </w:pPr>
-      <w:r>
-        <w:t xml:space="preserve">步骤 4：生成证书（可选）</w:t>
+        <w:t xml:space="preserve">确认目录内容完整：
+</w:t>
       </w:r>
     </w:p>
     <w:p>
@@ -2287,7 +2321,7 @@
           <w:sz w:val="18"/>
           <w:szCs w:val="18"/>
         </w:rPr>
-        <w:t xml:space="preserve">bash deploy/docker/gen-selfsigned.sh &lt;服务器IP或域名&gt;
+        <w:t xml:space="preserve">ls -la
 </w:t>
       </w:r>
     </w:p>
@@ -2300,7 +2334,7 @@
           <w:sz w:val="21"/>
           <w:szCs w:val="21"/>
         </w:rPr>
-        <w:t xml:space="preserve">信创环境请使用 --ca 参数以 CA 签发模式生成根证书与服务器证书，并将 ca.crt 导入客户端浏览器/系统信任机构。
+        <w:t xml:space="preserve">应包含：meeting-app-*.tar（应用镜像）、meeting-base-*.tar（基础镜像）、docker-compose.yml、Caddyfile、env.example（环境配置模板）、load-images.sh（镜像加载脚本）、deploy/docker/gen-selfsigned.sh（证书生成脚本）。
 </w:t>
       </w:r>
     </w:p>
@@ -2309,7 +2343,7 @@
         <w:pStyle w:val="Heading2"/>
       </w:pPr>
       <w:r>
-        <w:t xml:space="preserve">步骤 5：启动与验证</w:t>
+        <w:t xml:space="preserve">步骤 4：加载镜像</w:t>
       </w:r>
     </w:p>
     <w:p>
@@ -2331,7 +2365,7 @@
           <w:sz w:val="18"/>
           <w:szCs w:val="18"/>
         </w:rPr>
-        <w:t xml:space="preserve">docker-compose up -d
+        <w:t xml:space="preserve">bash load-images.sh
 </w:t>
       </w:r>
     </w:p>
@@ -2344,7 +2378,185 @@
           <w:sz w:val="21"/>
           <w:szCs w:val="21"/>
         </w:rPr>
-        <w:t xml:space="preserve">首次启动时 api 容器自动执行数据库迁移并写入默认账号。浏览器打开 https://&lt;服务器IP&gt;/，或执行健康检查：
+        <w:t xml:space="preserve">脚本自动加载目录内全部镜像 tar（应用镜像与 PostgreSQL/MySQL/Redis/Caddy 基础镜像）。加载完成可执行 docker images 确认。
+</w:t>
+      </w:r>
+    </w:p>
+    <w:p>
+      <w:pPr>
+        <w:pStyle w:val="Heading2"/>
+      </w:pPr>
+      <w:r>
+        <w:t xml:space="preserve">步骤 5：配置环境</w:t>
+      </w:r>
+    </w:p>
+    <w:p>
+      <w:pPr>
+        <w:pBdr>
+          <w:top w:val="single" w:color="D9D9D9" w:sz="2"/>
+          <w:bottom w:val="single" w:color="D9D9D9" w:sz="2"/>
+          <w:left w:val="single" w:color="D9D9D9" w:sz="2"/>
+          <w:right w:val="single" w:color="D9D9D9" w:sz="2"/>
+        </w:pBdr>
+        <w:shd w:fill="F5F6F8"/>
+        <w:spacing w:after="160" w:before="120" w:line="300"/>
+        <w:ind w:left="240" w:right="240"/>
+        <w:jc w:val="left"/>
+      </w:pPr>
+      <w:r>
+        <w:rPr>
+          <w:rFonts w:ascii="Consolas" w:cs="Consolas" w:eastAsia="Consolas" w:hAnsi="Consolas"/>
+          <w:sz w:val="18"/>
+          <w:szCs w:val="18"/>
+        </w:rPr>
+        <w:t xml:space="preserve">cp env.example .env
+</w:t>
+      </w:r>
+      <w:r>
+        <w:rPr>
+          <w:rFonts w:ascii="Consolas" w:cs="Consolas" w:eastAsia="Consolas" w:hAnsi="Consolas"/>
+          <w:sz w:val="18"/>
+          <w:szCs w:val="18"/>
+        </w:rPr>
+        <w:br/>
+        <w:t xml:space="preserve">vi .env
+</w:t>
+      </w:r>
+    </w:p>
+    <w:p>
+      <w:pPr>
+        <w:spacing w:after="100" w:before="60" w:line="320"/>
+      </w:pPr>
+      <w:r>
+        <w:rPr>
+          <w:sz w:val="21"/>
+          <w:szCs w:val="21"/>
+        </w:rPr>
+        <w:t xml:space="preserve">必改项：MEDIASOUP_ANNOUNCED_IP 设为客户端可达的服务器 IP（切勿填 127.0.0.1）；COMPOSE_PROFILES 选择数据库类型（默认 sqlite 零依赖）；使用 postgres / mysql profile 时必须修改默认数据库密码。
+</w:t>
+      </w:r>
+    </w:p>
+    <w:p>
+      <w:pPr>
+        <w:pStyle w:val="Heading2"/>
+      </w:pPr>
+      <w:r>
+        <w:t xml:space="preserve">步骤 6：生成证书（可选）</w:t>
+      </w:r>
+    </w:p>
+    <w:p>
+      <w:pPr>
+        <w:pBdr>
+          <w:top w:val="single" w:color="D9D9D9" w:sz="2"/>
+          <w:bottom w:val="single" w:color="D9D9D9" w:sz="2"/>
+          <w:left w:val="single" w:color="D9D9D9" w:sz="2"/>
+          <w:right w:val="single" w:color="D9D9D9" w:sz="2"/>
+        </w:pBdr>
+        <w:shd w:fill="F5F6F8"/>
+        <w:spacing w:after="160" w:before="120" w:line="300"/>
+        <w:ind w:left="240" w:right="240"/>
+        <w:jc w:val="left"/>
+      </w:pPr>
+      <w:r>
+        <w:rPr>
+          <w:rFonts w:ascii="Consolas" w:cs="Consolas" w:eastAsia="Consolas" w:hAnsi="Consolas"/>
+          <w:sz w:val="18"/>
+          <w:szCs w:val="18"/>
+        </w:rPr>
+        <w:t xml:space="preserve">bash deploy/docker/gen-selfsigned.sh &lt;服务器IP或域名&gt;
+</w:t>
+      </w:r>
+    </w:p>
+    <w:p>
+      <w:pPr>
+        <w:spacing w:after="100" w:before="60" w:line="320"/>
+      </w:pPr>
+      <w:r>
+        <w:rPr>
+          <w:sz w:val="21"/>
+          <w:szCs w:val="21"/>
+        </w:rPr>
+        <w:t xml:space="preserve">信创环境请使用 --ca 参数以 CA 签发模式生成根证书与服务器证书，并将 ca.crt 导入客户端浏览器/系统信任机构。
+</w:t>
+      </w:r>
+    </w:p>
+    <w:p>
+      <w:pPr>
+        <w:pStyle w:val="Heading2"/>
+      </w:pPr>
+      <w:r>
+        <w:t xml:space="preserve">步骤 7：启动与验证</w:t>
+      </w:r>
+    </w:p>
+    <w:p>
+      <w:pPr>
+        <w:pBdr>
+          <w:top w:val="single" w:color="D9D9D9" w:sz="2"/>
+          <w:bottom w:val="single" w:color="D9D9D9" w:sz="2"/>
+          <w:left w:val="single" w:color="D9D9D9" w:sz="2"/>
+          <w:right w:val="single" w:color="D9D9D9" w:sz="2"/>
+        </w:pBdr>
+        <w:shd w:fill="F5F6F8"/>
+        <w:spacing w:after="160" w:before="120" w:line="300"/>
+        <w:ind w:left="240" w:right="240"/>
+        <w:jc w:val="left"/>
+      </w:pPr>
+      <w:r>
+        <w:rPr>
+          <w:rFonts w:ascii="Consolas" w:cs="Consolas" w:eastAsia="Consolas" w:hAnsi="Consolas"/>
+          <w:sz w:val="18"/>
+          <w:szCs w:val="18"/>
+        </w:rPr>
+        <w:t xml:space="preserve">docker-compose up -d
+</w:t>
+      </w:r>
+    </w:p>
+    <w:p>
+      <w:pPr>
+        <w:spacing w:after="100" w:before="60" w:line="320"/>
+      </w:pPr>
+      <w:r>
+        <w:rPr>
+          <w:sz w:val="21"/>
+          <w:szCs w:val="21"/>
+        </w:rPr>
+        <w:t xml:space="preserve">首次启动时 api 容器自动执行数据库迁移并写入默认账号。查看容器运行状态：
+</w:t>
+      </w:r>
+    </w:p>
+    <w:p>
+      <w:pPr>
+        <w:pBdr>
+          <w:top w:val="single" w:color="D9D9D9" w:sz="2"/>
+          <w:bottom w:val="single" w:color="D9D9D9" w:sz="2"/>
+          <w:left w:val="single" w:color="D9D9D9" w:sz="2"/>
+          <w:right w:val="single" w:color="D9D9D9" w:sz="2"/>
+        </w:pBdr>
+        <w:shd w:fill="F5F6F8"/>
+        <w:spacing w:after="160" w:before="120" w:line="300"/>
+        <w:ind w:left="240" w:right="240"/>
+        <w:jc w:val="left"/>
+      </w:pPr>
+      <w:r>
+        <w:rPr>
+          <w:rFonts w:ascii="Consolas" w:cs="Consolas" w:eastAsia="Consolas" w:hAnsi="Consolas"/>
+          <w:sz w:val="18"/>
+          <w:szCs w:val="18"/>
+        </w:rPr>
+        <w:t xml:space="preserve">docker-compose ps
+</w:t>
+      </w:r>
+    </w:p>
+    <w:p>
+      <w:pPr>
+        <w:spacing w:after="100" w:before="60" w:line="320"/>
+      </w:pPr>
+      <w:r>
+        <w:rPr>
+          <w:sz w:val="21"/>
+          <w:szCs w:val="21"/>
+        </w:rPr>
+        <w:t xml:space="preserve">浏览器打开 https://&lt;服务器IP&gt;/，或执行健康检查：
 </w:t>
       </w:r>
     </w:p>

--- a/docs/install/项目部署说明-docker-offline.docx
+++ b/docs/install/项目部署说明-docker-offline.docx
@@ -2409,7 +2409,7 @@
           <w:sz w:val="18"/>
           <w:szCs w:val="18"/>
         </w:rPr>
-        <w:t xml:space="preserve">cp env.example .env
+        <w:t xml:space="preserve">cp .env.example .env
 </w:t>
       </w:r>
       <w:r>
@@ -2432,7 +2432,46 @@
           <w:sz w:val="21"/>
           <w:szCs w:val="21"/>
         </w:rPr>
-        <w:t xml:space="preserve">必改项：MEDIASOUP_ANNOUNCED_IP 设为客户端可达的服务器 IP（切勿填 127.0.0.1）；COMPOSE_PROFILES 选择数据库类型（默认 sqlite 零依赖）；使用 postgres / mysql profile 时必须修改默认数据库密码。
+        <w:t xml:space="preserve">必改项：
+</w:t>
+      </w:r>
+    </w:p>
+    <w:p>
+      <w:pPr>
+        <w:spacing w:after="100" w:before="60" w:line="320"/>
+      </w:pPr>
+      <w:r>
+        <w:rPr>
+          <w:sz w:val="21"/>
+          <w:szCs w:val="21"/>
+        </w:rPr>
+        <w:t xml:space="preserve">MEDIASOUP_ANNOUNCED_IP 设为客户端可达的服务器 IP（切勿填 127.0.0.1）；
+</w:t>
+      </w:r>
+    </w:p>
+    <w:p>
+      <w:pPr>
+        <w:spacing w:after="100" w:before="60" w:line="320"/>
+      </w:pPr>
+      <w:r>
+        <w:rPr>
+          <w:sz w:val="21"/>
+          <w:szCs w:val="21"/>
+        </w:rPr>
+        <w:t xml:space="preserve">COMPOSE_PROFILES 选择数据库类型（默认 sqlite 零依赖）；
+</w:t>
+      </w:r>
+    </w:p>
+    <w:p>
+      <w:pPr>
+        <w:spacing w:after="100" w:before="60" w:line="320"/>
+      </w:pPr>
+      <w:r>
+        <w:rPr>
+          <w:sz w:val="21"/>
+          <w:szCs w:val="21"/>
+        </w:rPr>
+        <w:t xml:space="preserve">PS: 使用 postgres / mysql profile 时必须修改默认数据库密码。
 </w:t>
       </w:r>
     </w:p>
@@ -2463,7 +2502,7 @@
           <w:sz w:val="18"/>
           <w:szCs w:val="18"/>
         </w:rPr>
-        <w:t xml:space="preserve">bash deploy/docker/gen-selfsigned.sh &lt;服务器IP或域名&gt;
+        <w:t xml:space="preserve">bash deploy/docker/gen-selfsigned.sh --ca &lt;服务器IP或域名&gt;
 </w:t>
       </w:r>
     </w:p>
@@ -2507,6 +2546,66 @@
           <w:sz w:val="18"/>
           <w:szCs w:val="18"/>
         </w:rPr>
+        <w:t xml:space="preserve">docker images | grep meeting   # 确认实际 tag（应为 0.0.10）
+</w:t>
+      </w:r>
+      <w:r>
+        <w:rPr>
+          <w:rFonts w:ascii="Consolas" w:cs="Consolas" w:eastAsia="Consolas" w:hAnsi="Consolas"/>
+          <w:sz w:val="18"/>
+          <w:szCs w:val="18"/>
+        </w:rPr>
+        <w:br/>
+        <w:t xml:space="preserve">
+</w:t>
+      </w:r>
+      <w:r>
+        <w:rPr>
+          <w:rFonts w:ascii="Consolas" w:cs="Consolas" w:eastAsia="Consolas" w:hAnsi="Consolas"/>
+          <w:sz w:val="18"/>
+          <w:szCs w:val="18"/>
+        </w:rPr>
+        <w:br/>
+        <w:t xml:space="preserve">docker tag meeting-api:0.0.10 meeting-api:latest
+</w:t>
+      </w:r>
+      <w:r>
+        <w:rPr>
+          <w:rFonts w:ascii="Consolas" w:cs="Consolas" w:eastAsia="Consolas" w:hAnsi="Consolas"/>
+          <w:sz w:val="18"/>
+          <w:szCs w:val="18"/>
+        </w:rPr>
+        <w:br/>
+        <w:t xml:space="preserve">docker tag meeting-realtime:0.0.10 meeting-realtime:latest
+</w:t>
+      </w:r>
+      <w:r>
+        <w:rPr>
+          <w:rFonts w:ascii="Consolas" w:cs="Consolas" w:eastAsia="Consolas" w:hAnsi="Consolas"/>
+          <w:sz w:val="18"/>
+          <w:szCs w:val="18"/>
+        </w:rPr>
+        <w:br/>
+        <w:t xml:space="preserve">docker tag meeting-web:0.0.10 meeting-web:latest
+</w:t>
+      </w:r>
+      <w:r>
+        <w:rPr>
+          <w:rFonts w:ascii="Consolas" w:cs="Consolas" w:eastAsia="Consolas" w:hAnsi="Consolas"/>
+          <w:sz w:val="18"/>
+          <w:szCs w:val="18"/>
+        </w:rPr>
+        <w:br/>
+        <w:t xml:space="preserve">
+</w:t>
+      </w:r>
+      <w:r>
+        <w:rPr>
+          <w:rFonts w:ascii="Consolas" w:cs="Consolas" w:eastAsia="Consolas" w:hAnsi="Consolas"/>
+          <w:sz w:val="18"/>
+          <w:szCs w:val="18"/>
+        </w:rPr>
+        <w:br/>
         <w:t xml:space="preserve">docker-compose up -d
 </w:t>
       </w:r>
@@ -2580,6 +2679,42 @@
           <w:szCs w:val="18"/>
         </w:rPr>
         <w:t xml:space="preserve">curl -k https://127.0.0.1/api/healthz
+</w:t>
+      </w:r>
+    </w:p>
+    <w:p>
+      <w:pPr>
+        <w:spacing w:after="100" w:before="60" w:line="320"/>
+      </w:pPr>
+      <w:r>
+        <w:rPr>
+          <w:sz w:val="21"/>
+          <w:szCs w:val="21"/>
+        </w:rPr>
+        <w:t xml:space="preserve">下载CA文件
+</w:t>
+      </w:r>
+    </w:p>
+    <w:p>
+      <w:pPr>
+        <w:pBdr>
+          <w:top w:val="single" w:color="D9D9D9" w:sz="2"/>
+          <w:bottom w:val="single" w:color="D9D9D9" w:sz="2"/>
+          <w:left w:val="single" w:color="D9D9D9" w:sz="2"/>
+          <w:right w:val="single" w:color="D9D9D9" w:sz="2"/>
+        </w:pBdr>
+        <w:shd w:fill="F5F6F8"/>
+        <w:spacing w:after="160" w:before="120" w:line="300"/>
+        <w:ind w:left="240" w:right="240"/>
+        <w:jc w:val="left"/>
+      </w:pPr>
+      <w:r>
+        <w:rPr>
+          <w:rFonts w:ascii="Consolas" w:cs="Consolas" w:eastAsia="Consolas" w:hAnsi="Consolas"/>
+          <w:sz w:val="18"/>
+          <w:szCs w:val="18"/>
+        </w:rPr>
+        <w:t xml:space="preserve">安装目录deploy/docker/certs/ca.crt
 </w:t>
       </w:r>
     </w:p>

--- a/docs/install/项目部署说明-docker-offline.docx
+++ b/docs/install/项目部署说明-docker-offline.docx
@@ -2106,7 +2106,7 @@
         <w:pStyle w:val="Heading2"/>
       </w:pPr>
       <w:r>
-        <w:t xml:space="preserve">步骤 1：获取并传输离线包</w:t>
+        <w:t xml:space="preserve">步骤 1：上传并解压安装包</w:t>
       </w:r>
     </w:p>
     <w:p>
@@ -2118,20 +2118,7 @@
           <w:sz w:val="21"/>
           <w:szCs w:val="21"/>
         </w:rPr>
-        <w:t xml:space="preserve">离线包来源：GitHub 仓库 Actions 页面下载对应架构的构建产物（meeting-docker-x64-*.zip 或 meeting-docker-arm64-*.zip，产物架构必须与目标机 CPU 一致），或在同架构构建机上执行 npm run pack:docker 自行打包。
-</w:t>
-      </w:r>
-    </w:p>
-    <w:p>
-      <w:pPr>
-        <w:spacing w:after="100" w:before="60" w:line="320"/>
-      </w:pPr>
-      <w:r>
-        <w:rPr>
-          <w:sz w:val="21"/>
-          <w:szCs w:val="21"/>
-        </w:rPr>
-        <w:t xml:space="preserve">传输整个目录到目标机（内网环境可用 U 盘/光盘摆渡）：
+        <w:t xml:space="preserve">已获取到离线包 zip（meeting-docker-x64-*.zip 或 meeting-docker-arm64-*.zip，架构必须与目标机 CPU 一致），手动上传到服务器并解压：
 </w:t>
       </w:r>
     </w:p>
@@ -2154,41 +2141,7 @@
           <w:sz w:val="18"/>
           <w:szCs w:val="18"/>
         </w:rPr>
-        <w:t xml:space="preserve">scp -r dist/docker user@&lt;目标机IP&gt;:/opt/meeting-offline/
-</w:t>
-      </w:r>
-    </w:p>
-    <w:p>
-      <w:pPr>
-        <w:spacing w:after="100" w:before="60" w:line="320"/>
-      </w:pPr>
-      <w:r>
-        <w:rPr>
-          <w:sz w:val="21"/>
-          <w:szCs w:val="21"/>
-        </w:rPr>
-        <w:t xml:space="preserve">注意：请整体拷贝目录（scp -r 或先 tar 打包再传输），不要用通配符逐个拷贝文件，避免遗漏。
-</w:t>
-      </w:r>
-    </w:p>
-    <w:p>
-      <w:pPr>
-        <w:pStyle w:val="Heading2"/>
-      </w:pPr>
-      <w:r>
-        <w:t xml:space="preserve">步骤 2：解压</w:t>
-      </w:r>
-    </w:p>
-    <w:p>
-      <w:pPr>
-        <w:spacing w:after="100" w:before="60" w:line="320"/>
-      </w:pPr>
-      <w:r>
-        <w:rPr>
-          <w:sz w:val="21"/>
-          <w:szCs w:val="21"/>
-        </w:rPr>
-        <w:t xml:space="preserve">在目标机上解压构建产物 zip：
+        <w:t xml:space="preserve">scp meeting-docker-*.zip user@&lt;目标机IP&gt;:/opt/meeting-offline/
 </w:t>
       </w:r>
     </w:p>
@@ -2240,7 +2193,7 @@
         <w:pStyle w:val="Heading2"/>
       </w:pPr>
       <w:r>
-        <w:t xml:space="preserve">步骤 3：脚本授权并确认文件完整</w:t>
+        <w:t xml:space="preserve">步骤 2：脚本授权并确认文件完整</w:t>
       </w:r>
     </w:p>
     <w:p>
@@ -2343,7 +2296,7 @@
         <w:pStyle w:val="Heading2"/>
       </w:pPr>
       <w:r>
-        <w:t xml:space="preserve">步骤 4：加载镜像</w:t>
+        <w:t xml:space="preserve">步骤 3：加载镜像</w:t>
       </w:r>
     </w:p>
     <w:p>
@@ -2387,7 +2340,7 @@
         <w:pStyle w:val="Heading2"/>
       </w:pPr>
       <w:r>
-        <w:t xml:space="preserve">步骤 5：配置环境</w:t>
+        <w:t xml:space="preserve">步骤 4：配置环境</w:t>
       </w:r>
     </w:p>
     <w:p>
@@ -2409,7 +2362,7 @@
           <w:sz w:val="18"/>
           <w:szCs w:val="18"/>
         </w:rPr>
-        <w:t xml:space="preserve">cp .env.example .env
+        <w:t xml:space="preserve">cp env.example .env
 </w:t>
       </w:r>
       <w:r>
@@ -2436,51 +2389,301 @@
 </w:t>
       </w:r>
     </w:p>
-    <w:p>
-      <w:pPr>
-        <w:spacing w:after="100" w:before="60" w:line="320"/>
-      </w:pPr>
-      <w:r>
-        <w:rPr>
-          <w:sz w:val="21"/>
-          <w:szCs w:val="21"/>
-        </w:rPr>
-        <w:t xml:space="preserve">MEDIASOUP_ANNOUNCED_IP 设为客户端可达的服务器 IP（切勿填 127.0.0.1）；
-</w:t>
-      </w:r>
-    </w:p>
-    <w:p>
-      <w:pPr>
-        <w:spacing w:after="100" w:before="60" w:line="320"/>
-      </w:pPr>
-      <w:r>
-        <w:rPr>
-          <w:sz w:val="21"/>
-          <w:szCs w:val="21"/>
-        </w:rPr>
-        <w:t xml:space="preserve">COMPOSE_PROFILES 选择数据库类型（默认 sqlite 零依赖）；
-</w:t>
-      </w:r>
-    </w:p>
-    <w:p>
-      <w:pPr>
-        <w:spacing w:after="100" w:before="60" w:line="320"/>
-      </w:pPr>
-      <w:r>
-        <w:rPr>
-          <w:sz w:val="21"/>
-          <w:szCs w:val="21"/>
-        </w:rPr>
-        <w:t xml:space="preserve">PS: 使用 postgres / mysql profile 时必须修改默认数据库密码。
-</w:t>
-      </w:r>
+    <w:tbl>
+      <w:tblPr>
+        <w:tblW w:type="dxa" w:w="9026"/>
+        <w:tblBorders>
+          <w:top w:val="single" w:color="auto" w:sz="4"/>
+          <w:left w:val="single" w:color="auto" w:sz="4"/>
+          <w:bottom w:val="single" w:color="auto" w:sz="4"/>
+          <w:right w:val="single" w:color="auto" w:sz="4"/>
+          <w:insideH w:val="single" w:color="auto" w:sz="4"/>
+          <w:insideV w:val="single" w:color="auto" w:sz="4"/>
+        </w:tblBorders>
+      </w:tblPr>
+      <w:tblGrid>
+        <w:gridCol w:w="4513"/>
+        <w:gridCol w:w="4513"/>
+      </w:tblGrid>
+      <w:tr>
+        <w:trPr>
+          <w:tblHeader/>
+        </w:trPr>
+        <w:tc>
+          <w:tcPr>
+            <w:tcW w:type="dxa" w:w="4513"/>
+            <w:gridSpan w:val="2"/>
+            <w:tcBorders>
+              <w:top w:val="single" w:color="BFBFBF" w:sz="4"/>
+              <w:left w:val="single" w:color="BFBFBF" w:sz="4"/>
+              <w:bottom w:val="single" w:color="BFBFBF" w:sz="4"/>
+              <w:right w:val="single" w:color="BFBFBF" w:sz="4"/>
+            </w:tcBorders>
+            <w:shd w:fill="DEEAF6" w:val="clear"/>
+            <w:tcMar>
+              <w:top w:type="dxa" w:w="60"/>
+              <w:left w:type="dxa" w:w="120"/>
+              <w:bottom w:type="dxa" w:w="60"/>
+              <w:right w:type="dxa" w:w="120"/>
+            </w:tcMar>
+            <w:vAlign w:val="center"/>
+          </w:tcPr>
+          <w:p>
+            <w:pPr>
+              <w:jc w:val="center"/>
+            </w:pPr>
+            <w:r>
+              <w:rPr>
+                <w:b/>
+                <w:bCs/>
+                <w:color w:val="1F4E79"/>
+                <w:sz w:val="20"/>
+                <w:szCs w:val="20"/>
+              </w:rPr>
+              <w:t xml:space="preserve">变量</w:t>
+            </w:r>
+          </w:p>
+        </w:tc>
+        <w:tc>
+          <w:tcPr>
+            <w:tcW w:type="dxa" w:w="4513"/>
+            <w:gridSpan w:val="2"/>
+            <w:tcBorders>
+              <w:top w:val="single" w:color="BFBFBF" w:sz="4"/>
+              <w:left w:val="single" w:color="BFBFBF" w:sz="4"/>
+              <w:bottom w:val="single" w:color="BFBFBF" w:sz="4"/>
+              <w:right w:val="single" w:color="BFBFBF" w:sz="4"/>
+            </w:tcBorders>
+            <w:shd w:fill="DEEAF6" w:val="clear"/>
+            <w:tcMar>
+              <w:top w:type="dxa" w:w="60"/>
+              <w:left w:type="dxa" w:w="120"/>
+              <w:bottom w:type="dxa" w:w="60"/>
+              <w:right w:type="dxa" w:w="120"/>
+            </w:tcMar>
+            <w:vAlign w:val="center"/>
+          </w:tcPr>
+          <w:p>
+            <w:pPr>
+              <w:jc w:val="center"/>
+            </w:pPr>
+            <w:r>
+              <w:rPr>
+                <w:b/>
+                <w:bCs/>
+                <w:color w:val="1F4E79"/>
+                <w:sz w:val="20"/>
+                <w:szCs w:val="20"/>
+              </w:rPr>
+              <w:t xml:space="preserve">说明</w:t>
+            </w:r>
+          </w:p>
+        </w:tc>
+      </w:tr>
+      <w:tr>
+        <w:tc>
+          <w:tcPr>
+            <w:tcW w:type="dxa" w:w="4513"/>
+            <w:gridSpan w:val="2"/>
+            <w:tcBorders>
+              <w:top w:val="single" w:color="BFBFBF" w:sz="4"/>
+              <w:left w:val="single" w:color="BFBFBF" w:sz="4"/>
+              <w:bottom w:val="single" w:color="BFBFBF" w:sz="4"/>
+              <w:right w:val="single" w:color="BFBFBF" w:sz="4"/>
+            </w:tcBorders>
+            <w:tcMar>
+              <w:top w:type="dxa" w:w="60"/>
+              <w:left w:type="dxa" w:w="120"/>
+              <w:bottom w:type="dxa" w:w="60"/>
+              <w:right w:type="dxa" w:w="120"/>
+            </w:tcMar>
+            <w:vAlign w:val="center"/>
+          </w:tcPr>
+          <w:p>
+            <w:pPr>
+              <w:jc w:val="left"/>
+            </w:pPr>
+            <w:r>
+              <w:rPr>
+                <w:sz w:val="20"/>
+                <w:szCs w:val="20"/>
+              </w:rPr>
+              <w:t xml:space="preserve">MEDIASOUP_ANNOUNCED_IP</w:t>
+            </w:r>
+          </w:p>
+        </w:tc>
+        <w:tc>
+          <w:tcPr>
+            <w:tcW w:type="dxa" w:w="4513"/>
+            <w:gridSpan w:val="2"/>
+            <w:tcBorders>
+              <w:top w:val="single" w:color="BFBFBF" w:sz="4"/>
+              <w:left w:val="single" w:color="BFBFBF" w:sz="4"/>
+              <w:bottom w:val="single" w:color="BFBFBF" w:sz="4"/>
+              <w:right w:val="single" w:color="BFBFBF" w:sz="4"/>
+            </w:tcBorders>
+            <w:tcMar>
+              <w:top w:type="dxa" w:w="60"/>
+              <w:left w:type="dxa" w:w="120"/>
+              <w:bottom w:type="dxa" w:w="60"/>
+              <w:right w:type="dxa" w:w="120"/>
+            </w:tcMar>
+            <w:vAlign w:val="center"/>
+          </w:tcPr>
+          <w:p>
+            <w:pPr>
+              <w:jc w:val="left"/>
+            </w:pPr>
+            <w:r>
+              <w:rPr>
+                <w:sz w:val="20"/>
+                <w:szCs w:val="20"/>
+              </w:rPr>
+              <w:t xml:space="preserve">客户端可达的服务器 IP，切勿填 127.0.0.1</w:t>
+            </w:r>
+          </w:p>
+        </w:tc>
+      </w:tr>
+      <w:tr>
+        <w:tc>
+          <w:tcPr>
+            <w:tcW w:type="dxa" w:w="4513"/>
+            <w:gridSpan w:val="2"/>
+            <w:tcBorders>
+              <w:top w:val="single" w:color="BFBFBF" w:sz="4"/>
+              <w:left w:val="single" w:color="BFBFBF" w:sz="4"/>
+              <w:bottom w:val="single" w:color="BFBFBF" w:sz="4"/>
+              <w:right w:val="single" w:color="BFBFBF" w:sz="4"/>
+            </w:tcBorders>
+            <w:tcMar>
+              <w:top w:type="dxa" w:w="60"/>
+              <w:left w:type="dxa" w:w="120"/>
+              <w:bottom w:type="dxa" w:w="60"/>
+              <w:right w:type="dxa" w:w="120"/>
+            </w:tcMar>
+            <w:vAlign w:val="center"/>
+          </w:tcPr>
+          <w:p>
+            <w:pPr>
+              <w:jc w:val="left"/>
+            </w:pPr>
+            <w:r>
+              <w:rPr>
+                <w:sz w:val="20"/>
+                <w:szCs w:val="20"/>
+              </w:rPr>
+              <w:t xml:space="preserve">COMPOSE_PROFILES</w:t>
+            </w:r>
+          </w:p>
+        </w:tc>
+        <w:tc>
+          <w:tcPr>
+            <w:tcW w:type="dxa" w:w="4513"/>
+            <w:gridSpan w:val="2"/>
+            <w:tcBorders>
+              <w:top w:val="single" w:color="BFBFBF" w:sz="4"/>
+              <w:left w:val="single" w:color="BFBFBF" w:sz="4"/>
+              <w:bottom w:val="single" w:color="BFBFBF" w:sz="4"/>
+              <w:right w:val="single" w:color="BFBFBF" w:sz="4"/>
+            </w:tcBorders>
+            <w:tcMar>
+              <w:top w:type="dxa" w:w="60"/>
+              <w:left w:type="dxa" w:w="120"/>
+              <w:bottom w:type="dxa" w:w="60"/>
+              <w:right w:type="dxa" w:w="120"/>
+            </w:tcMar>
+            <w:vAlign w:val="center"/>
+          </w:tcPr>
+          <w:p>
+            <w:pPr>
+              <w:jc w:val="left"/>
+            </w:pPr>
+            <w:r>
+              <w:rPr>
+                <w:sz w:val="20"/>
+                <w:szCs w:val="20"/>
+              </w:rPr>
+              <w:t xml:space="preserve">数据库类型：sqlite（默认，零依赖）/ postgres / mysql</w:t>
+            </w:r>
+          </w:p>
+        </w:tc>
+      </w:tr>
+      <w:tr>
+        <w:tc>
+          <w:tcPr>
+            <w:tcW w:type="dxa" w:w="4513"/>
+            <w:gridSpan w:val="2"/>
+            <w:tcBorders>
+              <w:top w:val="single" w:color="BFBFBF" w:sz="4"/>
+              <w:left w:val="single" w:color="BFBFBF" w:sz="4"/>
+              <w:bottom w:val="single" w:color="BFBFBF" w:sz="4"/>
+              <w:right w:val="single" w:color="BFBFBF" w:sz="4"/>
+            </w:tcBorders>
+            <w:tcMar>
+              <w:top w:type="dxa" w:w="60"/>
+              <w:left w:type="dxa" w:w="120"/>
+              <w:bottom w:type="dxa" w:w="60"/>
+              <w:right w:type="dxa" w:w="120"/>
+            </w:tcMar>
+            <w:vAlign w:val="center"/>
+          </w:tcPr>
+          <w:p>
+            <w:pPr>
+              <w:jc w:val="left"/>
+            </w:pPr>
+            <w:r>
+              <w:rPr>
+                <w:sz w:val="20"/>
+                <w:szCs w:val="20"/>
+              </w:rPr>
+              <w:t xml:space="preserve">数据库密码类变量</w:t>
+            </w:r>
+          </w:p>
+        </w:tc>
+        <w:tc>
+          <w:tcPr>
+            <w:tcW w:type="dxa" w:w="4513"/>
+            <w:gridSpan w:val="2"/>
+            <w:tcBorders>
+              <w:top w:val="single" w:color="BFBFBF" w:sz="4"/>
+              <w:left w:val="single" w:color="BFBFBF" w:sz="4"/>
+              <w:bottom w:val="single" w:color="BFBFBF" w:sz="4"/>
+              <w:right w:val="single" w:color="BFBFBF" w:sz="4"/>
+            </w:tcBorders>
+            <w:tcMar>
+              <w:top w:type="dxa" w:w="60"/>
+              <w:left w:type="dxa" w:w="120"/>
+              <w:bottom w:type="dxa" w:w="60"/>
+              <w:right w:type="dxa" w:w="120"/>
+            </w:tcMar>
+            <w:vAlign w:val="center"/>
+          </w:tcPr>
+          <w:p>
+            <w:pPr>
+              <w:jc w:val="left"/>
+            </w:pPr>
+            <w:r>
+              <w:rPr>
+                <w:sz w:val="20"/>
+                <w:szCs w:val="20"/>
+              </w:rPr>
+              <w:t xml:space="preserve">使用 postgres / mysql profile 时必须修改默认密码</w:t>
+            </w:r>
+          </w:p>
+        </w:tc>
+      </w:tr>
+    </w:tbl>
+    <w:p>
+      <w:pPr>
+        <w:spacing w:after="120" w:before="0"/>
+      </w:pPr>
     </w:p>
     <w:p>
       <w:pPr>
         <w:pStyle w:val="Heading2"/>
       </w:pPr>
       <w:r>
-        <w:t xml:space="preserve">步骤 6：生成证书（可选）</w:t>
+        <w:t xml:space="preserve">步骤 5：生成证书</w:t>
       </w:r>
     </w:p>
     <w:p>
@@ -2515,7 +2718,7 @@
           <w:sz w:val="21"/>
           <w:szCs w:val="21"/>
         </w:rPr>
-        <w:t xml:space="preserve">信创环境请使用 --ca 参数以 CA 签发模式生成根证书与服务器证书，并将 ca.crt 导入客户端浏览器/系统信任机构。
+        <w:t xml:space="preserve">以 CA 签发模式生成根证书与服务器证书（信创环境必须），并将 ca.crt 导入客户端浏览器/系统信任机构。
 </w:t>
       </w:r>
     </w:p>
@@ -2524,7 +2727,7 @@
         <w:pStyle w:val="Heading2"/>
       </w:pPr>
       <w:r>
-        <w:t xml:space="preserve">步骤 7：启动与验证</w:t>
+        <w:t xml:space="preserve">步骤 6：启动与验证</w:t>
       </w:r>
     </w:p>
     <w:p>
@@ -2546,66 +2749,6 @@
           <w:sz w:val="18"/>
           <w:szCs w:val="18"/>
         </w:rPr>
-        <w:t xml:space="preserve">docker images | grep meeting   # 确认实际 tag（应为 0.0.10）
-</w:t>
-      </w:r>
-      <w:r>
-        <w:rPr>
-          <w:rFonts w:ascii="Consolas" w:cs="Consolas" w:eastAsia="Consolas" w:hAnsi="Consolas"/>
-          <w:sz w:val="18"/>
-          <w:szCs w:val="18"/>
-        </w:rPr>
-        <w:br/>
-        <w:t xml:space="preserve">
-</w:t>
-      </w:r>
-      <w:r>
-        <w:rPr>
-          <w:rFonts w:ascii="Consolas" w:cs="Consolas" w:eastAsia="Consolas" w:hAnsi="Consolas"/>
-          <w:sz w:val="18"/>
-          <w:szCs w:val="18"/>
-        </w:rPr>
-        <w:br/>
-        <w:t xml:space="preserve">docker tag meeting-api:0.0.10 meeting-api:latest
-</w:t>
-      </w:r>
-      <w:r>
-        <w:rPr>
-          <w:rFonts w:ascii="Consolas" w:cs="Consolas" w:eastAsia="Consolas" w:hAnsi="Consolas"/>
-          <w:sz w:val="18"/>
-          <w:szCs w:val="18"/>
-        </w:rPr>
-        <w:br/>
-        <w:t xml:space="preserve">docker tag meeting-realtime:0.0.10 meeting-realtime:latest
-</w:t>
-      </w:r>
-      <w:r>
-        <w:rPr>
-          <w:rFonts w:ascii="Consolas" w:cs="Consolas" w:eastAsia="Consolas" w:hAnsi="Consolas"/>
-          <w:sz w:val="18"/>
-          <w:szCs w:val="18"/>
-        </w:rPr>
-        <w:br/>
-        <w:t xml:space="preserve">docker tag meeting-web:0.0.10 meeting-web:latest
-</w:t>
-      </w:r>
-      <w:r>
-        <w:rPr>
-          <w:rFonts w:ascii="Consolas" w:cs="Consolas" w:eastAsia="Consolas" w:hAnsi="Consolas"/>
-          <w:sz w:val="18"/>
-          <w:szCs w:val="18"/>
-        </w:rPr>
-        <w:br/>
-        <w:t xml:space="preserve">
-</w:t>
-      </w:r>
-      <w:r>
-        <w:rPr>
-          <w:rFonts w:ascii="Consolas" w:cs="Consolas" w:eastAsia="Consolas" w:hAnsi="Consolas"/>
-          <w:sz w:val="18"/>
-          <w:szCs w:val="18"/>
-        </w:rPr>
-        <w:br/>
         <w:t xml:space="preserve">docker-compose up -d
 </w:t>
       </w:r>

--- a/docs/install/项目部署说明-docker-offline.docx
+++ b/docs/install/项目部署说明-docker-offline.docx
@@ -2341,6 +2341,19 @@
       </w:pPr>
       <w:r>
         <w:t xml:space="preserve">步骤 4：配置环境</w:t>
+      </w:r>
+    </w:p>
+    <w:p>
+      <w:pPr>
+        <w:spacing w:after="100" w:before="60" w:line="320"/>
+      </w:pPr>
+      <w:r>
+        <w:rPr>
+          <w:sz w:val="21"/>
+          <w:szCs w:val="21"/>
+        </w:rPr>
+        <w:t xml:space="preserve">提示：离线包内的 env.example 即仓库 .env.production.example 的拷贝；本地开发用 .env.example，主机部署用 deploy/native/conf/env.example，三者不可混用。
+</w:t>
       </w:r>
     </w:p>
     <w:p>

--- a/docs/install/项目部署说明-docker-offline.docx
+++ b/docs/install/项目部署说明-docker-offline.docx
@@ -2119,29 +2119,6 @@
           <w:szCs w:val="21"/>
         </w:rPr>
         <w:t xml:space="preserve">已获取到离线包 zip（meeting-docker-x64-*.zip 或 meeting-docker-arm64-*.zip，架构必须与目标机 CPU 一致），手动上传到服务器并解压：
-</w:t>
-      </w:r>
-    </w:p>
-    <w:p>
-      <w:pPr>
-        <w:pBdr>
-          <w:top w:val="single" w:color="D9D9D9" w:sz="2"/>
-          <w:bottom w:val="single" w:color="D9D9D9" w:sz="2"/>
-          <w:left w:val="single" w:color="D9D9D9" w:sz="2"/>
-          <w:right w:val="single" w:color="D9D9D9" w:sz="2"/>
-        </w:pBdr>
-        <w:shd w:fill="F5F6F8"/>
-        <w:spacing w:after="160" w:before="120" w:line="300"/>
-        <w:ind w:left="240" w:right="240"/>
-        <w:jc w:val="left"/>
-      </w:pPr>
-      <w:r>
-        <w:rPr>
-          <w:rFonts w:ascii="Consolas" w:cs="Consolas" w:eastAsia="Consolas" w:hAnsi="Consolas"/>
-          <w:sz w:val="18"/>
-          <w:szCs w:val="18"/>
-        </w:rPr>
-        <w:t xml:space="preserve">scp meeting-docker-*.zip user@&lt;目标机IP&gt;:/opt/meeting-offline/
 </w:t>
       </w:r>
     </w:p>

--- a/docs/install/项目部署说明-docker-offline.docx
+++ b/docs/install/项目部署说明-docker-offline.docx
@@ -2709,6 +2709,19 @@
           <w:szCs w:val="21"/>
         </w:rPr>
         <w:t xml:space="preserve">以 CA 签发模式生成根证书与服务器证书（信创环境必须），并将 ca.crt 导入客户端浏览器/系统信任机构。
+</w:t>
+      </w:r>
+    </w:p>
+    <w:p>
+      <w:pPr>
+        <w:spacing w:after="100" w:before="60" w:line="320"/>
+      </w:pPr>
+      <w:r>
+        <w:rPr>
+          <w:sz w:val="21"/>
+          <w:szCs w:val="21"/>
+        </w:rPr>
+        <w:t xml:space="preserve">证书生成后，客户端可直接在登录页点击「下载 CA 根证书」获取 ca.crt（接口：/api/certs/ca.crt），也可从服务器 deploy/docker/certs/ca.crt 拷贝。
 </w:t>
       </w:r>
     </w:p>
